--- a/book/docx-por-capitulo/capitulo-08-acceso-remoto.docx
+++ b/book/docx-por-capitulo/capitulo-08-acceso-remoto.docx
@@ -7,6 +7,7 @@
         <w:pStyle w:val="Endure-ChapterTitle"/>
         <w:keepNext/>
         <w:spacing w:before="480" w:after="240"/>
+        <w:outlineLvl w:val="0"/>
       </w:pPr>
       <w:r>
         <w:rPr>
@@ -26,82 +27,102 @@
         <w:pStyle w:val="Endure-Subhead"/>
         <w:keepNext/>
         <w:spacing w:before="240" w:after="60"/>
-      </w:pPr>
-      <w:r>
+        <w:outlineLvl w:val="1"/>
+      </w:pPr>
+      <w:r>
+        <w:rPr>
+          <w:sz w:val="24"/>
+        </w:rPr>
         <w:t>Introducción</w:t>
       </w:r>
     </w:p>
     <w:p>
       <w:pPr>
         <w:pStyle w:val="Endure-FirstParagraphBodyText"/>
-      </w:pPr>
-      <w:r>
+        <w:spacing w:before="100" w:after="100"/>
+      </w:pPr>
+      <w:r>
+        <w:rPr>
+          <w:sz w:val="20"/>
+        </w:rPr>
         <w:t>Con el Jetson funcionando en modo headless (Capítulo 2), SSH activo y NoMachine configurado, el siguiente paso natural es establecer un entorno de desarrollo productivo desde su PC con Windows. Este capítulo cubre tres herramientas fundamentales:</w:t>
       </w:r>
     </w:p>
     <w:p>
       <w:pPr>
         <w:pStyle w:val="Endure-ChapterBodyText"/>
-        <w:spacing w:before="20" w:after="20"/>
+        <w:spacing w:before="40" w:after="40"/>
         <w:ind w:left="360" w:hanging="216"/>
       </w:pPr>
       <w:r>
         <w:rPr>
-          <w:sz w:val="18"/>
+          <w:sz w:val="20"/>
         </w:rPr>
         <w:t xml:space="preserve">1. </w:t>
       </w:r>
       <w:r>
         <w:rPr>
           <w:b/>
+          <w:sz w:val="20"/>
         </w:rPr>
         <w:t>VSCode Remote SSH</w:t>
       </w:r>
       <w:r>
+        <w:rPr>
+          <w:sz w:val="20"/>
+        </w:rPr>
         <w:t xml:space="preserve"> — el editor de código más popular del mundo, ejecutando código directamente en el Jetson desde su PC sin copiar archivos</w:t>
       </w:r>
     </w:p>
     <w:p>
       <w:pPr>
         <w:pStyle w:val="Endure-ChapterBodyText"/>
-        <w:spacing w:before="20" w:after="20"/>
+        <w:spacing w:before="40" w:after="40"/>
         <w:ind w:left="360" w:hanging="216"/>
       </w:pPr>
       <w:r>
         <w:rPr>
-          <w:sz w:val="18"/>
+          <w:sz w:val="20"/>
         </w:rPr>
         <w:t xml:space="preserve">2. </w:t>
       </w:r>
       <w:r>
         <w:rPr>
           <w:b/>
+          <w:sz w:val="20"/>
         </w:rPr>
         <w:t>PyCharm via JetBrains Gateway</w:t>
       </w:r>
       <w:r>
+        <w:rPr>
+          <w:sz w:val="20"/>
+        </w:rPr>
         <w:t xml:space="preserve"> — IDE profesional para Python con depurador remoto completo</w:t>
       </w:r>
     </w:p>
     <w:p>
       <w:pPr>
         <w:pStyle w:val="Endure-ChapterBodyText"/>
-        <w:spacing w:before="20" w:after="20"/>
+        <w:spacing w:before="40" w:after="40"/>
         <w:ind w:left="360" w:hanging="216"/>
       </w:pPr>
       <w:r>
         <w:rPr>
-          <w:sz w:val="18"/>
+          <w:sz w:val="20"/>
         </w:rPr>
         <w:t xml:space="preserve">3. </w:t>
       </w:r>
       <w:r>
         <w:rPr>
           <w:b/>
+          <w:sz w:val="20"/>
         </w:rPr>
         <w:t>SCP y SSH Tunnels</w:t>
       </w:r>
       <w:r>
+        <w:rPr>
+          <w:sz w:val="20"/>
+        </w:rPr>
         <w:t xml:space="preserve"> — transferencia de archivos y acceso a servicios del Jetson desde Windows</w:t>
       </w:r>
     </w:p>
@@ -113,71 +134,96 @@
     <w:p>
       <w:pPr>
         <w:pStyle w:val="Endure-ChapterBodyText"/>
+        <w:spacing w:before="100" w:after="100"/>
       </w:pPr>
       <w:r>
         <w:rPr>
           <w:b/>
+          <w:sz w:val="20"/>
         </w:rPr>
         <w:t>Por qué ejecutar el IDE en el Jetson y no en su PC:</w:t>
       </w:r>
       <w:r>
+        <w:rPr>
+          <w:sz w:val="20"/>
+        </w:rPr>
         <w:t xml:space="preserve"> Los scripts de Python que usa este libro (inferencia LLM, visión por computadora, TTS/STT) dependen de CUDA 13.2.1, PyTorch ARM64 y bibliotecas compiladas para sm_87. Si ejecuta el código en su PC y lo transfiere al Jetson, pierde el autocompletado, los errores de tipo y el debugger. Con Remote SSH, el editor corre en su PC pero </w:t>
       </w:r>
       <w:r>
         <w:rPr>
           <w:b/>
+          <w:sz w:val="20"/>
         </w:rPr>
         <w:t>todo el código, las dependencias y la ejecución ocurren en el Jetson</w:t>
       </w:r>
       <w:r>
+        <w:rPr>
+          <w:sz w:val="20"/>
+        </w:rPr>
         <w:t>.</w:t>
       </w:r>
     </w:p>
     <w:p>
       <w:pPr>
         <w:pStyle w:val="Endure-ChapterBodyText"/>
+        <w:spacing w:before="100" w:after="100"/>
       </w:pPr>
       <w:r>
         <w:rPr>
           <w:b/>
+          <w:sz w:val="20"/>
         </w:rPr>
         <w:t>Prerequisito:</w:t>
       </w:r>
       <w:r>
+        <w:rPr>
+          <w:sz w:val="20"/>
+        </w:rPr>
         <w:t xml:space="preserve"> Capítulo 2 completado — SSH activo con alias </w:t>
       </w:r>
       <w:r>
         <w:rPr>
           <w:rFonts w:ascii="Courier New" w:hAnsi="Courier New"/>
-          <w:sz w:val="17"/>
+          <w:sz w:val="16"/>
         </w:rPr>
         <w:t>ssh jetson</w:t>
       </w:r>
       <w:r>
+        <w:rPr>
+          <w:sz w:val="20"/>
+        </w:rPr>
         <w:t xml:space="preserve"> configurado en </w:t>
       </w:r>
       <w:r>
         <w:rPr>
           <w:rFonts w:ascii="Courier New" w:hAnsi="Courier New"/>
-          <w:sz w:val="17"/>
+          <w:sz w:val="16"/>
         </w:rPr>
         <w:t>~/.ssh/config</w:t>
       </w:r>
       <w:r>
+        <w:rPr>
+          <w:sz w:val="20"/>
+        </w:rPr>
         <w:t xml:space="preserve"> de Windows.</w:t>
       </w:r>
     </w:p>
     <w:p>
       <w:pPr>
         <w:pStyle w:val="Endure-ChapterBodyText"/>
+        <w:spacing w:before="100" w:after="100"/>
       </w:pPr>
       <w:r>
         <w:rPr>
           <w:b/>
+          <w:sz w:val="20"/>
         </w:rPr>
         <w:t>Tiempo estimado:</w:t>
       </w:r>
       <w:r>
+        <w:rPr>
+          <w:sz w:val="20"/>
+        </w:rPr>
         <w:t xml:space="preserve"> 20–30 minutos.</w:t>
       </w:r>
     </w:p>
@@ -186,16 +232,24 @@
         <w:pStyle w:val="Endure-Subhead"/>
         <w:keepNext/>
         <w:spacing w:before="240" w:after="60"/>
-      </w:pPr>
-      <w:r>
+        <w:outlineLvl w:val="1"/>
+      </w:pPr>
+      <w:r>
+        <w:rPr>
+          <w:sz w:val="24"/>
+        </w:rPr>
         <w:t>7.1 Verificar Conectividad SSH desde Windows</w:t>
       </w:r>
     </w:p>
     <w:p>
       <w:pPr>
         <w:pStyle w:val="Endure-FirstParagraphBodyText"/>
-      </w:pPr>
-      <w:r>
+        <w:spacing w:before="100" w:after="100"/>
+      </w:pPr>
+      <w:r>
+        <w:rPr>
+          <w:sz w:val="20"/>
+        </w:rPr>
         <w:t>Antes de configurar los IDEs, confirme que la conexión SSH base funciona correctamente:</w:t>
       </w:r>
     </w:p>
@@ -212,7 +266,7 @@
         <w:tc>
           <w:tcPr>
             <w:tcW w:type="dxa" w:w="8152"/>
-            <w:shd w:val="clear" w:color="auto" w:fill="F2F2F2"/>
+            <w:shd w:val="clear" w:color="auto" w:fill="EAEAEA"/>
             <w:tcBorders>
               <w:left w:val="thick" w:sz="24" w:color="1A5A6A"/>
             </w:tcBorders>
@@ -267,6 +321,7 @@
             <w:r>
               <w:rPr>
                 <w:rFonts w:ascii="Courier New" w:hAnsi="Courier New"/>
+                <w:i/>
                 <w:color w:val="555555"/>
                 <w:sz w:val="16"/>
               </w:rPr>
@@ -294,7 +349,7 @@
         <w:tc>
           <w:tcPr>
             <w:tcW w:type="dxa" w:w="8152"/>
-            <w:shd w:val="clear" w:color="auto" w:fill="F2F2F2"/>
+            <w:shd w:val="clear" w:color="auto" w:fill="EAEAEA"/>
             <w:tcBorders>
               <w:left w:val="thick" w:sz="24" w:color="1A5A6A"/>
             </w:tcBorders>
@@ -351,10 +406,11 @@
         <w:pStyle w:val="Endure-Subhead"/>
         <w:keepNext/>
         <w:spacing w:before="160" w:after="60"/>
-      </w:pPr>
-      <w:r>
-        <w:rPr>
-          <w:sz w:val="18"/>
+        <w:outlineLvl w:val="2"/>
+      </w:pPr>
+      <w:r>
+        <w:rPr>
+          <w:sz w:val="22"/>
         </w:rPr>
         <w:t>7.1.1 Configurar `ssh jetson` si no existe</w:t>
       </w:r>
@@ -362,18 +418,25 @@
     <w:p>
       <w:pPr>
         <w:pStyle w:val="Endure-FirstParagraphBodyText"/>
-      </w:pPr>
-      <w:r>
+        <w:spacing w:before="100" w:after="100"/>
+      </w:pPr>
+      <w:r>
+        <w:rPr>
+          <w:sz w:val="20"/>
+        </w:rPr>
         <w:t xml:space="preserve">Si el alias </w:t>
       </w:r>
       <w:r>
         <w:rPr>
           <w:rFonts w:ascii="Courier New" w:hAnsi="Courier New"/>
-          <w:sz w:val="17"/>
+          <w:sz w:val="16"/>
         </w:rPr>
         <w:t>ssh jetson</w:t>
       </w:r>
       <w:r>
+        <w:rPr>
+          <w:sz w:val="20"/>
+        </w:rPr>
         <w:t xml:space="preserve"> no está configurado, créelo ahora en Windows:</w:t>
       </w:r>
     </w:p>
@@ -390,7 +453,7 @@
         <w:tc>
           <w:tcPr>
             <w:tcW w:type="dxa" w:w="8152"/>
-            <w:shd w:val="clear" w:color="auto" w:fill="F2F2F2"/>
+            <w:shd w:val="clear" w:color="auto" w:fill="EAEAEA"/>
             <w:tcBorders>
               <w:left w:val="thick" w:sz="24" w:color="1A5A6A"/>
             </w:tcBorders>
@@ -462,6 +525,7 @@
             <w:r>
               <w:rPr>
                 <w:rFonts w:ascii="Courier New" w:hAnsi="Courier New"/>
+                <w:i/>
                 <w:color w:val="555555"/>
                 <w:sz w:val="16"/>
               </w:rPr>
@@ -479,18 +543,25 @@
     <w:p>
       <w:pPr>
         <w:pStyle w:val="Endure-ChapterBodyText"/>
-      </w:pPr>
-      <w:r>
+        <w:spacing w:before="100" w:after="100"/>
+      </w:pPr>
+      <w:r>
+        <w:rPr>
+          <w:sz w:val="20"/>
+        </w:rPr>
         <w:t xml:space="preserve">Contenido del archivo </w:t>
       </w:r>
       <w:r>
         <w:rPr>
           <w:rFonts w:ascii="Courier New" w:hAnsi="Courier New"/>
-          <w:sz w:val="17"/>
+          <w:sz w:val="16"/>
         </w:rPr>
         <w:t>~/.ssh/config</w:t>
       </w:r>
       <w:r>
+        <w:rPr>
+          <w:sz w:val="20"/>
+        </w:rPr>
         <w:t xml:space="preserve"> en Windows:</w:t>
       </w:r>
     </w:p>
@@ -507,7 +578,7 @@
         <w:tc>
           <w:tcPr>
             <w:tcW w:type="dxa" w:w="8152"/>
-            <w:shd w:val="clear" w:color="auto" w:fill="F2F2F2"/>
+            <w:shd w:val="clear" w:color="auto" w:fill="EAEAEA"/>
             <w:tcBorders>
               <w:left w:val="thick" w:sz="24" w:color="1A5A6A"/>
             </w:tcBorders>
@@ -528,6 +599,7 @@
             <w:r>
               <w:rPr>
                 <w:rFonts w:ascii="Courier New" w:hAnsi="Courier New"/>
+                <w:i/>
                 <w:color w:val="555555"/>
                 <w:sz w:val="16"/>
               </w:rPr>
@@ -544,6 +616,7 @@
             <w:r>
               <w:rPr>
                 <w:rFonts w:ascii="Courier New" w:hAnsi="Courier New"/>
+                <w:i/>
                 <w:color w:val="555555"/>
                 <w:sz w:val="16"/>
               </w:rPr>
@@ -560,6 +633,7 @@
             <w:r>
               <w:rPr>
                 <w:rFonts w:ascii="Courier New" w:hAnsi="Courier New"/>
+                <w:i/>
                 <w:color w:val="555555"/>
                 <w:sz w:val="16"/>
               </w:rPr>
@@ -576,6 +650,7 @@
             <w:r>
               <w:rPr>
                 <w:rFonts w:ascii="Courier New" w:hAnsi="Courier New"/>
+                <w:i/>
                 <w:color w:val="555555"/>
                 <w:sz w:val="16"/>
               </w:rPr>
@@ -592,6 +667,7 @@
             <w:r>
               <w:rPr>
                 <w:rFonts w:ascii="Courier New" w:hAnsi="Courier New"/>
+                <w:i/>
                 <w:color w:val="555555"/>
                 <w:sz w:val="16"/>
               </w:rPr>
@@ -608,6 +684,7 @@
             <w:r>
               <w:rPr>
                 <w:rFonts w:ascii="Courier New" w:hAnsi="Courier New"/>
+                <w:i/>
                 <w:color w:val="555555"/>
                 <w:sz w:val="16"/>
               </w:rPr>
@@ -624,6 +701,7 @@
             <w:r>
               <w:rPr>
                 <w:rFonts w:ascii="Courier New" w:hAnsi="Courier New"/>
+                <w:i/>
                 <w:color w:val="555555"/>
                 <w:sz w:val="16"/>
               </w:rPr>
@@ -651,7 +729,7 @@
         <w:tc>
           <w:tcPr>
             <w:tcW w:type="dxa" w:w="8152"/>
-            <w:shd w:val="clear" w:color="auto" w:fill="F2F2F2"/>
+            <w:shd w:val="clear" w:color="auto" w:fill="EAEAEA"/>
             <w:tcBorders>
               <w:left w:val="thick" w:sz="24" w:color="1A5A6A"/>
             </w:tcBorders>
@@ -689,6 +767,7 @@
             <w:r>
               <w:rPr>
                 <w:rFonts w:ascii="Courier New" w:hAnsi="Courier New"/>
+                <w:i/>
                 <w:color w:val="555555"/>
                 <w:sz w:val="16"/>
               </w:rPr>
@@ -763,7 +842,7 @@
             <w:r>
               <w:rPr>
                 <w:rFonts w:ascii="Courier New" w:hAnsi="Courier New"/>
-                <w:sz w:val="17"/>
+                <w:sz w:val="16"/>
               </w:rPr>
               <w:t>ssh jetson</w:t>
             </w:r>
@@ -773,7 +852,7 @@
             <w:r>
               <w:rPr>
                 <w:rFonts w:ascii="Courier New" w:hAnsi="Courier New"/>
-                <w:sz w:val="17"/>
+                <w:sz w:val="16"/>
               </w:rPr>
               <w:t>~/.ssh/config</w:t>
             </w:r>
@@ -783,7 +862,7 @@
             <w:r>
               <w:rPr>
                 <w:rFonts w:ascii="Courier New" w:hAnsi="Courier New"/>
-                <w:sz w:val="17"/>
+                <w:sz w:val="16"/>
               </w:rPr>
               <w:t>Host jetson</w:t>
             </w:r>
@@ -804,16 +883,24 @@
         <w:pStyle w:val="Endure-Subhead"/>
         <w:keepNext/>
         <w:spacing w:before="240" w:after="60"/>
-      </w:pPr>
-      <w:r>
+        <w:outlineLvl w:val="1"/>
+      </w:pPr>
+      <w:r>
+        <w:rPr>
+          <w:sz w:val="24"/>
+        </w:rPr>
         <w:t>7.2 VSCode Remote SSH</w:t>
       </w:r>
     </w:p>
     <w:p>
       <w:pPr>
         <w:pStyle w:val="Endure-FirstParagraphBodyText"/>
-      </w:pPr>
-      <w:r>
+        <w:spacing w:before="100" w:after="100"/>
+      </w:pPr>
+      <w:r>
+        <w:rPr>
+          <w:sz w:val="20"/>
+        </w:rPr>
         <w:t>VSCode Remote SSH es la forma más eficiente de desarrollar en el Jetson. El editor corre en Windows con toda la UI familiar, pero el servidor de lenguaje, el terminal integrado, las extensiones de Python y la ejecución de código ocurren 100% en el Jetson.</w:t>
       </w:r>
     </w:p>
@@ -822,10 +909,11 @@
         <w:pStyle w:val="Endure-Subhead"/>
         <w:keepNext/>
         <w:spacing w:before="160" w:after="60"/>
-      </w:pPr>
-      <w:r>
-        <w:rPr>
-          <w:sz w:val="18"/>
+        <w:outlineLvl w:val="2"/>
+      </w:pPr>
+      <w:r>
+        <w:rPr>
+          <w:sz w:val="22"/>
         </w:rPr>
         <w:t>7.2.1 Instalar la Extensión Remote SSH</w:t>
       </w:r>
@@ -833,89 +921,108 @@
     <w:p>
       <w:pPr>
         <w:pStyle w:val="Endure-ChapterBodyText"/>
-        <w:spacing w:before="20" w:after="20"/>
+        <w:spacing w:before="40" w:after="40"/>
         <w:ind w:left="360" w:hanging="216"/>
       </w:pPr>
       <w:r>
         <w:rPr>
-          <w:sz w:val="18"/>
+          <w:sz w:val="20"/>
         </w:rPr>
         <w:t xml:space="preserve">1. </w:t>
       </w:r>
       <w:r>
+        <w:rPr>
+          <w:sz w:val="20"/>
+        </w:rPr>
         <w:t>Abra VSCode en Windows</w:t>
       </w:r>
     </w:p>
     <w:p>
       <w:pPr>
         <w:pStyle w:val="Endure-ChapterBodyText"/>
-        <w:spacing w:before="20" w:after="20"/>
+        <w:spacing w:before="40" w:after="40"/>
         <w:ind w:left="360" w:hanging="216"/>
       </w:pPr>
       <w:r>
         <w:rPr>
-          <w:sz w:val="18"/>
+          <w:sz w:val="20"/>
         </w:rPr>
         <w:t xml:space="preserve">2. </w:t>
       </w:r>
       <w:r>
+        <w:rPr>
+          <w:sz w:val="20"/>
+        </w:rPr>
         <w:t xml:space="preserve">Presione </w:t>
       </w:r>
       <w:r>
         <w:rPr>
           <w:rFonts w:ascii="Courier New" w:hAnsi="Courier New"/>
-          <w:sz w:val="17"/>
+          <w:sz w:val="16"/>
         </w:rPr>
         <w:t>Ctrl+Shift+X</w:t>
       </w:r>
       <w:r>
+        <w:rPr>
+          <w:sz w:val="20"/>
+        </w:rPr>
         <w:t xml:space="preserve"> (Extensiones)</w:t>
       </w:r>
     </w:p>
     <w:p>
       <w:pPr>
         <w:pStyle w:val="Endure-ChapterBodyText"/>
-        <w:spacing w:before="20" w:after="20"/>
+        <w:spacing w:before="40" w:after="40"/>
         <w:ind w:left="360" w:hanging="216"/>
       </w:pPr>
       <w:r>
         <w:rPr>
-          <w:sz w:val="18"/>
+          <w:sz w:val="20"/>
         </w:rPr>
         <w:t xml:space="preserve">3. </w:t>
       </w:r>
       <w:r>
+        <w:rPr>
+          <w:sz w:val="20"/>
+        </w:rPr>
         <w:t xml:space="preserve">Busque </w:t>
       </w:r>
       <w:r>
         <w:rPr>
           <w:rFonts w:ascii="Courier New" w:hAnsi="Courier New"/>
-          <w:sz w:val="17"/>
+          <w:sz w:val="16"/>
         </w:rPr>
         <w:t>Remote - SSH</w:t>
       </w:r>
       <w:r>
+        <w:rPr>
+          <w:sz w:val="20"/>
+        </w:rPr>
         <w:t xml:space="preserve"> (publicada por Microsoft)</w:t>
       </w:r>
     </w:p>
     <w:p>
       <w:pPr>
         <w:pStyle w:val="Endure-ChapterBodyText"/>
-        <w:spacing w:before="20" w:after="20"/>
+        <w:spacing w:before="40" w:after="40"/>
         <w:ind w:left="360" w:hanging="216"/>
       </w:pPr>
       <w:r>
         <w:rPr>
-          <w:sz w:val="18"/>
+          <w:sz w:val="20"/>
         </w:rPr>
         <w:t xml:space="preserve">4. </w:t>
       </w:r>
       <w:r>
+        <w:rPr>
+          <w:sz w:val="20"/>
+        </w:rPr>
         <w:t xml:space="preserve">Clic en </w:t>
       </w:r>
       <w:r>
         <w:rPr>
           <w:b/>
+          <w:sz w:val="20"/>
         </w:rPr>
         <w:t>Install</w:t>
       </w:r>
@@ -928,62 +1035,77 @@
     <w:p>
       <w:pPr>
         <w:pStyle w:val="Endure-ChapterBodyText"/>
-      </w:pPr>
-      <w:r>
+        <w:spacing w:before="100" w:after="100"/>
+      </w:pPr>
+      <w:r>
+        <w:rPr>
+          <w:sz w:val="20"/>
+        </w:rPr>
         <w:t>También instale estas extensiones relacionadas:</w:t>
       </w:r>
     </w:p>
     <w:p>
       <w:pPr>
         <w:pStyle w:val="Endure-ChapterBodyText"/>
-        <w:spacing w:before="20" w:after="20"/>
+        <w:spacing w:before="40" w:after="40"/>
         <w:ind w:left="360" w:hanging="216"/>
       </w:pPr>
       <w:r>
         <w:rPr>
-          <w:sz w:val="18"/>
+          <w:sz w:val="20"/>
         </w:rPr>
         <w:t xml:space="preserve">• </w:t>
       </w:r>
       <w:r>
         <w:rPr>
           <w:b/>
+          <w:sz w:val="20"/>
         </w:rPr>
         <w:t>Remote - SSH: Editing Configuration Files</w:t>
       </w:r>
       <w:r>
+        <w:rPr>
+          <w:sz w:val="20"/>
+        </w:rPr>
         <w:t xml:space="preserve"> (para editar </w:t>
       </w:r>
       <w:r>
         <w:rPr>
           <w:rFonts w:ascii="Courier New" w:hAnsi="Courier New"/>
-          <w:sz w:val="17"/>
+          <w:sz w:val="16"/>
         </w:rPr>
         <w:t>~/.ssh/config</w:t>
       </w:r>
       <w:r>
+        <w:rPr>
+          <w:sz w:val="20"/>
+        </w:rPr>
         <w:t xml:space="preserve"> desde VSCode)</w:t>
       </w:r>
     </w:p>
     <w:p>
       <w:pPr>
         <w:pStyle w:val="Endure-ChapterBodyText"/>
-        <w:spacing w:before="20" w:after="20"/>
+        <w:spacing w:before="40" w:after="40"/>
         <w:ind w:left="360" w:hanging="216"/>
       </w:pPr>
       <w:r>
         <w:rPr>
-          <w:sz w:val="18"/>
+          <w:sz w:val="20"/>
         </w:rPr>
         <w:t xml:space="preserve">• </w:t>
       </w:r>
       <w:r>
         <w:rPr>
           <w:b/>
+          <w:sz w:val="20"/>
         </w:rPr>
         <w:t>Python</w:t>
       </w:r>
       <w:r>
+        <w:rPr>
+          <w:sz w:val="20"/>
+        </w:rPr>
         <w:t xml:space="preserve"> (publicada por Microsoft) — se instalará también en el Jetson automáticamente</w:t>
       </w:r>
     </w:p>
@@ -997,10 +1119,11 @@
         <w:pStyle w:val="Endure-Subhead"/>
         <w:keepNext/>
         <w:spacing w:before="160" w:after="60"/>
-      </w:pPr>
-      <w:r>
-        <w:rPr>
-          <w:sz w:val="18"/>
+        <w:outlineLvl w:val="2"/>
+      </w:pPr>
+      <w:r>
+        <w:rPr>
+          <w:sz w:val="22"/>
         </w:rPr>
         <w:t>7.2.2 Conectar VSCode al Jetson</w:t>
       </w:r>
@@ -1008,32 +1131,38 @@
     <w:p>
       <w:pPr>
         <w:pStyle w:val="Endure-ChapterBodyText"/>
-        <w:spacing w:before="20" w:after="20"/>
+        <w:spacing w:before="40" w:after="40"/>
         <w:ind w:left="360" w:hanging="216"/>
       </w:pPr>
       <w:r>
         <w:rPr>
-          <w:sz w:val="18"/>
+          <w:sz w:val="20"/>
         </w:rPr>
         <w:t xml:space="preserve">1. </w:t>
       </w:r>
       <w:r>
+        <w:rPr>
+          <w:sz w:val="20"/>
+        </w:rPr>
         <w:t xml:space="preserve">Presione </w:t>
       </w:r>
       <w:r>
         <w:rPr>
           <w:rFonts w:ascii="Courier New" w:hAnsi="Courier New"/>
-          <w:sz w:val="17"/>
+          <w:sz w:val="16"/>
         </w:rPr>
         <w:t>Ctrl+Shift+P</w:t>
       </w:r>
       <w:r>
+        <w:rPr>
+          <w:sz w:val="20"/>
+        </w:rPr>
         <w:t xml:space="preserve"> → escriba </w:t>
       </w:r>
       <w:r>
         <w:rPr>
           <w:rFonts w:ascii="Courier New" w:hAnsi="Courier New"/>
-          <w:sz w:val="17"/>
+          <w:sz w:val="16"/>
         </w:rPr>
         <w:t>Remote-SSH: Connect to Host...</w:t>
       </w:r>
@@ -1041,58 +1170,70 @@
     <w:p>
       <w:pPr>
         <w:pStyle w:val="Endure-ChapterBodyText"/>
-        <w:spacing w:before="20" w:after="20"/>
+        <w:spacing w:before="40" w:after="40"/>
         <w:ind w:left="360" w:hanging="216"/>
       </w:pPr>
       <w:r>
         <w:rPr>
-          <w:sz w:val="18"/>
+          <w:sz w:val="20"/>
         </w:rPr>
         <w:t xml:space="preserve">2. </w:t>
       </w:r>
       <w:r>
+        <w:rPr>
+          <w:sz w:val="20"/>
+        </w:rPr>
         <w:t xml:space="preserve">Seleccione </w:t>
       </w:r>
       <w:r>
         <w:rPr>
           <w:rFonts w:ascii="Courier New" w:hAnsi="Courier New"/>
-          <w:sz w:val="17"/>
+          <w:sz w:val="16"/>
         </w:rPr>
         <w:t>jetson</w:t>
       </w:r>
       <w:r>
+        <w:rPr>
+          <w:sz w:val="20"/>
+        </w:rPr>
         <w:t xml:space="preserve"> (aparecerá desde su </w:t>
       </w:r>
       <w:r>
         <w:rPr>
           <w:rFonts w:ascii="Courier New" w:hAnsi="Courier New"/>
-          <w:sz w:val="17"/>
+          <w:sz w:val="16"/>
         </w:rPr>
         <w:t>~/.ssh/config</w:t>
       </w:r>
       <w:r>
+        <w:rPr>
+          <w:sz w:val="20"/>
+        </w:rPr>
         <w:t>)</w:t>
       </w:r>
     </w:p>
     <w:p>
       <w:pPr>
         <w:pStyle w:val="Endure-ChapterBodyText"/>
-        <w:spacing w:before="20" w:after="20"/>
+        <w:spacing w:before="40" w:after="40"/>
         <w:ind w:left="360" w:hanging="216"/>
       </w:pPr>
       <w:r>
         <w:rPr>
-          <w:sz w:val="18"/>
+          <w:sz w:val="20"/>
         </w:rPr>
         <w:t xml:space="preserve">3. </w:t>
       </w:r>
       <w:r>
+        <w:rPr>
+          <w:sz w:val="20"/>
+        </w:rPr>
         <w:t xml:space="preserve">Se abrirá una nueva ventana de VSCode. En la esquina inferior izquierda verá </w:t>
       </w:r>
       <w:r>
         <w:rPr>
           <w:rFonts w:ascii="Courier New" w:hAnsi="Courier New"/>
-          <w:sz w:val="17"/>
+          <w:sz w:val="16"/>
         </w:rPr>
         <w:t>SSH: jetson</w:t>
       </w:r>
@@ -1100,16 +1241,19 @@
     <w:p>
       <w:pPr>
         <w:pStyle w:val="Endure-ChapterBodyText"/>
-        <w:spacing w:before="20" w:after="20"/>
+        <w:spacing w:before="40" w:after="40"/>
         <w:ind w:left="360" w:hanging="216"/>
       </w:pPr>
       <w:r>
         <w:rPr>
-          <w:sz w:val="18"/>
+          <w:sz w:val="20"/>
         </w:rPr>
         <w:t xml:space="preserve">4. </w:t>
       </w:r>
       <w:r>
+        <w:rPr>
+          <w:sz w:val="20"/>
+        </w:rPr>
         <w:t>Primera conexión: VSCode instalará el servidor remoto en el Jetson (~100 MB, tarda 1–2 min)</w:t>
       </w:r>
     </w:p>
@@ -1131,7 +1275,7 @@
         <w:tc>
           <w:tcPr>
             <w:tcW w:type="dxa" w:w="8152"/>
-            <w:shd w:val="clear" w:color="auto" w:fill="F2F2F2"/>
+            <w:shd w:val="clear" w:color="auto" w:fill="EAEAEA"/>
             <w:tcBorders>
               <w:left w:val="thick" w:sz="24" w:color="1A5A6A"/>
             </w:tcBorders>
@@ -1169,6 +1313,7 @@
             <w:r>
               <w:rPr>
                 <w:rFonts w:ascii="Courier New" w:hAnsi="Courier New"/>
+                <w:i/>
                 <w:color w:val="555555"/>
                 <w:sz w:val="16"/>
               </w:rPr>
@@ -1185,6 +1330,7 @@
             <w:r>
               <w:rPr>
                 <w:rFonts w:ascii="Courier New" w:hAnsi="Courier New"/>
+                <w:i/>
                 <w:color w:val="555555"/>
                 <w:sz w:val="16"/>
               </w:rPr>
@@ -1201,6 +1347,7 @@
             <w:r>
               <w:rPr>
                 <w:rFonts w:ascii="Courier New" w:hAnsi="Courier New"/>
+                <w:i/>
                 <w:color w:val="555555"/>
                 <w:sz w:val="16"/>
               </w:rPr>
@@ -1217,6 +1364,7 @@
             <w:r>
               <w:rPr>
                 <w:rFonts w:ascii="Courier New" w:hAnsi="Courier New"/>
+                <w:i/>
                 <w:color w:val="555555"/>
                 <w:sz w:val="16"/>
               </w:rPr>
@@ -1236,10 +1384,11 @@
         <w:pStyle w:val="Endure-Subhead"/>
         <w:keepNext/>
         <w:spacing w:before="160" w:after="60"/>
-      </w:pPr>
-      <w:r>
-        <w:rPr>
-          <w:sz w:val="18"/>
+        <w:outlineLvl w:val="2"/>
+      </w:pPr>
+      <w:r>
+        <w:rPr>
+          <w:sz w:val="22"/>
         </w:rPr>
         <w:t>7.2.3 Abrir la carpeta de trabajo en el Jetson</w:t>
       </w:r>
@@ -1247,36 +1396,44 @@
     <w:p>
       <w:pPr>
         <w:pStyle w:val="Endure-FirstParagraphBodyText"/>
-      </w:pPr>
-      <w:r>
+        <w:spacing w:before="100" w:after="100"/>
+      </w:pPr>
+      <w:r>
+        <w:rPr>
+          <w:sz w:val="20"/>
+        </w:rPr>
         <w:t>Una vez conectado:</w:t>
       </w:r>
     </w:p>
     <w:p>
       <w:pPr>
         <w:pStyle w:val="Endure-ChapterBodyText"/>
-        <w:spacing w:before="20" w:after="20"/>
+        <w:spacing w:before="40" w:after="40"/>
         <w:ind w:left="360" w:hanging="216"/>
       </w:pPr>
       <w:r>
         <w:rPr>
-          <w:sz w:val="18"/>
+          <w:sz w:val="20"/>
         </w:rPr>
         <w:t xml:space="preserve">1. </w:t>
       </w:r>
       <w:r>
         <w:rPr>
           <w:rFonts w:ascii="Courier New" w:hAnsi="Courier New"/>
-          <w:sz w:val="17"/>
+          <w:sz w:val="16"/>
         </w:rPr>
         <w:t>Ctrl+K Ctrl+O</w:t>
       </w:r>
       <w:r>
+        <w:rPr>
+          <w:sz w:val="20"/>
+        </w:rPr>
         <w:t xml:space="preserve"> → </w:t>
       </w:r>
       <w:r>
         <w:rPr>
           <w:b/>
+          <w:sz w:val="20"/>
         </w:rPr>
         <w:t>Open Folder</w:t>
       </w:r>
@@ -1284,57 +1441,70 @@
     <w:p>
       <w:pPr>
         <w:pStyle w:val="Endure-ChapterBodyText"/>
-        <w:spacing w:before="20" w:after="20"/>
+        <w:spacing w:before="40" w:after="40"/>
         <w:ind w:left="360" w:hanging="216"/>
       </w:pPr>
       <w:r>
         <w:rPr>
-          <w:sz w:val="18"/>
+          <w:sz w:val="20"/>
         </w:rPr>
         <w:t xml:space="preserve">2. </w:t>
       </w:r>
       <w:r>
+        <w:rPr>
+          <w:sz w:val="20"/>
+        </w:rPr>
         <w:t xml:space="preserve">Escriba la ruta del Jetson: </w:t>
       </w:r>
       <w:r>
         <w:rPr>
           <w:rFonts w:ascii="Courier New" w:hAnsi="Courier New"/>
-          <w:sz w:val="17"/>
+          <w:sz w:val="16"/>
         </w:rPr>
         <w:t>/home/jetson/</w:t>
       </w:r>
       <w:r>
+        <w:rPr>
+          <w:sz w:val="20"/>
+        </w:rPr>
         <w:t xml:space="preserve"> (o </w:t>
       </w:r>
       <w:r>
         <w:rPr>
           <w:rFonts w:ascii="Courier New" w:hAnsi="Courier New"/>
-          <w:sz w:val="17"/>
+          <w:sz w:val="16"/>
         </w:rPr>
         <w:t>/data/proyectos/</w:t>
       </w:r>
       <w:r>
+        <w:rPr>
+          <w:sz w:val="20"/>
+        </w:rPr>
         <w:t>)</w:t>
       </w:r>
     </w:p>
     <w:p>
       <w:pPr>
         <w:pStyle w:val="Endure-ChapterBodyText"/>
-        <w:spacing w:before="20" w:after="20"/>
+        <w:spacing w:before="40" w:after="40"/>
         <w:ind w:left="360" w:hanging="216"/>
       </w:pPr>
       <w:r>
         <w:rPr>
-          <w:sz w:val="18"/>
+          <w:sz w:val="20"/>
         </w:rPr>
         <w:t xml:space="preserve">3. </w:t>
       </w:r>
       <w:r>
+        <w:rPr>
+          <w:sz w:val="20"/>
+        </w:rPr>
         <w:t xml:space="preserve">Clic en </w:t>
       </w:r>
       <w:r>
         <w:rPr>
           <w:b/>
+          <w:sz w:val="20"/>
         </w:rPr>
         <w:t>OK</w:t>
       </w:r>
@@ -1347,18 +1517,25 @@
     <w:p>
       <w:pPr>
         <w:pStyle w:val="Endure-ChapterBodyText"/>
-      </w:pPr>
-      <w:r>
+        <w:spacing w:before="100" w:after="100"/>
+      </w:pPr>
+      <w:r>
+        <w:rPr>
+          <w:sz w:val="20"/>
+        </w:rPr>
         <w:t>Ahora puede crear, editar y ejecutar archivos directamente en el Jetson. El terminal integrado (</w:t>
       </w:r>
       <w:r>
         <w:rPr>
           <w:rFonts w:ascii="Courier New" w:hAnsi="Courier New"/>
-          <w:sz w:val="17"/>
+          <w:sz w:val="16"/>
         </w:rPr>
         <w:t>Ctrl+\</w:t>
       </w:r>
       <w:r>
+        <w:rPr>
+          <w:sz w:val="20"/>
+        </w:rPr>
         <w:t>`) abre una terminal en el Jetson.</w:t>
       </w:r>
     </w:p>
@@ -1367,10 +1544,11 @@
         <w:pStyle w:val="Endure-Subhead"/>
         <w:keepNext/>
         <w:spacing w:before="160" w:after="60"/>
-      </w:pPr>
-      <w:r>
-        <w:rPr>
-          <w:sz w:val="18"/>
+        <w:outlineLvl w:val="2"/>
+      </w:pPr>
+      <w:r>
+        <w:rPr>
+          <w:sz w:val="22"/>
         </w:rPr>
         <w:t>7.2.4 Instalar extensiones Python en el Jetson</w:t>
       </w:r>
@@ -1378,17 +1556,25 @@
     <w:p>
       <w:pPr>
         <w:pStyle w:val="Endure-FirstParagraphBodyText"/>
-      </w:pPr>
-      <w:r>
+        <w:spacing w:before="100" w:after="100"/>
+      </w:pPr>
+      <w:r>
+        <w:rPr>
+          <w:sz w:val="20"/>
+        </w:rPr>
         <w:t xml:space="preserve">Con la conexión activa, instale las extensiones en el </w:t>
       </w:r>
       <w:r>
         <w:rPr>
           <w:b/>
+          <w:sz w:val="20"/>
         </w:rPr>
         <w:t>servidor remoto</w:t>
       </w:r>
       <w:r>
+        <w:rPr>
+          <w:sz w:val="20"/>
+        </w:rPr>
         <w:t xml:space="preserve"> (el Jetson):</w:t>
       </w:r>
     </w:p>
@@ -1405,7 +1591,7 @@
         <w:tc>
           <w:tcPr>
             <w:tcW w:type="dxa" w:w="8152"/>
-            <w:shd w:val="clear" w:color="auto" w:fill="F2F2F2"/>
+            <w:shd w:val="clear" w:color="auto" w:fill="EAEAEA"/>
             <w:tcBorders>
               <w:left w:val="thick" w:sz="24" w:color="1A5A6A"/>
             </w:tcBorders>
@@ -1461,18 +1647,25 @@
     <w:p>
       <w:pPr>
         <w:pStyle w:val="Endure-ChapterBodyText"/>
-      </w:pPr>
-      <w:r>
+        <w:spacing w:before="100" w:after="100"/>
+      </w:pPr>
+      <w:r>
+        <w:rPr>
+          <w:sz w:val="20"/>
+        </w:rPr>
         <w:t xml:space="preserve">Las extensiones marcadas con </w:t>
       </w:r>
       <w:r>
         <w:rPr>
           <w:rFonts w:ascii="Courier New" w:hAnsi="Courier New"/>
-          <w:sz w:val="17"/>
+          <w:sz w:val="16"/>
         </w:rPr>
         <w:t>(SSH: jetson)</w:t>
       </w:r>
       <w:r>
+        <w:rPr>
+          <w:sz w:val="20"/>
+        </w:rPr>
         <w:t xml:space="preserve"> corren en el Jetson y tienen acceso a CUDA, PyTorch y todas las bibliotecas instaladas.</w:t>
       </w:r>
     </w:p>
@@ -1481,10 +1674,11 @@
         <w:pStyle w:val="Endure-Subhead"/>
         <w:keepNext/>
         <w:spacing w:before="160" w:after="60"/>
-      </w:pPr>
-      <w:r>
-        <w:rPr>
-          <w:sz w:val="18"/>
+        <w:outlineLvl w:val="2"/>
+      </w:pPr>
+      <w:r>
+        <w:rPr>
+          <w:sz w:val="22"/>
         </w:rPr>
         <w:t>7.2.5 Seleccionar el intérprete Python</w:t>
       </w:r>
@@ -1502,7 +1696,7 @@
         <w:tc>
           <w:tcPr>
             <w:tcW w:type="dxa" w:w="8152"/>
-            <w:shd w:val="clear" w:color="auto" w:fill="F2F2F2"/>
+            <w:shd w:val="clear" w:color="auto" w:fill="EAEAEA"/>
             <w:tcBorders>
               <w:left w:val="thick" w:sz="24" w:color="1A5A6A"/>
             </w:tcBorders>
@@ -1652,7 +1846,7 @@
             <w:r>
               <w:rPr>
                 <w:rFonts w:ascii="Courier New" w:hAnsi="Courier New"/>
-                <w:sz w:val="17"/>
+                <w:sz w:val="16"/>
               </w:rPr>
               <w:t>.vscode/settings.json</w:t>
             </w:r>
@@ -1662,7 +1856,7 @@
             <w:r>
               <w:rPr>
                 <w:rFonts w:ascii="Courier New" w:hAnsi="Courier New"/>
-                <w:sz w:val="17"/>
+                <w:sz w:val="16"/>
               </w:rPr>
               <w:t>"python.defaultInterpreterPath"</w:t>
             </w:r>
@@ -1691,7 +1885,7 @@
         <w:tc>
           <w:tcPr>
             <w:tcW w:type="dxa" w:w="8152"/>
-            <w:shd w:val="clear" w:color="auto" w:fill="F2F2F2"/>
+            <w:shd w:val="clear" w:color="auto" w:fill="EAEAEA"/>
             <w:tcBorders>
               <w:left w:val="thick" w:sz="24" w:color="1A5A6A"/>
             </w:tcBorders>
@@ -1795,10 +1989,11 @@
         <w:pStyle w:val="Endure-Subhead"/>
         <w:keepNext/>
         <w:spacing w:before="160" w:after="60"/>
-      </w:pPr>
-      <w:r>
-        <w:rPr>
-          <w:sz w:val="18"/>
+        <w:outlineLvl w:val="2"/>
+      </w:pPr>
+      <w:r>
+        <w:rPr>
+          <w:sz w:val="22"/>
         </w:rPr>
         <w:t>7.2.6 Ejecutar y depurar código en el Jetson</w:t>
       </w:r>
@@ -1806,18 +2001,25 @@
     <w:p>
       <w:pPr>
         <w:pStyle w:val="Endure-FirstParagraphBodyText"/>
-      </w:pPr>
-      <w:r>
+        <w:spacing w:before="100" w:after="100"/>
+      </w:pPr>
+      <w:r>
+        <w:rPr>
+          <w:sz w:val="20"/>
+        </w:rPr>
         <w:t>Con VSCode remoto, el botón "Run" (</w:t>
       </w:r>
       <w:r>
         <w:rPr>
           <w:rFonts w:ascii="Courier New" w:hAnsi="Courier New"/>
-          <w:sz w:val="17"/>
+          <w:sz w:val="16"/>
         </w:rPr>
         <w:t>F5</w:t>
       </w:r>
       <w:r>
+        <w:rPr>
+          <w:sz w:val="20"/>
+        </w:rPr>
         <w:t>) ejecuta el script directamente en el Jetson con acceso a la GPU. El depurador funciona igual que localmente — puntos de interrupción, inspección de variables, call stack.</w:t>
       </w:r>
     </w:p>
@@ -1834,7 +2036,7 @@
         <w:tc>
           <w:tcPr>
             <w:tcW w:type="dxa" w:w="8152"/>
-            <w:shd w:val="clear" w:color="auto" w:fill="F2F2F2"/>
+            <w:shd w:val="clear" w:color="auto" w:fill="EAEAEA"/>
             <w:tcBorders>
               <w:left w:val="thick" w:sz="24" w:color="1A5A6A"/>
             </w:tcBorders>
@@ -1855,7 +2057,8 @@
             <w:r>
               <w:rPr>
                 <w:rFonts w:ascii="Courier New" w:hAnsi="Courier New"/>
-                <w:color w:val="1A1A1A"/>
+                <w:i/>
+                <w:color w:val="888888"/>
                 <w:sz w:val="16"/>
               </w:rPr>
               <w:t># test_gpu.py -- crear en el Jetson desde VSCode</w:t>
@@ -1946,7 +2149,7 @@
         <w:tc>
           <w:tcPr>
             <w:tcW w:type="dxa" w:w="8152"/>
-            <w:shd w:val="clear" w:color="auto" w:fill="F2F2F2"/>
+            <w:shd w:val="clear" w:color="auto" w:fill="EAEAEA"/>
             <w:tcBorders>
               <w:left w:val="thick" w:sz="24" w:color="1A5A6A"/>
             </w:tcBorders>
@@ -1984,6 +2187,7 @@
             <w:r>
               <w:rPr>
                 <w:rFonts w:ascii="Courier New" w:hAnsi="Courier New"/>
+                <w:i/>
                 <w:color w:val="555555"/>
                 <w:sz w:val="16"/>
               </w:rPr>
@@ -2000,6 +2204,7 @@
             <w:r>
               <w:rPr>
                 <w:rFonts w:ascii="Courier New" w:hAnsi="Courier New"/>
+                <w:i/>
                 <w:color w:val="555555"/>
                 <w:sz w:val="16"/>
               </w:rPr>
@@ -2016,6 +2221,7 @@
             <w:r>
               <w:rPr>
                 <w:rFonts w:ascii="Courier New" w:hAnsi="Courier New"/>
+                <w:i/>
                 <w:color w:val="555555"/>
                 <w:sz w:val="16"/>
               </w:rPr>
@@ -2035,16 +2241,24 @@
         <w:pStyle w:val="Endure-Subhead"/>
         <w:keepNext/>
         <w:spacing w:before="240" w:after="60"/>
-      </w:pPr>
-      <w:r>
+        <w:outlineLvl w:val="1"/>
+      </w:pPr>
+      <w:r>
+        <w:rPr>
+          <w:sz w:val="24"/>
+        </w:rPr>
         <w:t>7.3 PyCharm via JetBrains Gateway</w:t>
       </w:r>
     </w:p>
     <w:p>
       <w:pPr>
         <w:pStyle w:val="Endure-FirstParagraphBodyText"/>
-      </w:pPr>
-      <w:r>
+        <w:spacing w:before="100" w:after="100"/>
+      </w:pPr>
+      <w:r>
+        <w:rPr>
+          <w:sz w:val="20"/>
+        </w:rPr>
         <w:t>PyCharm Professional ofrece el depurador más completo para Python, con soporte de Django, Flask, profiling y análisis de memoria. JetBrains Gateway permite conectarlo al Jetson sin instalar PyCharm en el dispositivo.</w:t>
       </w:r>
     </w:p>
@@ -2105,10 +2319,11 @@
         <w:pStyle w:val="Endure-Subhead"/>
         <w:keepNext/>
         <w:spacing w:before="160" w:after="60"/>
-      </w:pPr>
-      <w:r>
-        <w:rPr>
-          <w:sz w:val="18"/>
+        <w:outlineLvl w:val="2"/>
+      </w:pPr>
+      <w:r>
+        <w:rPr>
+          <w:sz w:val="22"/>
         </w:rPr>
         <w:t>7.3.1 Instalar JetBrains Gateway en Windows</w:t>
       </w:r>
@@ -2116,22 +2331,25 @@
     <w:p>
       <w:pPr>
         <w:pStyle w:val="Endure-ChapterBodyText"/>
-        <w:spacing w:before="20" w:after="20"/>
+        <w:spacing w:before="40" w:after="40"/>
         <w:ind w:left="360" w:hanging="216"/>
       </w:pPr>
       <w:r>
         <w:rPr>
-          <w:sz w:val="18"/>
+          <w:sz w:val="20"/>
         </w:rPr>
         <w:t xml:space="preserve">1. </w:t>
       </w:r>
       <w:r>
+        <w:rPr>
+          <w:sz w:val="20"/>
+        </w:rPr>
         <w:t xml:space="preserve">Descargue JetBrains Gateway desde </w:t>
       </w:r>
       <w:r>
         <w:rPr>
           <w:rFonts w:ascii="Courier New" w:hAnsi="Courier New"/>
-          <w:sz w:val="17"/>
+          <w:sz w:val="16"/>
         </w:rPr>
         <w:t>jetbrains.com/remote-development/gateway</w:t>
       </w:r>
@@ -2139,37 +2357,44 @@
     <w:p>
       <w:pPr>
         <w:pStyle w:val="Endure-ChapterBodyText"/>
-        <w:spacing w:before="20" w:after="20"/>
+        <w:spacing w:before="40" w:after="40"/>
         <w:ind w:left="360" w:hanging="216"/>
       </w:pPr>
       <w:r>
         <w:rPr>
-          <w:sz w:val="18"/>
+          <w:sz w:val="20"/>
         </w:rPr>
         <w:t xml:space="preserve">2. </w:t>
       </w:r>
       <w:r>
+        <w:rPr>
+          <w:sz w:val="20"/>
+        </w:rPr>
         <w:t>Instale y abra Gateway</w:t>
       </w:r>
     </w:p>
     <w:p>
       <w:pPr>
         <w:pStyle w:val="Endure-ChapterBodyText"/>
-        <w:spacing w:before="20" w:after="20"/>
+        <w:spacing w:before="40" w:after="40"/>
         <w:ind w:left="360" w:hanging="216"/>
       </w:pPr>
       <w:r>
         <w:rPr>
-          <w:sz w:val="18"/>
+          <w:sz w:val="20"/>
         </w:rPr>
         <w:t xml:space="preserve">3. </w:t>
       </w:r>
       <w:r>
+        <w:rPr>
+          <w:sz w:val="20"/>
+        </w:rPr>
         <w:t xml:space="preserve">En la pantalla principal, seleccione </w:t>
       </w:r>
       <w:r>
         <w:rPr>
           <w:b/>
+          <w:sz w:val="20"/>
         </w:rPr>
         <w:t>SSH</w:t>
       </w:r>
@@ -2184,10 +2409,11 @@
         <w:pStyle w:val="Endure-Subhead"/>
         <w:keepNext/>
         <w:spacing w:before="160" w:after="60"/>
-      </w:pPr>
-      <w:r>
-        <w:rPr>
-          <w:sz w:val="18"/>
+        <w:outlineLvl w:val="2"/>
+      </w:pPr>
+      <w:r>
+        <w:rPr>
+          <w:sz w:val="22"/>
         </w:rPr>
         <w:t>7.3.2 Crear una conexión SSH al Jetson</w:t>
       </w:r>
@@ -2195,21 +2421,25 @@
     <w:p>
       <w:pPr>
         <w:pStyle w:val="Endure-ChapterBodyText"/>
-        <w:spacing w:before="20" w:after="20"/>
+        <w:spacing w:before="40" w:after="40"/>
         <w:ind w:left="360" w:hanging="216"/>
       </w:pPr>
       <w:r>
         <w:rPr>
-          <w:sz w:val="18"/>
+          <w:sz w:val="20"/>
         </w:rPr>
         <w:t xml:space="preserve">1. </w:t>
       </w:r>
       <w:r>
+        <w:rPr>
+          <w:sz w:val="20"/>
+        </w:rPr>
         <w:t xml:space="preserve">Clic en </w:t>
       </w:r>
       <w:r>
         <w:rPr>
           <w:b/>
+          <w:sz w:val="20"/>
         </w:rPr>
         <w:t>New Connection</w:t>
       </w:r>
@@ -2217,42 +2447,51 @@
     <w:p>
       <w:pPr>
         <w:pStyle w:val="Endure-ChapterBodyText"/>
-        <w:spacing w:before="20" w:after="20"/>
+        <w:spacing w:before="40" w:after="40"/>
         <w:ind w:left="360" w:hanging="216"/>
       </w:pPr>
       <w:r>
         <w:rPr>
-          <w:sz w:val="18"/>
+          <w:sz w:val="20"/>
         </w:rPr>
         <w:t xml:space="preserve">2. </w:t>
       </w:r>
       <w:r>
+        <w:rPr>
+          <w:sz w:val="20"/>
+        </w:rPr>
         <w:t xml:space="preserve">Host: </w:t>
       </w:r>
       <w:r>
         <w:rPr>
           <w:rFonts w:ascii="Courier New" w:hAnsi="Courier New"/>
-          <w:sz w:val="17"/>
+          <w:sz w:val="16"/>
         </w:rPr>
         <w:t>192.168.1.100</w:t>
       </w:r>
       <w:r>
+        <w:rPr>
+          <w:sz w:val="20"/>
+        </w:rPr>
         <w:t xml:space="preserve"> (su IP estática del Capítulo 2) | Puerto: </w:t>
       </w:r>
       <w:r>
         <w:rPr>
           <w:rFonts w:ascii="Courier New" w:hAnsi="Courier New"/>
-          <w:sz w:val="17"/>
+          <w:sz w:val="16"/>
         </w:rPr>
         <w:t>22</w:t>
       </w:r>
       <w:r>
+        <w:rPr>
+          <w:sz w:val="20"/>
+        </w:rPr>
         <w:t xml:space="preserve"> | Usuario: </w:t>
       </w:r>
       <w:r>
         <w:rPr>
           <w:rFonts w:ascii="Courier New" w:hAnsi="Courier New"/>
-          <w:sz w:val="17"/>
+          <w:sz w:val="16"/>
         </w:rPr>
         <w:t>jetson</w:t>
       </w:r>
@@ -2260,31 +2499,38 @@
     <w:p>
       <w:pPr>
         <w:pStyle w:val="Endure-ChapterBodyText"/>
-        <w:spacing w:before="20" w:after="20"/>
+        <w:spacing w:before="40" w:after="40"/>
         <w:ind w:left="360" w:hanging="216"/>
       </w:pPr>
       <w:r>
         <w:rPr>
-          <w:sz w:val="18"/>
+          <w:sz w:val="20"/>
         </w:rPr>
         <w:t xml:space="preserve">3. </w:t>
       </w:r>
       <w:r>
+        <w:rPr>
+          <w:sz w:val="20"/>
+        </w:rPr>
         <w:t xml:space="preserve">Autenticación: </w:t>
       </w:r>
       <w:r>
         <w:rPr>
           <w:b/>
+          <w:sz w:val="20"/>
         </w:rPr>
         <w:t>Private Key</w:t>
       </w:r>
       <w:r>
+        <w:rPr>
+          <w:sz w:val="20"/>
+        </w:rPr>
         <w:t xml:space="preserve"> → seleccione </w:t>
       </w:r>
       <w:r>
         <w:rPr>
           <w:rFonts w:ascii="Courier New" w:hAnsi="Courier New"/>
-          <w:sz w:val="17"/>
+          <w:sz w:val="16"/>
         </w:rPr>
         <w:t>C:\Users\TU_USUARIO\.ssh\id_ed25519</w:t>
       </w:r>
@@ -2292,21 +2538,25 @@
     <w:p>
       <w:pPr>
         <w:pStyle w:val="Endure-ChapterBodyText"/>
-        <w:spacing w:before="20" w:after="20"/>
+        <w:spacing w:before="40" w:after="40"/>
         <w:ind w:left="360" w:hanging="216"/>
       </w:pPr>
       <w:r>
         <w:rPr>
-          <w:sz w:val="18"/>
+          <w:sz w:val="20"/>
         </w:rPr>
         <w:t xml:space="preserve">4. </w:t>
       </w:r>
       <w:r>
+        <w:rPr>
+          <w:sz w:val="20"/>
+        </w:rPr>
         <w:t xml:space="preserve">Clic en </w:t>
       </w:r>
       <w:r>
         <w:rPr>
           <w:b/>
+          <w:sz w:val="20"/>
         </w:rPr>
         <w:t>Check Connection and Continue</w:t>
       </w:r>
@@ -2329,7 +2579,7 @@
         <w:tc>
           <w:tcPr>
             <w:tcW w:type="dxa" w:w="8152"/>
-            <w:shd w:val="clear" w:color="auto" w:fill="F2F2F2"/>
+            <w:shd w:val="clear" w:color="auto" w:fill="EAEAEA"/>
             <w:tcBorders>
               <w:left w:val="thick" w:sz="24" w:color="1A5A6A"/>
             </w:tcBorders>
@@ -2367,6 +2617,7 @@
             <w:r>
               <w:rPr>
                 <w:rFonts w:ascii="Courier New" w:hAnsi="Courier New"/>
+                <w:i/>
                 <w:color w:val="555555"/>
                 <w:sz w:val="16"/>
               </w:rPr>
@@ -2383,6 +2634,7 @@
             <w:r>
               <w:rPr>
                 <w:rFonts w:ascii="Courier New" w:hAnsi="Courier New"/>
+                <w:i/>
                 <w:color w:val="555555"/>
                 <w:sz w:val="16"/>
               </w:rPr>
@@ -2402,10 +2654,11 @@
         <w:pStyle w:val="Endure-Subhead"/>
         <w:keepNext/>
         <w:spacing w:before="160" w:after="60"/>
-      </w:pPr>
-      <w:r>
-        <w:rPr>
-          <w:sz w:val="18"/>
+        <w:outlineLvl w:val="2"/>
+      </w:pPr>
+      <w:r>
+        <w:rPr>
+          <w:sz w:val="22"/>
         </w:rPr>
         <w:t>7.3.3 Seleccionar IDE y carpeta remota</w:t>
       </w:r>
@@ -2413,88 +2666,108 @@
     <w:p>
       <w:pPr>
         <w:pStyle w:val="Endure-ChapterBodyText"/>
-        <w:spacing w:before="20" w:after="20"/>
+        <w:spacing w:before="40" w:after="40"/>
         <w:ind w:left="360" w:hanging="216"/>
       </w:pPr>
       <w:r>
         <w:rPr>
-          <w:sz w:val="18"/>
+          <w:sz w:val="20"/>
         </w:rPr>
         <w:t xml:space="preserve">1. </w:t>
       </w:r>
       <w:r>
+        <w:rPr>
+          <w:sz w:val="20"/>
+        </w:rPr>
         <w:t xml:space="preserve">En la siguiente pantalla, seleccione </w:t>
       </w:r>
       <w:r>
         <w:rPr>
           <w:b/>
+          <w:sz w:val="20"/>
         </w:rPr>
         <w:t>PyCharm</w:t>
       </w:r>
       <w:r>
+        <w:rPr>
+          <w:sz w:val="20"/>
+        </w:rPr>
         <w:t xml:space="preserve"> como IDE</w:t>
       </w:r>
     </w:p>
     <w:p>
       <w:pPr>
         <w:pStyle w:val="Endure-ChapterBodyText"/>
-        <w:spacing w:before="20" w:after="20"/>
+        <w:spacing w:before="40" w:after="40"/>
         <w:ind w:left="360" w:hanging="216"/>
       </w:pPr>
       <w:r>
         <w:rPr>
-          <w:sz w:val="18"/>
+          <w:sz w:val="20"/>
         </w:rPr>
         <w:t xml:space="preserve">2. </w:t>
       </w:r>
       <w:r>
+        <w:rPr>
+          <w:sz w:val="20"/>
+        </w:rPr>
         <w:t>Gateway descargará e instalará el servidor de PyCharm en el Jetson (~300 MB, una sola vez)</w:t>
       </w:r>
     </w:p>
     <w:p>
       <w:pPr>
         <w:pStyle w:val="Endure-ChapterBodyText"/>
-        <w:spacing w:before="20" w:after="20"/>
+        <w:spacing w:before="40" w:after="40"/>
         <w:ind w:left="360" w:hanging="216"/>
       </w:pPr>
       <w:r>
         <w:rPr>
-          <w:sz w:val="18"/>
+          <w:sz w:val="20"/>
         </w:rPr>
         <w:t xml:space="preserve">3. </w:t>
       </w:r>
       <w:r>
+        <w:rPr>
+          <w:sz w:val="20"/>
+        </w:rPr>
         <w:t xml:space="preserve">Seleccione la carpeta del proyecto: </w:t>
       </w:r>
       <w:r>
         <w:rPr>
           <w:rFonts w:ascii="Courier New" w:hAnsi="Courier New"/>
-          <w:sz w:val="17"/>
+          <w:sz w:val="16"/>
         </w:rPr>
         <w:t>/home/jetson/</w:t>
       </w:r>
       <w:r>
+        <w:rPr>
+          <w:sz w:val="20"/>
+        </w:rPr>
         <w:t xml:space="preserve"> o la ruta de su proyecto</w:t>
       </w:r>
     </w:p>
     <w:p>
       <w:pPr>
         <w:pStyle w:val="Endure-ChapterBodyText"/>
-        <w:spacing w:before="20" w:after="20"/>
+        <w:spacing w:before="40" w:after="40"/>
         <w:ind w:left="360" w:hanging="216"/>
       </w:pPr>
       <w:r>
         <w:rPr>
-          <w:sz w:val="18"/>
+          <w:sz w:val="20"/>
         </w:rPr>
         <w:t xml:space="preserve">4. </w:t>
       </w:r>
       <w:r>
+        <w:rPr>
+          <w:sz w:val="20"/>
+        </w:rPr>
         <w:t xml:space="preserve">Clic en </w:t>
       </w:r>
       <w:r>
         <w:rPr>
           <w:b/>
+          <w:sz w:val="20"/>
         </w:rPr>
         <w:t>Download and Start IDE</w:t>
       </w:r>
@@ -2507,8 +2780,12 @@
     <w:p>
       <w:pPr>
         <w:pStyle w:val="Endure-ChapterBodyText"/>
-      </w:pPr>
-      <w:r>
+        <w:spacing w:before="100" w:after="100"/>
+      </w:pPr>
+      <w:r>
+        <w:rPr>
+          <w:sz w:val="20"/>
+        </w:rPr>
         <w:t>Después de 1–2 minutos, PyCharm se abrirá en su PC conectado al Jetson.</w:t>
       </w:r>
     </w:p>
@@ -2517,10 +2794,11 @@
         <w:pStyle w:val="Endure-Subhead"/>
         <w:keepNext/>
         <w:spacing w:before="160" w:after="60"/>
-      </w:pPr>
-      <w:r>
-        <w:rPr>
-          <w:sz w:val="18"/>
+        <w:outlineLvl w:val="2"/>
+      </w:pPr>
+      <w:r>
+        <w:rPr>
+          <w:sz w:val="22"/>
         </w:rPr>
         <w:t>7.3.4 Configurar el intérprete Python en PyCharm</w:t>
       </w:r>
@@ -2528,19 +2806,19 @@
     <w:p>
       <w:pPr>
         <w:pStyle w:val="Endure-ChapterBodyText"/>
-        <w:spacing w:before="20" w:after="20"/>
+        <w:spacing w:before="40" w:after="40"/>
         <w:ind w:left="360" w:hanging="216"/>
       </w:pPr>
       <w:r>
         <w:rPr>
-          <w:sz w:val="18"/>
+          <w:sz w:val="20"/>
         </w:rPr>
         <w:t xml:space="preserve">1. </w:t>
       </w:r>
       <w:r>
         <w:rPr>
           <w:rFonts w:ascii="Courier New" w:hAnsi="Courier New"/>
-          <w:sz w:val="17"/>
+          <w:sz w:val="16"/>
         </w:rPr>
         <w:t>File → Settings → Project → Python Interpreter</w:t>
       </w:r>
@@ -2548,21 +2826,25 @@
     <w:p>
       <w:pPr>
         <w:pStyle w:val="Endure-ChapterBodyText"/>
-        <w:spacing w:before="20" w:after="20"/>
+        <w:spacing w:before="40" w:after="40"/>
         <w:ind w:left="360" w:hanging="216"/>
       </w:pPr>
       <w:r>
         <w:rPr>
-          <w:sz w:val="18"/>
+          <w:sz w:val="20"/>
         </w:rPr>
         <w:t xml:space="preserve">2. </w:t>
       </w:r>
       <w:r>
+        <w:rPr>
+          <w:sz w:val="20"/>
+        </w:rPr>
         <w:t xml:space="preserve">Clic en el engranaje → </w:t>
       </w:r>
       <w:r>
         <w:rPr>
           <w:b/>
+          <w:sz w:val="20"/>
         </w:rPr>
         <w:t>Add Interpreter → On SSH</w:t>
       </w:r>
@@ -2570,31 +2852,38 @@
     <w:p>
       <w:pPr>
         <w:pStyle w:val="Endure-ChapterBodyText"/>
-        <w:spacing w:before="20" w:after="20"/>
+        <w:spacing w:before="40" w:after="40"/>
         <w:ind w:left="360" w:hanging="216"/>
       </w:pPr>
       <w:r>
         <w:rPr>
-          <w:sz w:val="18"/>
+          <w:sz w:val="20"/>
         </w:rPr>
         <w:t xml:space="preserve">3. </w:t>
       </w:r>
       <w:r>
+        <w:rPr>
+          <w:sz w:val="20"/>
+        </w:rPr>
         <w:t xml:space="preserve">Seleccione </w:t>
       </w:r>
       <w:r>
         <w:rPr>
           <w:b/>
+          <w:sz w:val="20"/>
         </w:rPr>
         <w:t>Existing environment</w:t>
       </w:r>
       <w:r>
+        <w:rPr>
+          <w:sz w:val="20"/>
+        </w:rPr>
         <w:t xml:space="preserve"> → ruta: </w:t>
       </w:r>
       <w:r>
         <w:rPr>
           <w:rFonts w:ascii="Courier New" w:hAnsi="Courier New"/>
-          <w:sz w:val="17"/>
+          <w:sz w:val="16"/>
         </w:rPr>
         <w:t>/home/jetson/venvs/llm/bin/python3</w:t>
       </w:r>
@@ -2617,7 +2906,7 @@
         <w:tc>
           <w:tcPr>
             <w:tcW w:type="dxa" w:w="8152"/>
-            <w:shd w:val="clear" w:color="auto" w:fill="F2F2F2"/>
+            <w:shd w:val="clear" w:color="auto" w:fill="EAEAEA"/>
             <w:tcBorders>
               <w:left w:val="thick" w:sz="24" w:color="1A5A6A"/>
             </w:tcBorders>
@@ -2672,6 +2961,7 @@
             <w:r>
               <w:rPr>
                 <w:rFonts w:ascii="Courier New" w:hAnsi="Courier New"/>
+                <w:i/>
                 <w:color w:val="555555"/>
                 <w:sz w:val="16"/>
               </w:rPr>
@@ -2688,6 +2978,7 @@
             <w:r>
               <w:rPr>
                 <w:rFonts w:ascii="Courier New" w:hAnsi="Courier New"/>
+                <w:i/>
                 <w:color w:val="555555"/>
                 <w:sz w:val="16"/>
               </w:rPr>
@@ -2715,7 +3006,7 @@
         <w:tc>
           <w:tcPr>
             <w:tcW w:type="dxa" w:w="8152"/>
-            <w:shd w:val="clear" w:color="auto" w:fill="F2F2F2"/>
+            <w:shd w:val="clear" w:color="auto" w:fill="EAEAEA"/>
             <w:tcBorders>
               <w:left w:val="thick" w:sz="24" w:color="1A5A6A"/>
             </w:tcBorders>
@@ -2753,6 +3044,7 @@
             <w:r>
               <w:rPr>
                 <w:rFonts w:ascii="Courier New" w:hAnsi="Courier New"/>
+                <w:i/>
                 <w:color w:val="555555"/>
                 <w:sz w:val="16"/>
               </w:rPr>
@@ -2772,16 +3064,24 @@
         <w:pStyle w:val="Endure-Subhead"/>
         <w:keepNext/>
         <w:spacing w:before="240" w:after="60"/>
-      </w:pPr>
-      <w:r>
+        <w:outlineLvl w:val="1"/>
+      </w:pPr>
+      <w:r>
+        <w:rPr>
+          <w:sz w:val="24"/>
+        </w:rPr>
         <w:t>7.4 Transferencia de Archivos: SCP y rsync</w:t>
       </w:r>
     </w:p>
     <w:p>
       <w:pPr>
         <w:pStyle w:val="Endure-FirstParagraphBodyText"/>
-      </w:pPr>
-      <w:r>
+        <w:spacing w:before="100" w:after="100"/>
+      </w:pPr>
+      <w:r>
+        <w:rPr>
+          <w:sz w:val="20"/>
+        </w:rPr>
         <w:t>SCP (Secure Copy) y rsync transfieren archivos entre su PC Windows y el Jetson sin software adicional — usan el mismo canal SSH ya configurado en el Capítulo 2.</w:t>
       </w:r>
     </w:p>
@@ -2790,10 +3090,11 @@
         <w:pStyle w:val="Endure-Subhead"/>
         <w:keepNext/>
         <w:spacing w:before="160" w:after="60"/>
-      </w:pPr>
-      <w:r>
-        <w:rPr>
-          <w:sz w:val="18"/>
+        <w:outlineLvl w:val="2"/>
+      </w:pPr>
+      <w:r>
+        <w:rPr>
+          <w:sz w:val="22"/>
         </w:rPr>
         <w:t>7.4.1 Copiar archivos desde Windows al Jetson</w:t>
       </w:r>
@@ -2811,7 +3112,7 @@
         <w:tc>
           <w:tcPr>
             <w:tcW w:type="dxa" w:w="8152"/>
-            <w:shd w:val="clear" w:color="auto" w:fill="F2F2F2"/>
+            <w:shd w:val="clear" w:color="auto" w:fill="EAEAEA"/>
             <w:tcBorders>
               <w:left w:val="thick" w:sz="24" w:color="1A5A6A"/>
             </w:tcBorders>
@@ -2849,6 +3150,7 @@
             <w:r>
               <w:rPr>
                 <w:rFonts w:ascii="Courier New" w:hAnsi="Courier New"/>
+                <w:i/>
                 <w:color w:val="555555"/>
                 <w:sz w:val="16"/>
               </w:rPr>
@@ -2897,6 +3199,7 @@
             <w:r>
               <w:rPr>
                 <w:rFonts w:ascii="Courier New" w:hAnsi="Courier New"/>
+                <w:i/>
                 <w:color w:val="555555"/>
                 <w:sz w:val="16"/>
               </w:rPr>
@@ -2945,6 +3248,7 @@
             <w:r>
               <w:rPr>
                 <w:rFonts w:ascii="Courier New" w:hAnsi="Courier New"/>
+                <w:i/>
                 <w:color w:val="555555"/>
                 <w:sz w:val="16"/>
               </w:rPr>
@@ -2964,10 +3268,11 @@
         <w:pStyle w:val="Endure-Subhead"/>
         <w:keepNext/>
         <w:spacing w:before="160" w:after="60"/>
-      </w:pPr>
-      <w:r>
-        <w:rPr>
-          <w:sz w:val="18"/>
+        <w:outlineLvl w:val="2"/>
+      </w:pPr>
+      <w:r>
+        <w:rPr>
+          <w:sz w:val="22"/>
         </w:rPr>
         <w:t>7.4.2 Descargar archivos del Jetson a Windows</w:t>
       </w:r>
@@ -2985,7 +3290,7 @@
         <w:tc>
           <w:tcPr>
             <w:tcW w:type="dxa" w:w="8152"/>
-            <w:shd w:val="clear" w:color="auto" w:fill="F2F2F2"/>
+            <w:shd w:val="clear" w:color="auto" w:fill="EAEAEA"/>
             <w:tcBorders>
               <w:left w:val="thick" w:sz="24" w:color="1A5A6A"/>
             </w:tcBorders>
@@ -3023,6 +3328,7 @@
             <w:r>
               <w:rPr>
                 <w:rFonts w:ascii="Courier New" w:hAnsi="Courier New"/>
+                <w:i/>
                 <w:color w:val="555555"/>
                 <w:sz w:val="16"/>
               </w:rPr>
@@ -3071,6 +3377,7 @@
             <w:r>
               <w:rPr>
                 <w:rFonts w:ascii="Courier New" w:hAnsi="Courier New"/>
+                <w:i/>
                 <w:color w:val="555555"/>
                 <w:sz w:val="16"/>
               </w:rPr>
@@ -3119,6 +3426,7 @@
             <w:r>
               <w:rPr>
                 <w:rFonts w:ascii="Courier New" w:hAnsi="Courier New"/>
+                <w:i/>
                 <w:color w:val="555555"/>
                 <w:sz w:val="16"/>
               </w:rPr>
@@ -3146,7 +3454,7 @@
         <w:tc>
           <w:tcPr>
             <w:tcW w:type="dxa" w:w="8152"/>
-            <w:shd w:val="clear" w:color="auto" w:fill="F2F2F2"/>
+            <w:shd w:val="clear" w:color="auto" w:fill="EAEAEA"/>
             <w:tcBorders>
               <w:left w:val="thick" w:sz="24" w:color="1A5A6A"/>
             </w:tcBorders>
@@ -3184,6 +3492,7 @@
             <w:r>
               <w:rPr>
                 <w:rFonts w:ascii="Courier New" w:hAnsi="Courier New"/>
+                <w:i/>
                 <w:color w:val="555555"/>
                 <w:sz w:val="16"/>
               </w:rPr>
@@ -3203,10 +3512,11 @@
         <w:pStyle w:val="Endure-Subhead"/>
         <w:keepNext/>
         <w:spacing w:before="160" w:after="60"/>
-      </w:pPr>
-      <w:r>
-        <w:rPr>
-          <w:sz w:val="18"/>
+        <w:outlineLvl w:val="2"/>
+      </w:pPr>
+      <w:r>
+        <w:rPr>
+          <w:sz w:val="22"/>
         </w:rPr>
         <w:t>7.4.3 Sincronización eficiente con rsync</w:t>
       </w:r>
@@ -3214,8 +3524,12 @@
     <w:p>
       <w:pPr>
         <w:pStyle w:val="Endure-FirstParagraphBodyText"/>
-      </w:pPr>
-      <w:r>
+        <w:spacing w:before="100" w:after="100"/>
+      </w:pPr>
+      <w:r>
+        <w:rPr>
+          <w:sz w:val="20"/>
+        </w:rPr>
         <w:t>Para transferencias frecuentes o directorios grandes, rsync es más eficiente que scp — solo transfiere los cambios:</w:t>
       </w:r>
     </w:p>
@@ -3232,7 +3546,7 @@
         <w:tc>
           <w:tcPr>
             <w:tcW w:type="dxa" w:w="8152"/>
-            <w:shd w:val="clear" w:color="auto" w:fill="F2F2F2"/>
+            <w:shd w:val="clear" w:color="auto" w:fill="EAEAEA"/>
             <w:tcBorders>
               <w:left w:val="thick" w:sz="24" w:color="1A5A6A"/>
             </w:tcBorders>
@@ -3270,6 +3584,7 @@
             <w:r>
               <w:rPr>
                 <w:rFonts w:ascii="Courier New" w:hAnsi="Courier New"/>
+                <w:i/>
                 <w:color w:val="555555"/>
                 <w:sz w:val="16"/>
               </w:rPr>
@@ -3297,7 +3612,7 @@
         <w:tc>
           <w:tcPr>
             <w:tcW w:type="dxa" w:w="8152"/>
-            <w:shd w:val="clear" w:color="auto" w:fill="F2F2F2"/>
+            <w:shd w:val="clear" w:color="auto" w:fill="EAEAEA"/>
             <w:tcBorders>
               <w:left w:val="thick" w:sz="24" w:color="1A5A6A"/>
             </w:tcBorders>
@@ -3335,6 +3650,7 @@
             <w:r>
               <w:rPr>
                 <w:rFonts w:ascii="Courier New" w:hAnsi="Courier New"/>
+                <w:i/>
                 <w:color w:val="555555"/>
                 <w:sz w:val="16"/>
               </w:rPr>
@@ -3367,6 +3683,7 @@
             <w:r>
               <w:rPr>
                 <w:rFonts w:ascii="Courier New" w:hAnsi="Courier New"/>
+                <w:i/>
                 <w:color w:val="555555"/>
                 <w:sz w:val="16"/>
               </w:rPr>
@@ -3383,6 +3700,7 @@
             <w:r>
               <w:rPr>
                 <w:rFonts w:ascii="Courier New" w:hAnsi="Courier New"/>
+                <w:i/>
                 <w:color w:val="555555"/>
                 <w:sz w:val="16"/>
               </w:rPr>
@@ -3399,6 +3717,7 @@
             <w:r>
               <w:rPr>
                 <w:rFonts w:ascii="Courier New" w:hAnsi="Courier New"/>
+                <w:i/>
                 <w:color w:val="555555"/>
                 <w:sz w:val="16"/>
               </w:rPr>
@@ -3459,7 +3778,7 @@
             <w:r>
               <w:rPr>
                 <w:rFonts w:ascii="Courier New" w:hAnsi="Courier New"/>
-                <w:sz w:val="17"/>
+                <w:sz w:val="16"/>
               </w:rPr>
               <w:t>aria2c</w:t>
             </w:r>
@@ -3480,16 +3799,24 @@
         <w:pStyle w:val="Endure-Subhead"/>
         <w:keepNext/>
         <w:spacing w:before="240" w:after="60"/>
-      </w:pPr>
-      <w:r>
+        <w:outlineLvl w:val="1"/>
+      </w:pPr>
+      <w:r>
+        <w:rPr>
+          <w:sz w:val="24"/>
+        </w:rPr>
         <w:t>7.5 SSH Tunnels — Acceso a Servicios del Jetson desde Windows</w:t>
       </w:r>
     </w:p>
     <w:p>
       <w:pPr>
         <w:pStyle w:val="Endure-FirstParagraphBodyText"/>
-      </w:pPr>
-      <w:r>
+        <w:spacing w:before="100" w:after="100"/>
+      </w:pPr>
+      <w:r>
+        <w:rPr>
+          <w:sz w:val="20"/>
+        </w:rPr>
         <w:t>Los SSH tunnels permiten acceder desde su PC Windows a servicios que corren en el Jetson (APIs, interfaces web, Jupyter) sin exponer puertos directamente a internet.</w:t>
       </w:r>
     </w:p>
@@ -3498,10 +3825,11 @@
         <w:pStyle w:val="Endure-Subhead"/>
         <w:keepNext/>
         <w:spacing w:before="160" w:after="60"/>
-      </w:pPr>
-      <w:r>
-        <w:rPr>
-          <w:sz w:val="18"/>
+        <w:outlineLvl w:val="2"/>
+      </w:pPr>
+      <w:r>
+        <w:rPr>
+          <w:sz w:val="22"/>
         </w:rPr>
         <w:t>7.5.1 ¿Para qué sirven?</w:t>
       </w:r>
@@ -3518,20 +3846,38 @@
         <w:gridCol w:w="2717"/>
       </w:tblGrid>
       <w:tr>
+        <w:trPr>
+          <w:trHeight w:val="453" w:hRule="atLeast"/>
+          <w:tblHeader/>
+        </w:trPr>
         <w:tc>
           <w:tcPr>
             <w:tcW w:type="dxa" w:w="2717"/>
             <w:shd w:val="clear" w:color="auto" w:fill="1A5A6A"/>
+            <w:tcBorders>
+              <w:top w:val="single" w:sz="12" w:color="FFFFFF"/>
+              <w:left w:val="single" w:sz="12" w:color="FFFFFF"/>
+              <w:bottom w:val="single" w:sz="12" w:color="FFFFFF"/>
+              <w:right w:val="single" w:sz="12" w:color="FFFFFF"/>
+            </w:tcBorders>
+            <w:vAlign w:val="center"/>
+            <w:tcMar>
+              <w:top w:w="60" w:type="dxa"/>
+              <w:left w:w="120" w:type="dxa"/>
+              <w:bottom w:w="60" w:type="dxa"/>
+              <w:right w:w="80" w:type="dxa"/>
+            </w:tcMar>
           </w:tcPr>
           <w:p>
             <w:pPr>
+              <w:spacing w:before="0" w:after="0"/>
               <w:jc w:val="center"/>
             </w:pPr>
             <w:r>
               <w:rPr>
                 <w:b/>
                 <w:color w:val="FFFFFF"/>
-                <w:sz w:val="17"/>
+                <w:sz w:val="16"/>
               </w:rPr>
               <w:t>Servicio en el Jetson</w:t>
             </w:r>
@@ -3541,16 +3887,30 @@
           <w:tcPr>
             <w:tcW w:type="dxa" w:w="2717"/>
             <w:shd w:val="clear" w:color="auto" w:fill="1A5A6A"/>
+            <w:tcBorders>
+              <w:top w:val="single" w:sz="12" w:color="FFFFFF"/>
+              <w:left w:val="single" w:sz="12" w:color="FFFFFF"/>
+              <w:bottom w:val="single" w:sz="12" w:color="FFFFFF"/>
+              <w:right w:val="single" w:sz="12" w:color="FFFFFF"/>
+            </w:tcBorders>
+            <w:vAlign w:val="center"/>
+            <w:tcMar>
+              <w:top w:w="60" w:type="dxa"/>
+              <w:left w:w="120" w:type="dxa"/>
+              <w:bottom w:w="60" w:type="dxa"/>
+              <w:right w:w="80" w:type="dxa"/>
+            </w:tcMar>
           </w:tcPr>
           <w:p>
             <w:pPr>
+              <w:spacing w:before="0" w:after="0"/>
               <w:jc w:val="center"/>
             </w:pPr>
             <w:r>
               <w:rPr>
                 <w:b/>
                 <w:color w:val="FFFFFF"/>
-                <w:sz w:val="17"/>
+                <w:sz w:val="16"/>
               </w:rPr>
               <w:t>Puerto</w:t>
             </w:r>
@@ -3560,16 +3920,30 @@
           <w:tcPr>
             <w:tcW w:type="dxa" w:w="2717"/>
             <w:shd w:val="clear" w:color="auto" w:fill="1A5A6A"/>
+            <w:tcBorders>
+              <w:top w:val="single" w:sz="12" w:color="FFFFFF"/>
+              <w:left w:val="single" w:sz="12" w:color="FFFFFF"/>
+              <w:bottom w:val="single" w:sz="12" w:color="FFFFFF"/>
+              <w:right w:val="single" w:sz="12" w:color="FFFFFF"/>
+            </w:tcBorders>
+            <w:vAlign w:val="center"/>
+            <w:tcMar>
+              <w:top w:w="60" w:type="dxa"/>
+              <w:left w:w="120" w:type="dxa"/>
+              <w:bottom w:w="60" w:type="dxa"/>
+              <w:right w:w="80" w:type="dxa"/>
+            </w:tcMar>
           </w:tcPr>
           <w:p>
             <w:pPr>
+              <w:spacing w:before="0" w:after="0"/>
               <w:jc w:val="center"/>
             </w:pPr>
             <w:r>
               <w:rPr>
                 <w:b/>
                 <w:color w:val="FFFFFF"/>
-                <w:sz w:val="17"/>
+                <w:sz w:val="16"/>
               </w:rPr>
               <w:t>Acceso desde Windows con tunnel</w:t>
             </w:r>
@@ -3577,15 +3951,35 @@
         </w:tc>
       </w:tr>
       <w:tr>
+        <w:trPr>
+          <w:trHeight w:val="283" w:hRule="atLeast"/>
+        </w:trPr>
         <w:tc>
           <w:tcPr>
             <w:tcW w:type="dxa" w:w="2717"/>
-            <w:shd w:val="clear" w:color="auto" w:fill="F8F8F8"/>
+            <w:shd w:val="clear" w:color="auto" w:fill="EAEAEA"/>
+            <w:tcBorders>
+              <w:top w:val="single" w:sz="12" w:color="FFFFFF"/>
+              <w:left w:val="single" w:sz="12" w:color="FFFFFF"/>
+              <w:bottom w:val="single" w:sz="12" w:color="FFFFFF"/>
+              <w:right w:val="single" w:sz="12" w:color="FFFFFF"/>
+            </w:tcBorders>
+            <w:vAlign w:val="center"/>
+            <w:tcMar>
+              <w:top w:w="40" w:type="dxa"/>
+              <w:left w:w="120" w:type="dxa"/>
+              <w:bottom w:w="40" w:type="dxa"/>
+              <w:right w:w="80" w:type="dxa"/>
+            </w:tcMar>
           </w:tcPr>
           <w:p>
-            <w:r>
-              <w:rPr>
-                <w:sz w:val="17"/>
+            <w:pPr>
+              <w:spacing w:before="0" w:after="0"/>
+              <w:jc w:val="center"/>
+            </w:pPr>
+            <w:r>
+              <w:rPr>
+                <w:sz w:val="16"/>
               </w:rPr>
               <w:t>Open WebUI</w:t>
             </w:r>
@@ -3594,12 +3988,29 @@
         <w:tc>
           <w:tcPr>
             <w:tcW w:type="dxa" w:w="2717"/>
-            <w:shd w:val="clear" w:color="auto" w:fill="F8F8F8"/>
+            <w:shd w:val="clear" w:color="auto" w:fill="EAEAEA"/>
+            <w:tcBorders>
+              <w:top w:val="single" w:sz="12" w:color="FFFFFF"/>
+              <w:left w:val="single" w:sz="12" w:color="FFFFFF"/>
+              <w:bottom w:val="single" w:sz="12" w:color="FFFFFF"/>
+              <w:right w:val="single" w:sz="12" w:color="FFFFFF"/>
+            </w:tcBorders>
+            <w:vAlign w:val="center"/>
+            <w:tcMar>
+              <w:top w:w="40" w:type="dxa"/>
+              <w:left w:w="120" w:type="dxa"/>
+              <w:bottom w:w="40" w:type="dxa"/>
+              <w:right w:w="80" w:type="dxa"/>
+            </w:tcMar>
           </w:tcPr>
           <w:p>
-            <w:r>
-              <w:rPr>
-                <w:sz w:val="17"/>
+            <w:pPr>
+              <w:spacing w:before="0" w:after="0"/>
+              <w:jc w:val="center"/>
+            </w:pPr>
+            <w:r>
+              <w:rPr>
+                <w:sz w:val="16"/>
               </w:rPr>
               <w:t>3000</w:t>
             </w:r>
@@ -3608,12 +4019,29 @@
         <w:tc>
           <w:tcPr>
             <w:tcW w:type="dxa" w:w="2717"/>
-            <w:shd w:val="clear" w:color="auto" w:fill="F8F8F8"/>
+            <w:shd w:val="clear" w:color="auto" w:fill="EAEAEA"/>
+            <w:tcBorders>
+              <w:top w:val="single" w:sz="12" w:color="FFFFFF"/>
+              <w:left w:val="single" w:sz="12" w:color="FFFFFF"/>
+              <w:bottom w:val="single" w:sz="12" w:color="FFFFFF"/>
+              <w:right w:val="single" w:sz="12" w:color="FFFFFF"/>
+            </w:tcBorders>
+            <w:vAlign w:val="center"/>
+            <w:tcMar>
+              <w:top w:w="40" w:type="dxa"/>
+              <w:left w:w="120" w:type="dxa"/>
+              <w:bottom w:w="40" w:type="dxa"/>
+              <w:right w:w="80" w:type="dxa"/>
+            </w:tcMar>
           </w:tcPr>
           <w:p>
-            <w:r>
-              <w:rPr>
-                <w:sz w:val="17"/>
+            <w:pPr>
+              <w:spacing w:before="0" w:after="0"/>
+              <w:jc w:val="both"/>
+            </w:pPr>
+            <w:r>
+              <w:rPr>
+                <w:sz w:val="16"/>
               </w:rPr>
               <w:t>http://localhost:3000 en el navegador de Windows</w:t>
             </w:r>
@@ -3621,15 +4049,35 @@
         </w:tc>
       </w:tr>
       <w:tr>
+        <w:trPr>
+          <w:trHeight w:val="283" w:hRule="atLeast"/>
+        </w:trPr>
         <w:tc>
           <w:tcPr>
             <w:tcW w:type="dxa" w:w="2717"/>
-            <w:shd w:val="clear" w:color="auto" w:fill="FFFFFF"/>
+            <w:shd w:val="clear" w:color="auto" w:fill="EAEAEA"/>
+            <w:tcBorders>
+              <w:top w:val="single" w:sz="12" w:color="FFFFFF"/>
+              <w:left w:val="single" w:sz="12" w:color="FFFFFF"/>
+              <w:bottom w:val="single" w:sz="12" w:color="FFFFFF"/>
+              <w:right w:val="single" w:sz="12" w:color="FFFFFF"/>
+            </w:tcBorders>
+            <w:vAlign w:val="center"/>
+            <w:tcMar>
+              <w:top w:w="40" w:type="dxa"/>
+              <w:left w:w="120" w:type="dxa"/>
+              <w:bottom w:w="40" w:type="dxa"/>
+              <w:right w:w="80" w:type="dxa"/>
+            </w:tcMar>
           </w:tcPr>
           <w:p>
-            <w:r>
-              <w:rPr>
-                <w:sz w:val="17"/>
+            <w:pPr>
+              <w:spacing w:before="0" w:after="0"/>
+              <w:jc w:val="center"/>
+            </w:pPr>
+            <w:r>
+              <w:rPr>
+                <w:sz w:val="16"/>
               </w:rPr>
               <w:t>vLLM API</w:t>
             </w:r>
@@ -3638,12 +4086,29 @@
         <w:tc>
           <w:tcPr>
             <w:tcW w:type="dxa" w:w="2717"/>
-            <w:shd w:val="clear" w:color="auto" w:fill="FFFFFF"/>
+            <w:shd w:val="clear" w:color="auto" w:fill="EAEAEA"/>
+            <w:tcBorders>
+              <w:top w:val="single" w:sz="12" w:color="FFFFFF"/>
+              <w:left w:val="single" w:sz="12" w:color="FFFFFF"/>
+              <w:bottom w:val="single" w:sz="12" w:color="FFFFFF"/>
+              <w:right w:val="single" w:sz="12" w:color="FFFFFF"/>
+            </w:tcBorders>
+            <w:vAlign w:val="center"/>
+            <w:tcMar>
+              <w:top w:w="40" w:type="dxa"/>
+              <w:left w:w="120" w:type="dxa"/>
+              <w:bottom w:w="40" w:type="dxa"/>
+              <w:right w:w="80" w:type="dxa"/>
+            </w:tcMar>
           </w:tcPr>
           <w:p>
-            <w:r>
-              <w:rPr>
-                <w:sz w:val="17"/>
+            <w:pPr>
+              <w:spacing w:before="0" w:after="0"/>
+              <w:jc w:val="center"/>
+            </w:pPr>
+            <w:r>
+              <w:rPr>
+                <w:sz w:val="16"/>
               </w:rPr>
               <w:t>8000</w:t>
             </w:r>
@@ -3652,12 +4117,29 @@
         <w:tc>
           <w:tcPr>
             <w:tcW w:type="dxa" w:w="2717"/>
-            <w:shd w:val="clear" w:color="auto" w:fill="FFFFFF"/>
+            <w:shd w:val="clear" w:color="auto" w:fill="EAEAEA"/>
+            <w:tcBorders>
+              <w:top w:val="single" w:sz="12" w:color="FFFFFF"/>
+              <w:left w:val="single" w:sz="12" w:color="FFFFFF"/>
+              <w:bottom w:val="single" w:sz="12" w:color="FFFFFF"/>
+              <w:right w:val="single" w:sz="12" w:color="FFFFFF"/>
+            </w:tcBorders>
+            <w:vAlign w:val="center"/>
+            <w:tcMar>
+              <w:top w:w="40" w:type="dxa"/>
+              <w:left w:w="120" w:type="dxa"/>
+              <w:bottom w:w="40" w:type="dxa"/>
+              <w:right w:w="80" w:type="dxa"/>
+            </w:tcMar>
           </w:tcPr>
           <w:p>
-            <w:r>
-              <w:rPr>
-                <w:sz w:val="17"/>
+            <w:pPr>
+              <w:spacing w:before="0" w:after="0"/>
+              <w:jc w:val="both"/>
+            </w:pPr>
+            <w:r>
+              <w:rPr>
+                <w:sz w:val="16"/>
               </w:rPr>
               <w:t>http://localhost:8000/v1 desde scripts de Windows</w:t>
             </w:r>
@@ -3665,15 +4147,35 @@
         </w:tc>
       </w:tr>
       <w:tr>
+        <w:trPr>
+          <w:trHeight w:val="283" w:hRule="atLeast"/>
+        </w:trPr>
         <w:tc>
           <w:tcPr>
             <w:tcW w:type="dxa" w:w="2717"/>
-            <w:shd w:val="clear" w:color="auto" w:fill="F8F8F8"/>
+            <w:shd w:val="clear" w:color="auto" w:fill="EAEAEA"/>
+            <w:tcBorders>
+              <w:top w:val="single" w:sz="12" w:color="FFFFFF"/>
+              <w:left w:val="single" w:sz="12" w:color="FFFFFF"/>
+              <w:bottom w:val="single" w:sz="12" w:color="FFFFFF"/>
+              <w:right w:val="single" w:sz="12" w:color="FFFFFF"/>
+            </w:tcBorders>
+            <w:vAlign w:val="center"/>
+            <w:tcMar>
+              <w:top w:w="40" w:type="dxa"/>
+              <w:left w:w="120" w:type="dxa"/>
+              <w:bottom w:w="40" w:type="dxa"/>
+              <w:right w:w="80" w:type="dxa"/>
+            </w:tcMar>
           </w:tcPr>
           <w:p>
-            <w:r>
-              <w:rPr>
-                <w:sz w:val="17"/>
+            <w:pPr>
+              <w:spacing w:before="0" w:after="0"/>
+              <w:jc w:val="center"/>
+            </w:pPr>
+            <w:r>
+              <w:rPr>
+                <w:sz w:val="16"/>
               </w:rPr>
               <w:t>llama.cpp</w:t>
             </w:r>
@@ -3682,12 +4184,29 @@
         <w:tc>
           <w:tcPr>
             <w:tcW w:type="dxa" w:w="2717"/>
-            <w:shd w:val="clear" w:color="auto" w:fill="F8F8F8"/>
+            <w:shd w:val="clear" w:color="auto" w:fill="EAEAEA"/>
+            <w:tcBorders>
+              <w:top w:val="single" w:sz="12" w:color="FFFFFF"/>
+              <w:left w:val="single" w:sz="12" w:color="FFFFFF"/>
+              <w:bottom w:val="single" w:sz="12" w:color="FFFFFF"/>
+              <w:right w:val="single" w:sz="12" w:color="FFFFFF"/>
+            </w:tcBorders>
+            <w:vAlign w:val="center"/>
+            <w:tcMar>
+              <w:top w:w="40" w:type="dxa"/>
+              <w:left w:w="120" w:type="dxa"/>
+              <w:bottom w:w="40" w:type="dxa"/>
+              <w:right w:w="80" w:type="dxa"/>
+            </w:tcMar>
           </w:tcPr>
           <w:p>
-            <w:r>
-              <w:rPr>
-                <w:sz w:val="17"/>
+            <w:pPr>
+              <w:spacing w:before="0" w:after="0"/>
+              <w:jc w:val="center"/>
+            </w:pPr>
+            <w:r>
+              <w:rPr>
+                <w:sz w:val="16"/>
               </w:rPr>
               <w:t>8080</w:t>
             </w:r>
@@ -3696,12 +4215,29 @@
         <w:tc>
           <w:tcPr>
             <w:tcW w:type="dxa" w:w="2717"/>
-            <w:shd w:val="clear" w:color="auto" w:fill="F8F8F8"/>
+            <w:shd w:val="clear" w:color="auto" w:fill="EAEAEA"/>
+            <w:tcBorders>
+              <w:top w:val="single" w:sz="12" w:color="FFFFFF"/>
+              <w:left w:val="single" w:sz="12" w:color="FFFFFF"/>
+              <w:bottom w:val="single" w:sz="12" w:color="FFFFFF"/>
+              <w:right w:val="single" w:sz="12" w:color="FFFFFF"/>
+            </w:tcBorders>
+            <w:vAlign w:val="center"/>
+            <w:tcMar>
+              <w:top w:w="40" w:type="dxa"/>
+              <w:left w:w="120" w:type="dxa"/>
+              <w:bottom w:w="40" w:type="dxa"/>
+              <w:right w:w="80" w:type="dxa"/>
+            </w:tcMar>
           </w:tcPr>
           <w:p>
-            <w:r>
-              <w:rPr>
-                <w:sz w:val="17"/>
+            <w:pPr>
+              <w:spacing w:before="0" w:after="0"/>
+              <w:jc w:val="center"/>
+            </w:pPr>
+            <w:r>
+              <w:rPr>
+                <w:sz w:val="16"/>
               </w:rPr>
               <w:t>http://localhost:8080</w:t>
             </w:r>
@@ -3709,15 +4245,35 @@
         </w:tc>
       </w:tr>
       <w:tr>
+        <w:trPr>
+          <w:trHeight w:val="283" w:hRule="atLeast"/>
+        </w:trPr>
         <w:tc>
           <w:tcPr>
             <w:tcW w:type="dxa" w:w="2717"/>
-            <w:shd w:val="clear" w:color="auto" w:fill="FFFFFF"/>
+            <w:shd w:val="clear" w:color="auto" w:fill="EAEAEA"/>
+            <w:tcBorders>
+              <w:top w:val="single" w:sz="12" w:color="FFFFFF"/>
+              <w:left w:val="single" w:sz="12" w:color="FFFFFF"/>
+              <w:bottom w:val="single" w:sz="12" w:color="FFFFFF"/>
+              <w:right w:val="single" w:sz="12" w:color="FFFFFF"/>
+            </w:tcBorders>
+            <w:vAlign w:val="center"/>
+            <w:tcMar>
+              <w:top w:w="40" w:type="dxa"/>
+              <w:left w:w="120" w:type="dxa"/>
+              <w:bottom w:w="40" w:type="dxa"/>
+              <w:right w:w="80" w:type="dxa"/>
+            </w:tcMar>
           </w:tcPr>
           <w:p>
-            <w:r>
-              <w:rPr>
-                <w:sz w:val="17"/>
+            <w:pPr>
+              <w:spacing w:before="0" w:after="0"/>
+              <w:jc w:val="center"/>
+            </w:pPr>
+            <w:r>
+              <w:rPr>
+                <w:sz w:val="16"/>
               </w:rPr>
               <w:t>Ollama API</w:t>
             </w:r>
@@ -3726,12 +4282,29 @@
         <w:tc>
           <w:tcPr>
             <w:tcW w:type="dxa" w:w="2717"/>
-            <w:shd w:val="clear" w:color="auto" w:fill="FFFFFF"/>
+            <w:shd w:val="clear" w:color="auto" w:fill="EAEAEA"/>
+            <w:tcBorders>
+              <w:top w:val="single" w:sz="12" w:color="FFFFFF"/>
+              <w:left w:val="single" w:sz="12" w:color="FFFFFF"/>
+              <w:bottom w:val="single" w:sz="12" w:color="FFFFFF"/>
+              <w:right w:val="single" w:sz="12" w:color="FFFFFF"/>
+            </w:tcBorders>
+            <w:vAlign w:val="center"/>
+            <w:tcMar>
+              <w:top w:w="40" w:type="dxa"/>
+              <w:left w:w="120" w:type="dxa"/>
+              <w:bottom w:w="40" w:type="dxa"/>
+              <w:right w:w="80" w:type="dxa"/>
+            </w:tcMar>
           </w:tcPr>
           <w:p>
-            <w:r>
-              <w:rPr>
-                <w:sz w:val="17"/>
+            <w:pPr>
+              <w:spacing w:before="0" w:after="0"/>
+              <w:jc w:val="center"/>
+            </w:pPr>
+            <w:r>
+              <w:rPr>
+                <w:sz w:val="16"/>
               </w:rPr>
               <w:t>11434</w:t>
             </w:r>
@@ -3740,12 +4313,29 @@
         <w:tc>
           <w:tcPr>
             <w:tcW w:type="dxa" w:w="2717"/>
-            <w:shd w:val="clear" w:color="auto" w:fill="FFFFFF"/>
+            <w:shd w:val="clear" w:color="auto" w:fill="EAEAEA"/>
+            <w:tcBorders>
+              <w:top w:val="single" w:sz="12" w:color="FFFFFF"/>
+              <w:left w:val="single" w:sz="12" w:color="FFFFFF"/>
+              <w:bottom w:val="single" w:sz="12" w:color="FFFFFF"/>
+              <w:right w:val="single" w:sz="12" w:color="FFFFFF"/>
+            </w:tcBorders>
+            <w:vAlign w:val="center"/>
+            <w:tcMar>
+              <w:top w:w="40" w:type="dxa"/>
+              <w:left w:w="120" w:type="dxa"/>
+              <w:bottom w:w="40" w:type="dxa"/>
+              <w:right w:w="80" w:type="dxa"/>
+            </w:tcMar>
           </w:tcPr>
           <w:p>
-            <w:r>
-              <w:rPr>
-                <w:sz w:val="17"/>
+            <w:pPr>
+              <w:spacing w:before="0" w:after="0"/>
+              <w:jc w:val="center"/>
+            </w:pPr>
+            <w:r>
+              <w:rPr>
+                <w:sz w:val="16"/>
               </w:rPr>
               <w:t>http://localhost:11434</w:t>
             </w:r>
@@ -3753,15 +4343,35 @@
         </w:tc>
       </w:tr>
       <w:tr>
+        <w:trPr>
+          <w:trHeight w:val="283" w:hRule="atLeast"/>
+        </w:trPr>
         <w:tc>
           <w:tcPr>
             <w:tcW w:type="dxa" w:w="2717"/>
-            <w:shd w:val="clear" w:color="auto" w:fill="F8F8F8"/>
+            <w:shd w:val="clear" w:color="auto" w:fill="EAEAEA"/>
+            <w:tcBorders>
+              <w:top w:val="single" w:sz="12" w:color="FFFFFF"/>
+              <w:left w:val="single" w:sz="12" w:color="FFFFFF"/>
+              <w:bottom w:val="single" w:sz="12" w:color="FFFFFF"/>
+              <w:right w:val="single" w:sz="12" w:color="FFFFFF"/>
+            </w:tcBorders>
+            <w:vAlign w:val="center"/>
+            <w:tcMar>
+              <w:top w:w="40" w:type="dxa"/>
+              <w:left w:w="120" w:type="dxa"/>
+              <w:bottom w:w="40" w:type="dxa"/>
+              <w:right w:w="80" w:type="dxa"/>
+            </w:tcMar>
           </w:tcPr>
           <w:p>
-            <w:r>
-              <w:rPr>
-                <w:sz w:val="17"/>
+            <w:pPr>
+              <w:spacing w:before="0" w:after="0"/>
+              <w:jc w:val="center"/>
+            </w:pPr>
+            <w:r>
+              <w:rPr>
+                <w:sz w:val="16"/>
               </w:rPr>
               <w:t>JupyterLab</w:t>
             </w:r>
@@ -3770,12 +4380,29 @@
         <w:tc>
           <w:tcPr>
             <w:tcW w:type="dxa" w:w="2717"/>
-            <w:shd w:val="clear" w:color="auto" w:fill="F8F8F8"/>
+            <w:shd w:val="clear" w:color="auto" w:fill="EAEAEA"/>
+            <w:tcBorders>
+              <w:top w:val="single" w:sz="12" w:color="FFFFFF"/>
+              <w:left w:val="single" w:sz="12" w:color="FFFFFF"/>
+              <w:bottom w:val="single" w:sz="12" w:color="FFFFFF"/>
+              <w:right w:val="single" w:sz="12" w:color="FFFFFF"/>
+            </w:tcBorders>
+            <w:vAlign w:val="center"/>
+            <w:tcMar>
+              <w:top w:w="40" w:type="dxa"/>
+              <w:left w:w="120" w:type="dxa"/>
+              <w:bottom w:w="40" w:type="dxa"/>
+              <w:right w:w="80" w:type="dxa"/>
+            </w:tcMar>
           </w:tcPr>
           <w:p>
-            <w:r>
-              <w:rPr>
-                <w:sz w:val="17"/>
+            <w:pPr>
+              <w:spacing w:before="0" w:after="0"/>
+              <w:jc w:val="center"/>
+            </w:pPr>
+            <w:r>
+              <w:rPr>
+                <w:sz w:val="16"/>
               </w:rPr>
               <w:t>8888</w:t>
             </w:r>
@@ -3784,12 +4411,29 @@
         <w:tc>
           <w:tcPr>
             <w:tcW w:type="dxa" w:w="2717"/>
-            <w:shd w:val="clear" w:color="auto" w:fill="F8F8F8"/>
+            <w:shd w:val="clear" w:color="auto" w:fill="EAEAEA"/>
+            <w:tcBorders>
+              <w:top w:val="single" w:sz="12" w:color="FFFFFF"/>
+              <w:left w:val="single" w:sz="12" w:color="FFFFFF"/>
+              <w:bottom w:val="single" w:sz="12" w:color="FFFFFF"/>
+              <w:right w:val="single" w:sz="12" w:color="FFFFFF"/>
+            </w:tcBorders>
+            <w:vAlign w:val="center"/>
+            <w:tcMar>
+              <w:top w:w="40" w:type="dxa"/>
+              <w:left w:w="120" w:type="dxa"/>
+              <w:bottom w:w="40" w:type="dxa"/>
+              <w:right w:w="80" w:type="dxa"/>
+            </w:tcMar>
           </w:tcPr>
           <w:p>
-            <w:r>
-              <w:rPr>
-                <w:sz w:val="17"/>
+            <w:pPr>
+              <w:spacing w:before="0" w:after="0"/>
+              <w:jc w:val="both"/>
+            </w:pPr>
+            <w:r>
+              <w:rPr>
+                <w:sz w:val="16"/>
               </w:rPr>
               <w:t>http://localhost:8888 en navegador de Windows</w:t>
             </w:r>
@@ -3797,15 +4441,35 @@
         </w:tc>
       </w:tr>
       <w:tr>
+        <w:trPr>
+          <w:trHeight w:val="283" w:hRule="atLeast"/>
+        </w:trPr>
         <w:tc>
           <w:tcPr>
             <w:tcW w:type="dxa" w:w="2717"/>
-            <w:shd w:val="clear" w:color="auto" w:fill="FFFFFF"/>
+            <w:shd w:val="clear" w:color="auto" w:fill="EAEAEA"/>
+            <w:tcBorders>
+              <w:top w:val="single" w:sz="12" w:color="FFFFFF"/>
+              <w:left w:val="single" w:sz="12" w:color="FFFFFF"/>
+              <w:bottom w:val="single" w:sz="12" w:color="FFFFFF"/>
+              <w:right w:val="single" w:sz="12" w:color="FFFFFF"/>
+            </w:tcBorders>
+            <w:vAlign w:val="center"/>
+            <w:tcMar>
+              <w:top w:w="40" w:type="dxa"/>
+              <w:left w:w="120" w:type="dxa"/>
+              <w:bottom w:w="40" w:type="dxa"/>
+              <w:right w:w="80" w:type="dxa"/>
+            </w:tcMar>
           </w:tcPr>
           <w:p>
-            <w:r>
-              <w:rPr>
-                <w:sz w:val="17"/>
+            <w:pPr>
+              <w:spacing w:before="0" w:after="0"/>
+              <w:jc w:val="center"/>
+            </w:pPr>
+            <w:r>
+              <w:rPr>
+                <w:sz w:val="16"/>
               </w:rPr>
               <w:t>N8N</w:t>
             </w:r>
@@ -3814,12 +4478,29 @@
         <w:tc>
           <w:tcPr>
             <w:tcW w:type="dxa" w:w="2717"/>
-            <w:shd w:val="clear" w:color="auto" w:fill="FFFFFF"/>
+            <w:shd w:val="clear" w:color="auto" w:fill="EAEAEA"/>
+            <w:tcBorders>
+              <w:top w:val="single" w:sz="12" w:color="FFFFFF"/>
+              <w:left w:val="single" w:sz="12" w:color="FFFFFF"/>
+              <w:bottom w:val="single" w:sz="12" w:color="FFFFFF"/>
+              <w:right w:val="single" w:sz="12" w:color="FFFFFF"/>
+            </w:tcBorders>
+            <w:vAlign w:val="center"/>
+            <w:tcMar>
+              <w:top w:w="40" w:type="dxa"/>
+              <w:left w:w="120" w:type="dxa"/>
+              <w:bottom w:w="40" w:type="dxa"/>
+              <w:right w:w="80" w:type="dxa"/>
+            </w:tcMar>
           </w:tcPr>
           <w:p>
-            <w:r>
-              <w:rPr>
-                <w:sz w:val="17"/>
+            <w:pPr>
+              <w:spacing w:before="0" w:after="0"/>
+              <w:jc w:val="center"/>
+            </w:pPr>
+            <w:r>
+              <w:rPr>
+                <w:sz w:val="16"/>
               </w:rPr>
               <w:t>5678</w:t>
             </w:r>
@@ -3828,12 +4509,29 @@
         <w:tc>
           <w:tcPr>
             <w:tcW w:type="dxa" w:w="2717"/>
-            <w:shd w:val="clear" w:color="auto" w:fill="FFFFFF"/>
+            <w:shd w:val="clear" w:color="auto" w:fill="EAEAEA"/>
+            <w:tcBorders>
+              <w:top w:val="single" w:sz="12" w:color="FFFFFF"/>
+              <w:left w:val="single" w:sz="12" w:color="FFFFFF"/>
+              <w:bottom w:val="single" w:sz="12" w:color="FFFFFF"/>
+              <w:right w:val="single" w:sz="12" w:color="FFFFFF"/>
+            </w:tcBorders>
+            <w:vAlign w:val="center"/>
+            <w:tcMar>
+              <w:top w:w="40" w:type="dxa"/>
+              <w:left w:w="120" w:type="dxa"/>
+              <w:bottom w:w="40" w:type="dxa"/>
+              <w:right w:w="80" w:type="dxa"/>
+            </w:tcMar>
           </w:tcPr>
           <w:p>
-            <w:r>
-              <w:rPr>
-                <w:sz w:val="17"/>
+            <w:pPr>
+              <w:spacing w:before="0" w:after="0"/>
+              <w:jc w:val="center"/>
+            </w:pPr>
+            <w:r>
+              <w:rPr>
+                <w:sz w:val="16"/>
               </w:rPr>
               <w:t>http://localhost:5678</w:t>
             </w:r>
@@ -3841,15 +4539,35 @@
         </w:tc>
       </w:tr>
       <w:tr>
+        <w:trPr>
+          <w:trHeight w:val="283" w:hRule="atLeast"/>
+        </w:trPr>
         <w:tc>
           <w:tcPr>
             <w:tcW w:type="dxa" w:w="2717"/>
-            <w:shd w:val="clear" w:color="auto" w:fill="F8F8F8"/>
+            <w:shd w:val="clear" w:color="auto" w:fill="EAEAEA"/>
+            <w:tcBorders>
+              <w:top w:val="single" w:sz="12" w:color="FFFFFF"/>
+              <w:left w:val="single" w:sz="12" w:color="FFFFFF"/>
+              <w:bottom w:val="single" w:sz="12" w:color="FFFFFF"/>
+              <w:right w:val="single" w:sz="12" w:color="FFFFFF"/>
+            </w:tcBorders>
+            <w:vAlign w:val="center"/>
+            <w:tcMar>
+              <w:top w:w="40" w:type="dxa"/>
+              <w:left w:w="120" w:type="dxa"/>
+              <w:bottom w:w="40" w:type="dxa"/>
+              <w:right w:w="80" w:type="dxa"/>
+            </w:tcMar>
           </w:tcPr>
           <w:p>
-            <w:r>
-              <w:rPr>
-                <w:sz w:val="17"/>
+            <w:pPr>
+              <w:spacing w:before="0" w:after="0"/>
+              <w:jc w:val="center"/>
+            </w:pPr>
+            <w:r>
+              <w:rPr>
+                <w:sz w:val="16"/>
               </w:rPr>
               <w:t>FastAPI (proyectos)</w:t>
             </w:r>
@@ -3858,12 +4576,29 @@
         <w:tc>
           <w:tcPr>
             <w:tcW w:type="dxa" w:w="2717"/>
-            <w:shd w:val="clear" w:color="auto" w:fill="F8F8F8"/>
+            <w:shd w:val="clear" w:color="auto" w:fill="EAEAEA"/>
+            <w:tcBorders>
+              <w:top w:val="single" w:sz="12" w:color="FFFFFF"/>
+              <w:left w:val="single" w:sz="12" w:color="FFFFFF"/>
+              <w:bottom w:val="single" w:sz="12" w:color="FFFFFF"/>
+              <w:right w:val="single" w:sz="12" w:color="FFFFFF"/>
+            </w:tcBorders>
+            <w:vAlign w:val="center"/>
+            <w:tcMar>
+              <w:top w:w="40" w:type="dxa"/>
+              <w:left w:w="120" w:type="dxa"/>
+              <w:bottom w:w="40" w:type="dxa"/>
+              <w:right w:w="80" w:type="dxa"/>
+            </w:tcMar>
           </w:tcPr>
           <w:p>
-            <w:r>
-              <w:rPr>
-                <w:sz w:val="17"/>
+            <w:pPr>
+              <w:spacing w:before="0" w:after="0"/>
+              <w:jc w:val="center"/>
+            </w:pPr>
+            <w:r>
+              <w:rPr>
+                <w:sz w:val="16"/>
               </w:rPr>
               <w:t>5000</w:t>
             </w:r>
@@ -3872,12 +4607,29 @@
         <w:tc>
           <w:tcPr>
             <w:tcW w:type="dxa" w:w="2717"/>
-            <w:shd w:val="clear" w:color="auto" w:fill="F8F8F8"/>
+            <w:shd w:val="clear" w:color="auto" w:fill="EAEAEA"/>
+            <w:tcBorders>
+              <w:top w:val="single" w:sz="12" w:color="FFFFFF"/>
+              <w:left w:val="single" w:sz="12" w:color="FFFFFF"/>
+              <w:bottom w:val="single" w:sz="12" w:color="FFFFFF"/>
+              <w:right w:val="single" w:sz="12" w:color="FFFFFF"/>
+            </w:tcBorders>
+            <w:vAlign w:val="center"/>
+            <w:tcMar>
+              <w:top w:w="40" w:type="dxa"/>
+              <w:left w:w="120" w:type="dxa"/>
+              <w:bottom w:w="40" w:type="dxa"/>
+              <w:right w:w="80" w:type="dxa"/>
+            </w:tcMar>
           </w:tcPr>
           <w:p>
-            <w:r>
-              <w:rPr>
-                <w:sz w:val="17"/>
+            <w:pPr>
+              <w:spacing w:before="0" w:after="0"/>
+              <w:jc w:val="center"/>
+            </w:pPr>
+            <w:r>
+              <w:rPr>
+                <w:sz w:val="16"/>
               </w:rPr>
               <w:t>http://localhost:5000</w:t>
             </w:r>
@@ -3895,10 +4647,11 @@
         <w:pStyle w:val="Endure-Subhead"/>
         <w:keepNext/>
         <w:spacing w:before="160" w:after="60"/>
-      </w:pPr>
-      <w:r>
-        <w:rPr>
-          <w:sz w:val="18"/>
+        <w:outlineLvl w:val="2"/>
+      </w:pPr>
+      <w:r>
+        <w:rPr>
+          <w:sz w:val="22"/>
         </w:rPr>
         <w:t>7.5.2 Tunnel simple (un solo puerto)</w:t>
       </w:r>
@@ -3916,7 +4669,7 @@
         <w:tc>
           <w:tcPr>
             <w:tcW w:type="dxa" w:w="8152"/>
-            <w:shd w:val="clear" w:color="auto" w:fill="F2F2F2"/>
+            <w:shd w:val="clear" w:color="auto" w:fill="EAEAEA"/>
             <w:tcBorders>
               <w:left w:val="thick" w:sz="24" w:color="1A5A6A"/>
             </w:tcBorders>
@@ -3971,6 +4724,7 @@
             <w:r>
               <w:rPr>
                 <w:rFonts w:ascii="Courier New" w:hAnsi="Courier New"/>
+                <w:i/>
                 <w:color w:val="555555"/>
                 <w:sz w:val="16"/>
               </w:rPr>
@@ -4064,7 +4818,7 @@
         <w:tc>
           <w:tcPr>
             <w:tcW w:type="dxa" w:w="8152"/>
-            <w:shd w:val="clear" w:color="auto" w:fill="F2F2F2"/>
+            <w:shd w:val="clear" w:color="auto" w:fill="EAEAEA"/>
             <w:tcBorders>
               <w:left w:val="thick" w:sz="24" w:color="1A5A6A"/>
             </w:tcBorders>
@@ -4102,6 +4856,7 @@
             <w:r>
               <w:rPr>
                 <w:rFonts w:ascii="Courier New" w:hAnsi="Courier New"/>
+                <w:i/>
                 <w:color w:val="555555"/>
                 <w:sz w:val="16"/>
               </w:rPr>
@@ -4228,7 +4983,7 @@
             <w:r>
               <w:rPr>
                 <w:rFonts w:ascii="Courier New" w:hAnsi="Courier New"/>
-                <w:sz w:val="17"/>
+                <w:sz w:val="16"/>
               </w:rPr>
               <w:t>-N</w:t>
             </w:r>
@@ -4238,7 +4993,7 @@
             <w:r>
               <w:rPr>
                 <w:rFonts w:ascii="Courier New" w:hAnsi="Courier New"/>
-                <w:sz w:val="17"/>
+                <w:sz w:val="16"/>
               </w:rPr>
               <w:t>Ctrl+C</w:t>
             </w:r>
@@ -4259,10 +5014,11 @@
         <w:pStyle w:val="Endure-Subhead"/>
         <w:keepNext/>
         <w:spacing w:before="160" w:after="60"/>
-      </w:pPr>
-      <w:r>
-        <w:rPr>
-          <w:sz w:val="18"/>
+        <w:outlineLvl w:val="2"/>
+      </w:pPr>
+      <w:r>
+        <w:rPr>
+          <w:sz w:val="22"/>
         </w:rPr>
         <w:t>7.5.3 Tunnel multi-puerto (todos los servicios a la vez)</w:t>
       </w:r>
@@ -4280,7 +5036,7 @@
         <w:tc>
           <w:tcPr>
             <w:tcW w:type="dxa" w:w="8152"/>
-            <w:shd w:val="clear" w:color="auto" w:fill="F2F2F2"/>
+            <w:shd w:val="clear" w:color="auto" w:fill="EAEAEA"/>
             <w:tcBorders>
               <w:left w:val="thick" w:sz="24" w:color="1A5A6A"/>
             </w:tcBorders>
@@ -4335,6 +5091,7 @@
             <w:r>
               <w:rPr>
                 <w:rFonts w:ascii="Courier New" w:hAnsi="Courier New"/>
+                <w:i/>
                 <w:color w:val="555555"/>
                 <w:sz w:val="16"/>
               </w:rPr>
@@ -4351,6 +5108,7 @@
             <w:r>
               <w:rPr>
                 <w:rFonts w:ascii="Courier New" w:hAnsi="Courier New"/>
+                <w:i/>
                 <w:color w:val="555555"/>
                 <w:sz w:val="16"/>
               </w:rPr>
@@ -4367,6 +5125,7 @@
             <w:r>
               <w:rPr>
                 <w:rFonts w:ascii="Courier New" w:hAnsi="Courier New"/>
+                <w:i/>
                 <w:color w:val="555555"/>
                 <w:sz w:val="16"/>
               </w:rPr>
@@ -4383,6 +5142,7 @@
             <w:r>
               <w:rPr>
                 <w:rFonts w:ascii="Courier New" w:hAnsi="Courier New"/>
+                <w:i/>
                 <w:color w:val="555555"/>
                 <w:sz w:val="16"/>
               </w:rPr>
@@ -4399,6 +5159,7 @@
             <w:r>
               <w:rPr>
                 <w:rFonts w:ascii="Courier New" w:hAnsi="Courier New"/>
+                <w:i/>
                 <w:color w:val="555555"/>
                 <w:sz w:val="16"/>
               </w:rPr>
@@ -4415,6 +5176,7 @@
             <w:r>
               <w:rPr>
                 <w:rFonts w:ascii="Courier New" w:hAnsi="Courier New"/>
+                <w:i/>
                 <w:color w:val="555555"/>
                 <w:sz w:val="16"/>
               </w:rPr>
@@ -4450,10 +5212,11 @@
         <w:pStyle w:val="Endure-Subhead"/>
         <w:keepNext/>
         <w:spacing w:before="160" w:after="60"/>
-      </w:pPr>
-      <w:r>
-        <w:rPr>
-          <w:sz w:val="18"/>
+        <w:outlineLvl w:val="2"/>
+      </w:pPr>
+      <w:r>
+        <w:rPr>
+          <w:sz w:val="22"/>
         </w:rPr>
         <w:t>7.5.4 Tunnel permanente con ~/.ssh/config</w:t>
       </w:r>
@@ -4461,18 +5224,25 @@
     <w:p>
       <w:pPr>
         <w:pStyle w:val="Endure-FirstParagraphBodyText"/>
-      </w:pPr>
-      <w:r>
+        <w:spacing w:before="100" w:after="100"/>
+      </w:pPr>
+      <w:r>
+        <w:rPr>
+          <w:sz w:val="20"/>
+        </w:rPr>
         <w:t xml:space="preserve">Para no escribir el comando cada vez, agregue los tunnels al archivo </w:t>
       </w:r>
       <w:r>
         <w:rPr>
           <w:rFonts w:ascii="Courier New" w:hAnsi="Courier New"/>
-          <w:sz w:val="17"/>
+          <w:sz w:val="16"/>
         </w:rPr>
         <w:t>~/.ssh/config</w:t>
       </w:r>
       <w:r>
+        <w:rPr>
+          <w:sz w:val="20"/>
+        </w:rPr>
         <w:t xml:space="preserve"> de Windows:</w:t>
       </w:r>
     </w:p>
@@ -4489,7 +5259,7 @@
         <w:tc>
           <w:tcPr>
             <w:tcW w:type="dxa" w:w="8152"/>
-            <w:shd w:val="clear" w:color="auto" w:fill="F2F2F2"/>
+            <w:shd w:val="clear" w:color="auto" w:fill="EAEAEA"/>
             <w:tcBorders>
               <w:left w:val="thick" w:sz="24" w:color="1A5A6A"/>
             </w:tcBorders>
@@ -4527,6 +5297,7 @@
             <w:r>
               <w:rPr>
                 <w:rFonts w:ascii="Courier New" w:hAnsi="Courier New"/>
+                <w:i/>
                 <w:color w:val="555555"/>
                 <w:sz w:val="16"/>
               </w:rPr>
@@ -4543,6 +5314,7 @@
             <w:r>
               <w:rPr>
                 <w:rFonts w:ascii="Courier New" w:hAnsi="Courier New"/>
+                <w:i/>
                 <w:color w:val="555555"/>
                 <w:sz w:val="16"/>
               </w:rPr>
@@ -4559,6 +5331,7 @@
             <w:r>
               <w:rPr>
                 <w:rFonts w:ascii="Courier New" w:hAnsi="Courier New"/>
+                <w:i/>
                 <w:color w:val="555555"/>
                 <w:sz w:val="16"/>
               </w:rPr>
@@ -4575,6 +5348,7 @@
             <w:r>
               <w:rPr>
                 <w:rFonts w:ascii="Courier New" w:hAnsi="Courier New"/>
+                <w:i/>
                 <w:color w:val="555555"/>
                 <w:sz w:val="16"/>
               </w:rPr>
@@ -4591,6 +5365,7 @@
             <w:r>
               <w:rPr>
                 <w:rFonts w:ascii="Courier New" w:hAnsi="Courier New"/>
+                <w:i/>
                 <w:color w:val="555555"/>
                 <w:sz w:val="16"/>
               </w:rPr>
@@ -4607,6 +5382,7 @@
             <w:r>
               <w:rPr>
                 <w:rFonts w:ascii="Courier New" w:hAnsi="Courier New"/>
+                <w:i/>
                 <w:color w:val="555555"/>
                 <w:sz w:val="16"/>
               </w:rPr>
@@ -4623,6 +5399,7 @@
             <w:r>
               <w:rPr>
                 <w:rFonts w:ascii="Courier New" w:hAnsi="Courier New"/>
+                <w:i/>
                 <w:color w:val="555555"/>
                 <w:sz w:val="16"/>
               </w:rPr>
@@ -4639,6 +5416,7 @@
             <w:r>
               <w:rPr>
                 <w:rFonts w:ascii="Courier New" w:hAnsi="Courier New"/>
+                <w:i/>
                 <w:color w:val="555555"/>
                 <w:sz w:val="16"/>
               </w:rPr>
@@ -4655,6 +5433,7 @@
             <w:r>
               <w:rPr>
                 <w:rFonts w:ascii="Courier New" w:hAnsi="Courier New"/>
+                <w:i/>
                 <w:color w:val="555555"/>
                 <w:sz w:val="16"/>
               </w:rPr>
@@ -4671,6 +5450,7 @@
             <w:r>
               <w:rPr>
                 <w:rFonts w:ascii="Courier New" w:hAnsi="Courier New"/>
+                <w:i/>
                 <w:color w:val="555555"/>
                 <w:sz w:val="16"/>
               </w:rPr>
@@ -4687,6 +5467,7 @@
             <w:r>
               <w:rPr>
                 <w:rFonts w:ascii="Courier New" w:hAnsi="Courier New"/>
+                <w:i/>
                 <w:color w:val="555555"/>
                 <w:sz w:val="16"/>
               </w:rPr>
@@ -4714,7 +5495,7 @@
         <w:tc>
           <w:tcPr>
             <w:tcW w:type="dxa" w:w="8152"/>
-            <w:shd w:val="clear" w:color="auto" w:fill="F2F2F2"/>
+            <w:shd w:val="clear" w:color="auto" w:fill="EAEAEA"/>
             <w:tcBorders>
               <w:left w:val="thick" w:sz="24" w:color="1A5A6A"/>
             </w:tcBorders>
@@ -4752,6 +5533,7 @@
             <w:r>
               <w:rPr>
                 <w:rFonts w:ascii="Courier New" w:hAnsi="Courier New"/>
+                <w:i/>
                 <w:color w:val="555555"/>
                 <w:sz w:val="16"/>
               </w:rPr>
@@ -4771,10 +5553,11 @@
         <w:pStyle w:val="Endure-Subhead"/>
         <w:keepNext/>
         <w:spacing w:before="160" w:after="60"/>
-      </w:pPr>
-      <w:r>
-        <w:rPr>
-          <w:sz w:val="18"/>
+        <w:outlineLvl w:val="2"/>
+      </w:pPr>
+      <w:r>
+        <w:rPr>
+          <w:sz w:val="22"/>
         </w:rPr>
         <w:t>7.5.5 JupyterLab via SSH tunnel</w:t>
       </w:r>
@@ -4782,8 +5565,12 @@
     <w:p>
       <w:pPr>
         <w:pStyle w:val="Endure-FirstParagraphBodyText"/>
-      </w:pPr>
-      <w:r>
+        <w:spacing w:before="100" w:after="100"/>
+      </w:pPr>
+      <w:r>
+        <w:rPr>
+          <w:sz w:val="20"/>
+        </w:rPr>
         <w:t>JupyterLab es ideal para experimentos con PyTorch, exploración de datos y prototipos rápidos en el Jetson:</w:t>
       </w:r>
     </w:p>
@@ -4800,7 +5587,7 @@
         <w:tc>
           <w:tcPr>
             <w:tcW w:type="dxa" w:w="8152"/>
-            <w:shd w:val="clear" w:color="auto" w:fill="F2F2F2"/>
+            <w:shd w:val="clear" w:color="auto" w:fill="EAEAEA"/>
             <w:tcBorders>
               <w:left w:val="thick" w:sz="24" w:color="1A5A6A"/>
             </w:tcBorders>
@@ -4951,6 +5738,7 @@
             <w:r>
               <w:rPr>
                 <w:rFonts w:ascii="Courier New" w:hAnsi="Courier New"/>
+                <w:i/>
                 <w:color w:val="555555"/>
                 <w:sz w:val="16"/>
               </w:rPr>
@@ -4978,7 +5766,7 @@
         <w:tc>
           <w:tcPr>
             <w:tcW w:type="dxa" w:w="8152"/>
-            <w:shd w:val="clear" w:color="auto" w:fill="F2F2F2"/>
+            <w:shd w:val="clear" w:color="auto" w:fill="EAEAEA"/>
             <w:tcBorders>
               <w:left w:val="thick" w:sz="24" w:color="1A5A6A"/>
             </w:tcBorders>
@@ -5016,6 +5804,7 @@
             <w:r>
               <w:rPr>
                 <w:rFonts w:ascii="Courier New" w:hAnsi="Courier New"/>
+                <w:i/>
                 <w:color w:val="555555"/>
                 <w:sz w:val="16"/>
               </w:rPr>
@@ -5032,6 +5821,7 @@
             <w:r>
               <w:rPr>
                 <w:rFonts w:ascii="Courier New" w:hAnsi="Courier New"/>
+                <w:i/>
                 <w:color w:val="555555"/>
                 <w:sz w:val="16"/>
               </w:rPr>
@@ -5048,6 +5838,7 @@
             <w:r>
               <w:rPr>
                 <w:rFonts w:ascii="Courier New" w:hAnsi="Courier New"/>
+                <w:i/>
                 <w:color w:val="555555"/>
                 <w:sz w:val="16"/>
               </w:rPr>
@@ -5075,7 +5866,7 @@
         <w:tc>
           <w:tcPr>
             <w:tcW w:type="dxa" w:w="8152"/>
-            <w:shd w:val="clear" w:color="auto" w:fill="F2F2F2"/>
+            <w:shd w:val="clear" w:color="auto" w:fill="EAEAEA"/>
             <w:tcBorders>
               <w:left w:val="thick" w:sz="24" w:color="1A5A6A"/>
             </w:tcBorders>
@@ -5113,6 +5904,7 @@
             <w:r>
               <w:rPr>
                 <w:rFonts w:ascii="Courier New" w:hAnsi="Courier New"/>
+                <w:i/>
                 <w:color w:val="555555"/>
                 <w:sz w:val="16"/>
               </w:rPr>
@@ -5181,8 +5973,12 @@
         <w:pStyle w:val="Endure-Subhead"/>
         <w:keepNext/>
         <w:spacing w:before="240" w:after="60"/>
-      </w:pPr>
-      <w:r>
+        <w:outlineLvl w:val="1"/>
+      </w:pPr>
+      <w:r>
+        <w:rPr>
+          <w:sz w:val="24"/>
+        </w:rPr>
         <w:t>7.6 Flujo de Trabajo Típico con IDE Remoto</w:t>
       </w:r>
     </w:p>
@@ -5191,10 +5987,11 @@
         <w:pStyle w:val="Endure-Subhead"/>
         <w:keepNext/>
         <w:spacing w:before="160" w:after="60"/>
-      </w:pPr>
-      <w:r>
-        <w:rPr>
-          <w:sz w:val="18"/>
+        <w:outlineLvl w:val="2"/>
+      </w:pPr>
+      <w:r>
+        <w:rPr>
+          <w:sz w:val="22"/>
         </w:rPr>
         <w:t>Caso A — Desarrollo con VSCode (más común)</w:t>
       </w:r>
@@ -5212,7 +6009,7 @@
         <w:tc>
           <w:tcPr>
             <w:tcW w:type="dxa" w:w="8152"/>
-            <w:shd w:val="clear" w:color="auto" w:fill="F2F2F2"/>
+            <w:shd w:val="clear" w:color="auto" w:fill="EAEAEA"/>
             <w:tcBorders>
               <w:left w:val="thick" w:sz="24" w:color="1A5A6A"/>
             </w:tcBorders>
@@ -5233,6 +6030,7 @@
             <w:r>
               <w:rPr>
                 <w:rFonts w:ascii="Courier New" w:hAnsi="Courier New"/>
+                <w:i/>
                 <w:color w:val="555555"/>
                 <w:sz w:val="16"/>
               </w:rPr>
@@ -5249,6 +6047,7 @@
             <w:r>
               <w:rPr>
                 <w:rFonts w:ascii="Courier New" w:hAnsi="Courier New"/>
+                <w:i/>
                 <w:color w:val="555555"/>
                 <w:sz w:val="16"/>
               </w:rPr>
@@ -5265,6 +6064,7 @@
             <w:r>
               <w:rPr>
                 <w:rFonts w:ascii="Courier New" w:hAnsi="Courier New"/>
+                <w:i/>
                 <w:color w:val="555555"/>
                 <w:sz w:val="16"/>
               </w:rPr>
@@ -5281,6 +6081,7 @@
             <w:r>
               <w:rPr>
                 <w:rFonts w:ascii="Courier New" w:hAnsi="Courier New"/>
+                <w:i/>
                 <w:color w:val="555555"/>
                 <w:sz w:val="16"/>
               </w:rPr>
@@ -5297,6 +6098,7 @@
             <w:r>
               <w:rPr>
                 <w:rFonts w:ascii="Courier New" w:hAnsi="Courier New"/>
+                <w:i/>
                 <w:color w:val="555555"/>
                 <w:sz w:val="16"/>
               </w:rPr>
@@ -5313,6 +6115,7 @@
             <w:r>
               <w:rPr>
                 <w:rFonts w:ascii="Courier New" w:hAnsi="Courier New"/>
+                <w:i/>
                 <w:color w:val="555555"/>
                 <w:sz w:val="16"/>
               </w:rPr>
@@ -5329,6 +6132,7 @@
             <w:r>
               <w:rPr>
                 <w:rFonts w:ascii="Courier New" w:hAnsi="Courier New"/>
+                <w:i/>
                 <w:color w:val="555555"/>
                 <w:sz w:val="16"/>
               </w:rPr>
@@ -5348,10 +6152,11 @@
         <w:pStyle w:val="Endure-Subhead"/>
         <w:keepNext/>
         <w:spacing w:before="160" w:after="60"/>
-      </w:pPr>
-      <w:r>
-        <w:rPr>
-          <w:sz w:val="18"/>
+        <w:outlineLvl w:val="2"/>
+      </w:pPr>
+      <w:r>
+        <w:rPr>
+          <w:sz w:val="22"/>
         </w:rPr>
         <w:t>Caso B — Tunnel + Navegador para Open WebUI</w:t>
       </w:r>
@@ -5369,7 +6174,7 @@
         <w:tc>
           <w:tcPr>
             <w:tcW w:type="dxa" w:w="8152"/>
-            <w:shd w:val="clear" w:color="auto" w:fill="F2F2F2"/>
+            <w:shd w:val="clear" w:color="auto" w:fill="EAEAEA"/>
             <w:tcBorders>
               <w:left w:val="thick" w:sz="24" w:color="1A5A6A"/>
             </w:tcBorders>
@@ -5390,6 +6195,7 @@
             <w:r>
               <w:rPr>
                 <w:rFonts w:ascii="Courier New" w:hAnsi="Courier New"/>
+                <w:i/>
                 <w:color w:val="555555"/>
                 <w:sz w:val="16"/>
               </w:rPr>
@@ -5406,6 +6212,7 @@
             <w:r>
               <w:rPr>
                 <w:rFonts w:ascii="Courier New" w:hAnsi="Courier New"/>
+                <w:i/>
                 <w:color w:val="555555"/>
                 <w:sz w:val="16"/>
               </w:rPr>
@@ -5422,6 +6229,7 @@
             <w:r>
               <w:rPr>
                 <w:rFonts w:ascii="Courier New" w:hAnsi="Courier New"/>
+                <w:i/>
                 <w:color w:val="555555"/>
                 <w:sz w:val="16"/>
               </w:rPr>
@@ -5438,6 +6246,7 @@
             <w:r>
               <w:rPr>
                 <w:rFonts w:ascii="Courier New" w:hAnsi="Courier New"/>
+                <w:i/>
                 <w:color w:val="555555"/>
                 <w:sz w:val="16"/>
               </w:rPr>
@@ -5454,6 +6263,7 @@
             <w:r>
               <w:rPr>
                 <w:rFonts w:ascii="Courier New" w:hAnsi="Courier New"/>
+                <w:i/>
                 <w:color w:val="555555"/>
                 <w:sz w:val="16"/>
               </w:rPr>
@@ -5470,6 +6280,7 @@
             <w:r>
               <w:rPr>
                 <w:rFonts w:ascii="Courier New" w:hAnsi="Courier New"/>
+                <w:i/>
                 <w:color w:val="555555"/>
                 <w:sz w:val="16"/>
               </w:rPr>
@@ -5489,16 +6300,24 @@
         <w:pStyle w:val="Endure-Subhead"/>
         <w:keepNext/>
         <w:spacing w:before="240" w:after="60"/>
-      </w:pPr>
-      <w:r>
+        <w:outlineLvl w:val="1"/>
+      </w:pPr>
+      <w:r>
+        <w:rPr>
+          <w:sz w:val="24"/>
+        </w:rPr>
         <w:t>7.7 Aliases para Desarrollo Remoto</w:t>
       </w:r>
     </w:p>
     <w:p>
       <w:pPr>
         <w:pStyle w:val="Endure-FirstParagraphBodyText"/>
-      </w:pPr>
-      <w:r>
+        <w:spacing w:before="100" w:after="100"/>
+      </w:pPr>
+      <w:r>
+        <w:rPr>
+          <w:sz w:val="20"/>
+        </w:rPr>
         <w:t>Agregue estos aliases en el Jetson para facilitar el flujo de trabajo:</w:t>
       </w:r>
     </w:p>
@@ -5515,7 +6334,7 @@
         <w:tc>
           <w:tcPr>
             <w:tcW w:type="dxa" w:w="8152"/>
-            <w:shd w:val="clear" w:color="auto" w:fill="F2F2F2"/>
+            <w:shd w:val="clear" w:color="auto" w:fill="EAEAEA"/>
             <w:tcBorders>
               <w:left w:val="thick" w:sz="24" w:color="1A5A6A"/>
             </w:tcBorders>
@@ -5543,221 +6362,12 @@
               <w:t># Agregar a ~/.bash_aliases en el Jetson</w:t>
             </w:r>
           </w:p>
-          <w:p>
-            <w:pPr>
-              <w:spacing w:before="0" w:after="0"/>
-              <w:jc w:val="left"/>
-              <w:keepLines/>
-              <w:keepNext/>
-            </w:pPr>
-            <w:r>
-              <w:rPr>
-                <w:rFonts w:ascii="Courier New" w:hAnsi="Courier New"/>
-                <w:i/>
-                <w:color w:val="888888"/>
-                <w:sz w:val="16"/>
-              </w:rPr>
-              <w:t># -------------------------------------------------</w:t>
-            </w:r>
-          </w:p>
-          <w:p>
-            <w:pPr>
-              <w:spacing w:before="0" w:after="0"/>
-              <w:jc w:val="left"/>
-              <w:keepLines/>
-              <w:keepNext/>
-            </w:pPr>
-            <w:r>
-              <w:rPr>
-                <w:rFonts w:ascii="Courier New" w:hAnsi="Courier New"/>
-                <w:i/>
-                <w:color w:val="888888"/>
-                <w:sz w:val="16"/>
-              </w:rPr>
-              <w:t># Desarrollo remoto</w:t>
-            </w:r>
-          </w:p>
-          <w:p>
-            <w:pPr>
-              <w:spacing w:before="0" w:after="0"/>
-              <w:jc w:val="left"/>
-              <w:keepLines/>
-              <w:keepNext/>
-            </w:pPr>
-            <w:r>
-              <w:rPr>
-                <w:rFonts w:ascii="Courier New" w:hAnsi="Courier New"/>
-                <w:color w:val="1A1A1A"/>
-                <w:sz w:val="16"/>
-              </w:rPr>
-            </w:r>
-          </w:p>
-          <w:p>
-            <w:pPr>
-              <w:spacing w:before="0" w:after="0"/>
-              <w:jc w:val="left"/>
-              <w:keepLines/>
-              <w:keepNext/>
-            </w:pPr>
-            <w:r>
-              <w:rPr>
-                <w:rFonts w:ascii="Courier New" w:hAnsi="Courier New"/>
-                <w:i/>
-                <w:color w:val="888888"/>
-                <w:sz w:val="16"/>
-              </w:rPr>
-              <w:t># Iniciar JupyterLab (el tunnel SSH desde Windows lo hace accesible en :8888)</w:t>
-            </w:r>
-          </w:p>
-          <w:p>
-            <w:pPr>
-              <w:spacing w:before="0" w:after="0"/>
-              <w:jc w:val="left"/>
-              <w:keepLines/>
-              <w:keepNext/>
-            </w:pPr>
-            <w:r>
-              <w:rPr>
-                <w:rFonts w:ascii="Courier New" w:hAnsi="Courier New"/>
-                <w:color w:val="555555"/>
-                <w:sz w:val="16"/>
-              </w:rPr>
-              <w:t>alias start-jupyter='source ~/venvs/llm/bin/activate &amp;&amp; \</w:t>
-            </w:r>
-          </w:p>
-          <w:p>
-            <w:pPr>
-              <w:spacing w:before="0" w:after="0"/>
-              <w:jc w:val="left"/>
-              <w:keepLines/>
-              <w:keepNext/>
-            </w:pPr>
-            <w:r>
-              <w:rPr>
-                <w:rFonts w:ascii="Courier New" w:hAnsi="Courier New"/>
-                <w:color w:val="555555"/>
-                <w:sz w:val="16"/>
-              </w:rPr>
-              <w:t xml:space="preserve">  jupyter lab --no-browser --port=8888 --ip=127.0.0.1 2&gt;&amp;1 | \</w:t>
-            </w:r>
-          </w:p>
-          <w:p>
-            <w:pPr>
-              <w:spacing w:before="0" w:after="0"/>
-              <w:jc w:val="left"/>
-              <w:keepLines/>
-              <w:keepNext/>
-            </w:pPr>
-            <w:r>
-              <w:rPr>
-                <w:rFonts w:ascii="Courier New" w:hAnsi="Courier New"/>
-                <w:color w:val="555555"/>
-                <w:sz w:val="16"/>
-              </w:rPr>
-              <w:t xml:space="preserve">  grep -E "token=|http://127" | head -3'</w:t>
-            </w:r>
-          </w:p>
-          <w:p>
-            <w:pPr>
-              <w:spacing w:before="0" w:after="0"/>
-              <w:jc w:val="left"/>
-              <w:keepLines/>
-              <w:keepNext/>
-            </w:pPr>
-            <w:r>
-              <w:rPr>
-                <w:rFonts w:ascii="Courier New" w:hAnsi="Courier New"/>
-                <w:color w:val="1A1A1A"/>
-                <w:sz w:val="16"/>
-              </w:rPr>
-            </w:r>
-          </w:p>
-          <w:p>
-            <w:pPr>
-              <w:spacing w:before="0" w:after="0"/>
-              <w:jc w:val="left"/>
-              <w:keepLines/>
-              <w:keepNext/>
-            </w:pPr>
-            <w:r>
-              <w:rPr>
-                <w:rFonts w:ascii="Courier New" w:hAnsi="Courier New"/>
-                <w:color w:val="555555"/>
-                <w:sz w:val="16"/>
-              </w:rPr>
-              <w:t>alias stop-jupyter='pkill -f "jupyter lab" &amp;&amp; echo "JupyterLab detenido"'</w:t>
-            </w:r>
-          </w:p>
-          <w:p>
-            <w:pPr>
-              <w:spacing w:before="0" w:after="0"/>
-              <w:jc w:val="left"/>
-              <w:keepLines/>
-              <w:keepNext/>
-            </w:pPr>
-            <w:r>
-              <w:rPr>
-                <w:rFonts w:ascii="Courier New" w:hAnsi="Courier New"/>
-                <w:color w:val="1A1A1A"/>
-                <w:sz w:val="16"/>
-              </w:rPr>
-            </w:r>
-          </w:p>
-          <w:p>
-            <w:pPr>
-              <w:spacing w:before="0" w:after="0"/>
-              <w:jc w:val="left"/>
-              <w:keepLines/>
-              <w:keepNext/>
-            </w:pPr>
-            <w:r>
-              <w:rPr>
-                <w:rFonts w:ascii="Courier New" w:hAnsi="Courier New"/>
-                <w:i/>
-                <w:color w:val="888888"/>
-                <w:sz w:val="16"/>
-              </w:rPr>
-              <w:t># Ver procesos de desarrollo activos</w:t>
-            </w:r>
-          </w:p>
-          <w:p>
-            <w:pPr>
-              <w:spacing w:before="0" w:after="0"/>
-              <w:jc w:val="left"/>
-              <w:keepLines/>
-              <w:keepNext/>
-            </w:pPr>
-            <w:r>
-              <w:rPr>
-                <w:rFonts w:ascii="Courier New" w:hAnsi="Courier New"/>
-                <w:color w:val="555555"/>
-                <w:sz w:val="16"/>
-              </w:rPr>
-              <w:t>alias dev-status='echo "=== Procesos de desarrollo ===" &amp;&amp; \</w:t>
-            </w:r>
-          </w:p>
-          <w:p>
-            <w:pPr>
-              <w:spacing w:before="0" w:after="0"/>
-              <w:jc w:val="left"/>
-              <w:keepLines/>
-              <w:keepNext/>
-            </w:pPr>
-            <w:r>
-              <w:rPr>
-                <w:rFonts w:ascii="Courier New" w:hAnsi="Courier New"/>
-                <w:color w:val="555555"/>
-                <w:sz w:val="16"/>
-              </w:rPr>
-              <w:t xml:space="preserve">  pgrep -la "jupyter\|code-server\|python" 2&gt;/dev/null || echo "(ninguno)"'</w:t>
-            </w:r>
-          </w:p>
         </w:tc>
       </w:tr>
     </w:tbl>
     <w:p>
       <w:pPr>
-        <w:spacing w:before="0" w:after="120"/>
+        <w:spacing w:before="0" w:after="40"/>
       </w:pPr>
     </w:p>
     <w:tbl>
@@ -5773,7 +6383,7 @@
         <w:tc>
           <w:tcPr>
             <w:tcW w:type="dxa" w:w="8152"/>
-            <w:shd w:val="clear" w:color="auto" w:fill="F2F2F2"/>
+            <w:shd w:val="clear" w:color="auto" w:fill="EAEAEA"/>
             <w:tcBorders>
               <w:left w:val="thick" w:sz="24" w:color="1A5A6A"/>
             </w:tcBorders>
@@ -5798,7 +6408,24 @@
                 <w:color w:val="888888"/>
                 <w:sz w:val="16"/>
               </w:rPr>
-              <w:t># Recargar aliases</w:t>
+              <w:t># -------------------------------------------------</w:t>
+            </w:r>
+          </w:p>
+          <w:p>
+            <w:pPr>
+              <w:spacing w:before="0" w:after="0"/>
+              <w:jc w:val="left"/>
+              <w:keepLines/>
+              <w:keepNext/>
+            </w:pPr>
+            <w:r>
+              <w:rPr>
+                <w:rFonts w:ascii="Courier New" w:hAnsi="Courier New"/>
+                <w:i/>
+                <w:color w:val="888888"/>
+                <w:sz w:val="16"/>
+              </w:rPr>
+              <w:t># Desarrollo remoto</w:t>
             </w:r>
           </w:p>
           <w:p>
@@ -5814,7 +6441,171 @@
                 <w:color w:val="1A1A1A"/>
                 <w:sz w:val="16"/>
               </w:rPr>
-              <w:t>source ~/.bash_aliases || source ~/.bashrc</w:t>
+            </w:r>
+          </w:p>
+          <w:p>
+            <w:pPr>
+              <w:spacing w:before="0" w:after="0"/>
+              <w:jc w:val="left"/>
+              <w:keepLines/>
+              <w:keepNext/>
+            </w:pPr>
+            <w:r>
+              <w:rPr>
+                <w:rFonts w:ascii="Courier New" w:hAnsi="Courier New"/>
+                <w:i/>
+                <w:color w:val="888888"/>
+                <w:sz w:val="16"/>
+              </w:rPr>
+              <w:t># Iniciar JupyterLab (el tunnel SSH desde Windows lo hace accesible en :8888)</w:t>
+            </w:r>
+          </w:p>
+          <w:p>
+            <w:pPr>
+              <w:spacing w:before="0" w:after="0"/>
+              <w:jc w:val="left"/>
+              <w:keepLines/>
+              <w:keepNext/>
+            </w:pPr>
+            <w:r>
+              <w:rPr>
+                <w:rFonts w:ascii="Courier New" w:hAnsi="Courier New"/>
+                <w:i/>
+                <w:color w:val="555555"/>
+                <w:sz w:val="16"/>
+              </w:rPr>
+              <w:t>alias start-jupyter='source ~/venvs/llm/bin/activate &amp;&amp; \</w:t>
+            </w:r>
+          </w:p>
+          <w:p>
+            <w:pPr>
+              <w:spacing w:before="0" w:after="0"/>
+              <w:jc w:val="left"/>
+              <w:keepLines/>
+              <w:keepNext/>
+            </w:pPr>
+            <w:r>
+              <w:rPr>
+                <w:rFonts w:ascii="Courier New" w:hAnsi="Courier New"/>
+                <w:i/>
+                <w:color w:val="555555"/>
+                <w:sz w:val="16"/>
+              </w:rPr>
+              <w:t xml:space="preserve">  jupyter lab --no-browser --port=8888 --ip=127.0.0.1 2&gt;&amp;1 | \</w:t>
+            </w:r>
+          </w:p>
+          <w:p>
+            <w:pPr>
+              <w:spacing w:before="0" w:after="0"/>
+              <w:jc w:val="left"/>
+              <w:keepLines/>
+              <w:keepNext/>
+            </w:pPr>
+            <w:r>
+              <w:rPr>
+                <w:rFonts w:ascii="Courier New" w:hAnsi="Courier New"/>
+                <w:color w:val="1A1A1A"/>
+                <w:sz w:val="16"/>
+              </w:rPr>
+              <w:t xml:space="preserve">  grep -E "token=|http://127" | head -3'</w:t>
+            </w:r>
+          </w:p>
+          <w:p>
+            <w:pPr>
+              <w:spacing w:before="0" w:after="0"/>
+              <w:jc w:val="left"/>
+              <w:keepLines/>
+              <w:keepNext/>
+            </w:pPr>
+            <w:r>
+              <w:rPr>
+                <w:rFonts w:ascii="Courier New" w:hAnsi="Courier New"/>
+                <w:color w:val="1A1A1A"/>
+                <w:sz w:val="16"/>
+              </w:rPr>
+            </w:r>
+          </w:p>
+          <w:p>
+            <w:pPr>
+              <w:spacing w:before="0" w:after="0"/>
+              <w:jc w:val="left"/>
+              <w:keepLines/>
+              <w:keepNext/>
+            </w:pPr>
+            <w:r>
+              <w:rPr>
+                <w:rFonts w:ascii="Courier New" w:hAnsi="Courier New"/>
+                <w:i/>
+                <w:color w:val="555555"/>
+                <w:sz w:val="16"/>
+              </w:rPr>
+              <w:t>alias stop-jupyter='pkill -f "jupyter lab" &amp;&amp; echo "JupyterLab detenido"'</w:t>
+            </w:r>
+          </w:p>
+          <w:p>
+            <w:pPr>
+              <w:spacing w:before="0" w:after="0"/>
+              <w:jc w:val="left"/>
+              <w:keepLines/>
+              <w:keepNext/>
+            </w:pPr>
+            <w:r>
+              <w:rPr>
+                <w:rFonts w:ascii="Courier New" w:hAnsi="Courier New"/>
+                <w:color w:val="1A1A1A"/>
+                <w:sz w:val="16"/>
+              </w:rPr>
+            </w:r>
+          </w:p>
+          <w:p>
+            <w:pPr>
+              <w:spacing w:before="0" w:after="0"/>
+              <w:jc w:val="left"/>
+              <w:keepLines/>
+              <w:keepNext/>
+            </w:pPr>
+            <w:r>
+              <w:rPr>
+                <w:rFonts w:ascii="Courier New" w:hAnsi="Courier New"/>
+                <w:i/>
+                <w:color w:val="888888"/>
+                <w:sz w:val="16"/>
+              </w:rPr>
+              <w:t># Ver procesos de desarrollo activos</w:t>
+            </w:r>
+          </w:p>
+          <w:p>
+            <w:pPr>
+              <w:spacing w:before="0" w:after="0"/>
+              <w:jc w:val="left"/>
+              <w:keepLines/>
+              <w:keepNext/>
+            </w:pPr>
+            <w:r>
+              <w:rPr>
+                <w:rFonts w:ascii="Courier New" w:hAnsi="Courier New"/>
+                <w:i/>
+                <w:color w:val="555555"/>
+                <w:sz w:val="16"/>
+              </w:rPr>
+              <w:t>alias dev-status='echo "=== Procesos de desarrollo ===" &amp;&amp; \</w:t>
+            </w:r>
+          </w:p>
+          <w:p>
+            <w:pPr>
+              <w:spacing w:before="0" w:after="0"/>
+              <w:jc w:val="left"/>
+              <w:keepLines/>
+              <w:keepNext/>
+            </w:pPr>
+            <w:r>
+              <w:rPr>
+                <w:rFonts w:ascii="Courier New" w:hAnsi="Courier New"/>
+                <w:i/>
+                <w:color w:val="555555"/>
+                <w:sz w:val="16"/>
+              </w:rPr>
+              <w:t xml:space="preserve">  pgrep -la "jupyter\|code-server\|python" 2&gt;/dev/null || echo "(ninguno)"'</w:t>
             </w:r>
           </w:p>
         </w:tc>
@@ -5824,29 +6615,6 @@
       <w:pPr>
         <w:spacing w:before="0" w:after="120"/>
       </w:pPr>
-    </w:p>
-    <w:p>
-      <w:pPr>
-        <w:pStyle w:val="Endure-Subhead"/>
-        <w:keepNext/>
-        <w:spacing w:before="240" w:after="60"/>
-      </w:pPr>
-      <w:r>
-        <w:t>7.8 Errores Frecuentes</w:t>
-      </w:r>
-    </w:p>
-    <w:p>
-      <w:pPr>
-        <w:pStyle w:val="Endure-Subhead"/>
-        <w:keepNext/>
-        <w:spacing w:before="160" w:after="60"/>
-      </w:pPr>
-      <w:r>
-        <w:rPr>
-          <w:sz w:val="18"/>
-        </w:rPr>
-        <w:t>[ERROR] "Could not establish connection to jetson" en VSCode</w:t>
-      </w:r>
     </w:p>
     <w:tbl>
       <w:tblPr>
@@ -5861,7 +6629,7 @@
         <w:tc>
           <w:tcPr>
             <w:tcW w:type="dxa" w:w="8152"/>
-            <w:shd w:val="clear" w:color="auto" w:fill="F2F2F2"/>
+            <w:shd w:val="clear" w:color="auto" w:fill="EAEAEA"/>
             <w:tcBorders>
               <w:left w:val="thick" w:sz="24" w:color="1A5A6A"/>
             </w:tcBorders>
@@ -5886,7 +6654,7 @@
                 <w:color w:val="888888"/>
                 <w:sz w:val="16"/>
               </w:rPr>
-              <w:t># Causa: el servidor SSH del Jetson no esta activo, o la IP cambio</w:t>
+              <w:t># Recargar aliases</w:t>
             </w:r>
           </w:p>
           <w:p>
@@ -5902,119 +6670,7 @@
                 <w:color w:val="1A1A1A"/>
                 <w:sz w:val="16"/>
               </w:rPr>
-            </w:r>
-          </w:p>
-          <w:p>
-            <w:pPr>
-              <w:spacing w:before="0" w:after="0"/>
-              <w:jc w:val="left"/>
-              <w:keepLines/>
-              <w:keepNext/>
-            </w:pPr>
-            <w:r>
-              <w:rPr>
-                <w:rFonts w:ascii="Courier New" w:hAnsi="Courier New"/>
-                <w:i/>
-                <w:color w:val="888888"/>
-                <w:sz w:val="16"/>
-              </w:rPr>
-              <w:t># Desde Windows PowerShell, verificar conectividad basica:</w:t>
-            </w:r>
-          </w:p>
-          <w:p>
-            <w:pPr>
-              <w:spacing w:before="0" w:after="0"/>
-              <w:jc w:val="left"/>
-              <w:keepLines/>
-              <w:keepNext/>
-            </w:pPr>
-            <w:r>
-              <w:rPr>
-                <w:rFonts w:ascii="Courier New" w:hAnsi="Courier New"/>
-                <w:color w:val="555555"/>
-                <w:sz w:val="16"/>
-              </w:rPr>
-              <w:t>ping 192.168.1.100</w:t>
-            </w:r>
-          </w:p>
-          <w:p>
-            <w:pPr>
-              <w:spacing w:before="0" w:after="0"/>
-              <w:jc w:val="left"/>
-              <w:keepLines/>
-              <w:keepNext/>
-            </w:pPr>
-            <w:r>
-              <w:rPr>
-                <w:rFonts w:ascii="Courier New" w:hAnsi="Courier New"/>
-                <w:color w:val="1A1A1A"/>
-                <w:sz w:val="16"/>
-              </w:rPr>
-            </w:r>
-          </w:p>
-          <w:p>
-            <w:pPr>
-              <w:spacing w:before="0" w:after="0"/>
-              <w:jc w:val="left"/>
-              <w:keepLines/>
-              <w:keepNext/>
-            </w:pPr>
-            <w:r>
-              <w:rPr>
-                <w:rFonts w:ascii="Courier New" w:hAnsi="Courier New"/>
-                <w:i/>
-                <w:color w:val="888888"/>
-                <w:sz w:val="16"/>
-              </w:rPr>
-              <w:t># Si hay respuesta, intentar SSH directo:</w:t>
-            </w:r>
-          </w:p>
-          <w:p>
-            <w:pPr>
-              <w:spacing w:before="0" w:after="0"/>
-              <w:jc w:val="left"/>
-              <w:keepLines/>
-              <w:keepNext/>
-            </w:pPr>
-            <w:r>
-              <w:rPr>
-                <w:rFonts w:ascii="Courier New" w:hAnsi="Courier New"/>
-                <w:color w:val="555555"/>
-                <w:sz w:val="16"/>
-              </w:rPr>
-              <w:t>ssh jetson@192.168.1.100</w:t>
-            </w:r>
-          </w:p>
-          <w:p>
-            <w:pPr>
-              <w:spacing w:before="0" w:after="0"/>
-              <w:jc w:val="left"/>
-              <w:keepLines/>
-              <w:keepNext/>
-            </w:pPr>
-            <w:r>
-              <w:rPr>
-                <w:rFonts w:ascii="Courier New" w:hAnsi="Courier New"/>
-                <w:color w:val="1A1A1A"/>
-                <w:sz w:val="16"/>
-              </w:rPr>
-            </w:r>
-          </w:p>
-          <w:p>
-            <w:pPr>
-              <w:spacing w:before="0" w:after="0"/>
-              <w:jc w:val="left"/>
-              <w:keepLines/>
-              <w:keepNext/>
-            </w:pPr>
-            <w:r>
-              <w:rPr>
-                <w:rFonts w:ascii="Courier New" w:hAnsi="Courier New"/>
-                <w:i/>
-                <w:color w:val="888888"/>
-                <w:sz w:val="16"/>
-              </w:rPr>
-              <w:t># Si la IP cambio, actualizar ~/.ssh/config en Windows con la nueva IP</w:t>
+              <w:t>source ~/.bash_aliases || source ~/.bashrc</w:t>
             </w:r>
           </w:p>
         </w:tc>
@@ -6029,13 +6685,28 @@
       <w:pPr>
         <w:pStyle w:val="Endure-Subhead"/>
         <w:keepNext/>
+        <w:spacing w:before="240" w:after="60"/>
+        <w:outlineLvl w:val="1"/>
+      </w:pPr>
+      <w:r>
+        <w:rPr>
+          <w:sz w:val="24"/>
+        </w:rPr>
+        <w:t>7.8 Errores Frecuentes</w:t>
+      </w:r>
+    </w:p>
+    <w:p>
+      <w:pPr>
+        <w:pStyle w:val="Endure-Subhead"/>
+        <w:keepNext/>
         <w:spacing w:before="160" w:after="60"/>
-      </w:pPr>
-      <w:r>
-        <w:rPr>
-          <w:sz w:val="18"/>
-        </w:rPr>
-        <w:t>[ERROR] "Permission denied (publickey)" al conectar</w:t>
+        <w:outlineLvl w:val="2"/>
+      </w:pPr>
+      <w:r>
+        <w:rPr>
+          <w:sz w:val="22"/>
+        </w:rPr>
+        <w:t>[ERROR] "Could not establish connection to jetson" en VSCode</w:t>
       </w:r>
     </w:p>
     <w:tbl>
@@ -6051,7 +6722,7 @@
         <w:tc>
           <w:tcPr>
             <w:tcW w:type="dxa" w:w="8152"/>
-            <w:shd w:val="clear" w:color="auto" w:fill="F2F2F2"/>
+            <w:shd w:val="clear" w:color="auto" w:fill="EAEAEA"/>
             <w:tcBorders>
               <w:left w:val="thick" w:sz="24" w:color="1A5A6A"/>
             </w:tcBorders>
@@ -6076,7 +6747,7 @@
                 <w:color w:val="888888"/>
                 <w:sz w:val="16"/>
               </w:rPr>
-              <w:t># Causa: la clave SSH no esta autorizada en el Jetson</w:t>
+              <w:t># Causa: el servidor SSH del Jetson no esta activo, o la IP cambio</w:t>
             </w:r>
           </w:p>
           <w:p>
@@ -6108,23 +6779,24 @@
                 <w:color w:val="888888"/>
                 <w:sz w:val="16"/>
               </w:rPr>
-              <w:t># Verificar que la clave publica esta en el Jetson:</w:t>
-            </w:r>
-          </w:p>
-          <w:p>
-            <w:pPr>
-              <w:spacing w:before="0" w:after="0"/>
-              <w:jc w:val="left"/>
-              <w:keepLines/>
-              <w:keepNext/>
-            </w:pPr>
-            <w:r>
-              <w:rPr>
-                <w:rFonts w:ascii="Courier New" w:hAnsi="Courier New"/>
+              <w:t># Desde Windows PowerShell, verificar conectividad basica:</w:t>
+            </w:r>
+          </w:p>
+          <w:p>
+            <w:pPr>
+              <w:spacing w:before="0" w:after="0"/>
+              <w:jc w:val="left"/>
+              <w:keepLines/>
+              <w:keepNext/>
+            </w:pPr>
+            <w:r>
+              <w:rPr>
+                <w:rFonts w:ascii="Courier New" w:hAnsi="Courier New"/>
+                <w:i/>
                 <w:color w:val="555555"/>
                 <w:sz w:val="16"/>
               </w:rPr>
-              <w:t>ssh jetson@192.168.1.100 "cat ~/.ssh/authorized_keys"</w:t>
+              <w:t>ping 192.168.1.100</w:t>
             </w:r>
           </w:p>
           <w:p>
@@ -6156,23 +6828,56 @@
                 <w:color w:val="888888"/>
                 <w:sz w:val="16"/>
               </w:rPr>
-              <w:t># Si no esta, agregarla desde Windows PowerShell:</w:t>
-            </w:r>
-          </w:p>
-          <w:p>
-            <w:pPr>
-              <w:spacing w:before="0" w:after="0"/>
-              <w:jc w:val="left"/>
-              <w:keepLines/>
-              <w:keepNext/>
-            </w:pPr>
-            <w:r>
-              <w:rPr>
-                <w:rFonts w:ascii="Courier New" w:hAnsi="Courier New"/>
+              <w:t># Si hay respuesta, intentar SSH directo:</w:t>
+            </w:r>
+          </w:p>
+          <w:p>
+            <w:pPr>
+              <w:spacing w:before="0" w:after="0"/>
+              <w:jc w:val="left"/>
+              <w:keepLines/>
+              <w:keepNext/>
+            </w:pPr>
+            <w:r>
+              <w:rPr>
+                <w:rFonts w:ascii="Courier New" w:hAnsi="Courier New"/>
+                <w:i/>
                 <w:color w:val="555555"/>
                 <w:sz w:val="16"/>
               </w:rPr>
-              <w:t>type $env:USERPROFILE\.ssh\id_ed25519.pub | ssh jetson@192.168.1.100 "cat &gt;&gt; ~/.ssh/authorized_keys"</w:t>
+              <w:t>ssh jetson@192.168.1.100</w:t>
+            </w:r>
+          </w:p>
+          <w:p>
+            <w:pPr>
+              <w:spacing w:before="0" w:after="0"/>
+              <w:jc w:val="left"/>
+              <w:keepLines/>
+              <w:keepNext/>
+            </w:pPr>
+            <w:r>
+              <w:rPr>
+                <w:rFonts w:ascii="Courier New" w:hAnsi="Courier New"/>
+                <w:color w:val="1A1A1A"/>
+                <w:sz w:val="16"/>
+              </w:rPr>
+            </w:r>
+          </w:p>
+          <w:p>
+            <w:pPr>
+              <w:spacing w:before="0" w:after="0"/>
+              <w:jc w:val="left"/>
+              <w:keepLines/>
+              <w:keepNext/>
+            </w:pPr>
+            <w:r>
+              <w:rPr>
+                <w:rFonts w:ascii="Courier New" w:hAnsi="Courier New"/>
+                <w:i/>
+                <w:color w:val="888888"/>
+                <w:sz w:val="16"/>
+              </w:rPr>
+              <w:t># Si la IP cambio, actualizar ~/.ssh/config en Windows con la nueva IP</w:t>
             </w:r>
           </w:p>
         </w:tc>
@@ -6188,12 +6893,13 @@
         <w:pStyle w:val="Endure-Subhead"/>
         <w:keepNext/>
         <w:spacing w:before="160" w:after="60"/>
-      </w:pPr>
-      <w:r>
-        <w:rPr>
-          <w:sz w:val="18"/>
-        </w:rPr>
-        <w:t>[ERROR] "Connection closed by remote host" en el tunnel</w:t>
+        <w:outlineLvl w:val="2"/>
+      </w:pPr>
+      <w:r>
+        <w:rPr>
+          <w:sz w:val="22"/>
+        </w:rPr>
+        <w:t>[ERROR] "Permission denied (publickey)" al conectar</w:t>
       </w:r>
     </w:p>
     <w:tbl>
@@ -6209,7 +6915,7 @@
         <w:tc>
           <w:tcPr>
             <w:tcW w:type="dxa" w:w="8152"/>
-            <w:shd w:val="clear" w:color="auto" w:fill="F2F2F2"/>
+            <w:shd w:val="clear" w:color="auto" w:fill="EAEAEA"/>
             <w:tcBorders>
               <w:left w:val="thick" w:sz="24" w:color="1A5A6A"/>
             </w:tcBorders>
@@ -6234,7 +6940,7 @@
                 <w:color w:val="888888"/>
                 <w:sz w:val="16"/>
               </w:rPr>
-              <w:t># Causa: el servicio en el Jetson no esta corriendo en el puerto del tunnel</w:t>
+              <w:t># Causa: la clave SSH no esta autorizada en el Jetson</w:t>
             </w:r>
           </w:p>
           <w:p>
@@ -6266,23 +6972,24 @@
                 <w:color w:val="888888"/>
                 <w:sz w:val="16"/>
               </w:rPr>
-              <w:t># Verificar que puertos estan activos en el Jetson:</w:t>
-            </w:r>
-          </w:p>
-          <w:p>
-            <w:pPr>
-              <w:spacing w:before="0" w:after="0"/>
-              <w:jc w:val="left"/>
-              <w:keepLines/>
-              <w:keepNext/>
-            </w:pPr>
-            <w:r>
-              <w:rPr>
-                <w:rFonts w:ascii="Courier New" w:hAnsi="Courier New"/>
+              <w:t># Verificar que la clave publica esta en el Jetson:</w:t>
+            </w:r>
+          </w:p>
+          <w:p>
+            <w:pPr>
+              <w:spacing w:before="0" w:after="0"/>
+              <w:jc w:val="left"/>
+              <w:keepLines/>
+              <w:keepNext/>
+            </w:pPr>
+            <w:r>
+              <w:rPr>
+                <w:rFonts w:ascii="Courier New" w:hAnsi="Courier New"/>
+                <w:i/>
                 <w:color w:val="555555"/>
                 <w:sz w:val="16"/>
               </w:rPr>
-              <w:t>ssh jetson "ss -tlnp | grep -E '3000|8000|8080|11434|8888'"</w:t>
+              <w:t>ssh jetson@192.168.1.100 "cat ~/.ssh/authorized_keys"</w:t>
             </w:r>
           </w:p>
           <w:p>
@@ -6314,7 +7021,24 @@
                 <w:color w:val="888888"/>
                 <w:sz w:val="16"/>
               </w:rPr>
-              <w:t># Solo puede hacer tunnel a puertos que esten ESCUCHANDO</w:t>
+              <w:t># Si no esta, agregarla desde Windows PowerShell:</w:t>
+            </w:r>
+          </w:p>
+          <w:p>
+            <w:pPr>
+              <w:spacing w:before="0" w:after="0"/>
+              <w:jc w:val="left"/>
+              <w:keepLines/>
+              <w:keepNext/>
+            </w:pPr>
+            <w:r>
+              <w:rPr>
+                <w:rFonts w:ascii="Courier New" w:hAnsi="Courier New"/>
+                <w:i/>
+                <w:color w:val="555555"/>
+                <w:sz w:val="16"/>
+              </w:rPr>
+              <w:t>type $env:USERPROFILE\.ssh\id_ed25519.pub | ssh jetson@192.168.1.100 "cat &gt;&gt; ~/.ssh/authorized_keys"</w:t>
             </w:r>
           </w:p>
         </w:tc>
@@ -6330,12 +7054,13 @@
         <w:pStyle w:val="Endure-Subhead"/>
         <w:keepNext/>
         <w:spacing w:before="160" w:after="60"/>
-      </w:pPr>
-      <w:r>
-        <w:rPr>
-          <w:sz w:val="18"/>
-        </w:rPr>
-        <w:t>[ERROR] VSCode Remote tarda 5+ minutos en conectar</w:t>
+        <w:outlineLvl w:val="2"/>
+      </w:pPr>
+      <w:r>
+        <w:rPr>
+          <w:sz w:val="22"/>
+        </w:rPr>
+        <w:t>[ERROR] "Connection closed by remote host" en el tunnel</w:t>
       </w:r>
     </w:p>
     <w:tbl>
@@ -6351,7 +7076,7 @@
         <w:tc>
           <w:tcPr>
             <w:tcW w:type="dxa" w:w="8152"/>
-            <w:shd w:val="clear" w:color="auto" w:fill="F2F2F2"/>
+            <w:shd w:val="clear" w:color="auto" w:fill="EAEAEA"/>
             <w:tcBorders>
               <w:left w:val="thick" w:sz="24" w:color="1A5A6A"/>
             </w:tcBorders>
@@ -6376,7 +7101,7 @@
                 <w:color w:val="888888"/>
                 <w:sz w:val="16"/>
               </w:rPr>
-              <w:t># Causa: el servidor VS Code tiene cache corrupta</w:t>
+              <w:t># Causa: el servicio en el Jetson no esta corriendo en el puerto del tunnel</w:t>
             </w:r>
           </w:p>
           <w:p>
@@ -6408,23 +7133,39 @@
                 <w:color w:val="888888"/>
                 <w:sz w:val="16"/>
               </w:rPr>
-              <w:t># En el Jetson, eliminar el servidor VS Code y reinstalar:</w:t>
-            </w:r>
-          </w:p>
-          <w:p>
-            <w:pPr>
-              <w:spacing w:before="0" w:after="0"/>
-              <w:jc w:val="left"/>
-              <w:keepLines/>
-              <w:keepNext/>
-            </w:pPr>
-            <w:r>
-              <w:rPr>
-                <w:rFonts w:ascii="Courier New" w:hAnsi="Courier New"/>
+              <w:t># Verificar que puertos estan activos en el Jetson:</w:t>
+            </w:r>
+          </w:p>
+          <w:p>
+            <w:pPr>
+              <w:spacing w:before="0" w:after="0"/>
+              <w:jc w:val="left"/>
+              <w:keepLines/>
+              <w:keepNext/>
+            </w:pPr>
+            <w:r>
+              <w:rPr>
+                <w:rFonts w:ascii="Courier New" w:hAnsi="Courier New"/>
+                <w:i/>
                 <w:color w:val="555555"/>
                 <w:sz w:val="16"/>
               </w:rPr>
-              <w:t>ssh jetson "rm -rf ~/.vscode-server/"</w:t>
+              <w:t>ssh jetson "ss -tlnp | grep -E '3000|8000|8080|11434|8888'"</w:t>
+            </w:r>
+          </w:p>
+          <w:p>
+            <w:pPr>
+              <w:spacing w:before="0" w:after="0"/>
+              <w:jc w:val="left"/>
+              <w:keepLines/>
+              <w:keepNext/>
+            </w:pPr>
+            <w:r>
+              <w:rPr>
+                <w:rFonts w:ascii="Courier New" w:hAnsi="Courier New"/>
+                <w:color w:val="1A1A1A"/>
+                <w:sz w:val="16"/>
+              </w:rPr>
             </w:r>
           </w:p>
           <w:p>
@@ -6441,7 +7182,7 @@
                 <w:color w:val="888888"/>
                 <w:sz w:val="16"/>
               </w:rPr>
-              <w:t># Reconectar desde VSCode -- se reinstalara automaticamente (~2 min)</w:t>
+              <w:t># Solo puede hacer tunnel a puertos que esten ESCUCHANDO</w:t>
             </w:r>
           </w:p>
         </w:tc>
@@ -6456,10 +7197,14 @@
       <w:pPr>
         <w:pStyle w:val="Endure-Subhead"/>
         <w:keepNext/>
-        <w:spacing w:before="240" w:after="60"/>
-      </w:pPr>
-      <w:r>
-        <w:t>7.9 Verificación Final del Capítulo</w:t>
+        <w:spacing w:before="160" w:after="60"/>
+        <w:outlineLvl w:val="2"/>
+      </w:pPr>
+      <w:r>
+        <w:rPr>
+          <w:sz w:val="22"/>
+        </w:rPr>
+        <w:t>[ERROR] VSCode Remote tarda 5+ minutos en conectar</w:t>
       </w:r>
     </w:p>
     <w:tbl>
@@ -6475,7 +7220,7 @@
         <w:tc>
           <w:tcPr>
             <w:tcW w:type="dxa" w:w="8152"/>
-            <w:shd w:val="clear" w:color="auto" w:fill="F2F2F2"/>
+            <w:shd w:val="clear" w:color="auto" w:fill="EAEAEA"/>
             <w:tcBorders>
               <w:left w:val="thick" w:sz="24" w:color="1A5A6A"/>
             </w:tcBorders>
@@ -6500,38 +7245,56 @@
                 <w:color w:val="888888"/>
                 <w:sz w:val="16"/>
               </w:rPr>
-              <w:t># Ejecutar desde Windows PowerShell para verificar todo:</w:t>
-            </w:r>
-          </w:p>
-          <w:p>
-            <w:pPr>
-              <w:spacing w:before="0" w:after="0"/>
-              <w:jc w:val="left"/>
-              <w:keepLines/>
-              <w:keepNext/>
-            </w:pPr>
-            <w:r>
-              <w:rPr>
-                <w:rFonts w:ascii="Courier New" w:hAnsi="Courier New"/>
+              <w:t># Causa: el servidor VS Code tiene cache corrupta</w:t>
+            </w:r>
+          </w:p>
+          <w:p>
+            <w:pPr>
+              <w:spacing w:before="0" w:after="0"/>
+              <w:jc w:val="left"/>
+              <w:keepLines/>
+              <w:keepNext/>
+            </w:pPr>
+            <w:r>
+              <w:rPr>
+                <w:rFonts w:ascii="Courier New" w:hAnsi="Courier New"/>
+                <w:color w:val="1A1A1A"/>
+                <w:sz w:val="16"/>
+              </w:rPr>
+            </w:r>
+          </w:p>
+          <w:p>
+            <w:pPr>
+              <w:spacing w:before="0" w:after="0"/>
+              <w:jc w:val="left"/>
+              <w:keepLines/>
+              <w:keepNext/>
+            </w:pPr>
+            <w:r>
+              <w:rPr>
+                <w:rFonts w:ascii="Courier New" w:hAnsi="Courier New"/>
+                <w:i/>
+                <w:color w:val="888888"/>
+                <w:sz w:val="16"/>
+              </w:rPr>
+              <w:t># En el Jetson, eliminar el servidor VS Code y reinstalar:</w:t>
+            </w:r>
+          </w:p>
+          <w:p>
+            <w:pPr>
+              <w:spacing w:before="0" w:after="0"/>
+              <w:jc w:val="left"/>
+              <w:keepLines/>
+              <w:keepNext/>
+            </w:pPr>
+            <w:r>
+              <w:rPr>
+                <w:rFonts w:ascii="Courier New" w:hAnsi="Courier New"/>
+                <w:i/>
                 <w:color w:val="555555"/>
                 <w:sz w:val="16"/>
               </w:rPr>
-              <w:t>Write-Host "=== Verificacion IDE Remoto ===" -ForegroundColor Cyan</w:t>
-            </w:r>
-          </w:p>
-          <w:p>
-            <w:pPr>
-              <w:spacing w:before="0" w:after="0"/>
-              <w:jc w:val="left"/>
-              <w:keepLines/>
-              <w:keepNext/>
-            </w:pPr>
-            <w:r>
-              <w:rPr>
-                <w:rFonts w:ascii="Courier New" w:hAnsi="Courier New"/>
-                <w:color w:val="1A1A1A"/>
-                <w:sz w:val="16"/>
-              </w:rPr>
+              <w:t>ssh jetson "rm -rf ~/.vscode-server/"</w:t>
             </w:r>
           </w:p>
           <w:p>
@@ -6548,167 +7311,7 @@
                 <w:color w:val="888888"/>
                 <w:sz w:val="16"/>
               </w:rPr>
-              <w:t># 1. SSH conectividad</w:t>
-            </w:r>
-          </w:p>
-          <w:p>
-            <w:pPr>
-              <w:spacing w:before="0" w:after="0"/>
-              <w:jc w:val="left"/>
-              <w:keepLines/>
-              <w:keepNext/>
-            </w:pPr>
-            <w:r>
-              <w:rPr>
-                <w:rFonts w:ascii="Courier New" w:hAnsi="Courier New"/>
-                <w:color w:val="555555"/>
-                <w:sz w:val="16"/>
-              </w:rPr>
-              <w:t>Write-Host "Probando SSH..."</w:t>
-            </w:r>
-          </w:p>
-          <w:p>
-            <w:pPr>
-              <w:spacing w:before="0" w:after="0"/>
-              <w:jc w:val="left"/>
-              <w:keepLines/>
-              <w:keepNext/>
-            </w:pPr>
-            <w:r>
-              <w:rPr>
-                <w:rFonts w:ascii="Courier New" w:hAnsi="Courier New"/>
-                <w:color w:val="555555"/>
-                <w:sz w:val="16"/>
-              </w:rPr>
-              <w:t>ssh jetson "echo '[OK] SSH activo - $(hostname)'"</w:t>
-            </w:r>
-          </w:p>
-          <w:p>
-            <w:pPr>
-              <w:spacing w:before="0" w:after="0"/>
-              <w:jc w:val="left"/>
-              <w:keepLines/>
-              <w:keepNext/>
-            </w:pPr>
-            <w:r>
-              <w:rPr>
-                <w:rFonts w:ascii="Courier New" w:hAnsi="Courier New"/>
-                <w:color w:val="1A1A1A"/>
-                <w:sz w:val="16"/>
-              </w:rPr>
-            </w:r>
-          </w:p>
-          <w:p>
-            <w:pPr>
-              <w:spacing w:before="0" w:after="0"/>
-              <w:jc w:val="left"/>
-              <w:keepLines/>
-              <w:keepNext/>
-            </w:pPr>
-            <w:r>
-              <w:rPr>
-                <w:rFonts w:ascii="Courier New" w:hAnsi="Courier New"/>
-                <w:i/>
-                <w:color w:val="888888"/>
-                <w:sz w:val="16"/>
-              </w:rPr>
-              <w:t># 2. Python version</w:t>
-            </w:r>
-          </w:p>
-          <w:p>
-            <w:pPr>
-              <w:spacing w:before="0" w:after="0"/>
-              <w:jc w:val="left"/>
-              <w:keepLines/>
-              <w:keepNext/>
-            </w:pPr>
-            <w:r>
-              <w:rPr>
-                <w:rFonts w:ascii="Courier New" w:hAnsi="Courier New"/>
-                <w:color w:val="555555"/>
-                <w:sz w:val="16"/>
-              </w:rPr>
-              <w:t>Write-Host "Python en el Jetson..."</w:t>
-            </w:r>
-          </w:p>
-          <w:p>
-            <w:pPr>
-              <w:spacing w:before="0" w:after="0"/>
-              <w:jc w:val="left"/>
-              <w:keepLines/>
-              <w:keepNext/>
-            </w:pPr>
-            <w:r>
-              <w:rPr>
-                <w:rFonts w:ascii="Courier New" w:hAnsi="Courier New"/>
-                <w:color w:val="555555"/>
-                <w:sz w:val="16"/>
-              </w:rPr>
-              <w:t>ssh jetson "python3 --version"</w:t>
-            </w:r>
-          </w:p>
-          <w:p>
-            <w:pPr>
-              <w:spacing w:before="0" w:after="0"/>
-              <w:jc w:val="left"/>
-              <w:keepLines/>
-              <w:keepNext/>
-            </w:pPr>
-            <w:r>
-              <w:rPr>
-                <w:rFonts w:ascii="Courier New" w:hAnsi="Courier New"/>
-                <w:color w:val="1A1A1A"/>
-                <w:sz w:val="16"/>
-              </w:rPr>
-            </w:r>
-          </w:p>
-          <w:p>
-            <w:pPr>
-              <w:spacing w:before="0" w:after="0"/>
-              <w:jc w:val="left"/>
-              <w:keepLines/>
-              <w:keepNext/>
-            </w:pPr>
-            <w:r>
-              <w:rPr>
-                <w:rFonts w:ascii="Courier New" w:hAnsi="Courier New"/>
-                <w:i/>
-                <w:color w:val="888888"/>
-                <w:sz w:val="16"/>
-              </w:rPr>
-              <w:t># 3. CUDA disponible</w:t>
-            </w:r>
-          </w:p>
-          <w:p>
-            <w:pPr>
-              <w:spacing w:before="0" w:after="0"/>
-              <w:jc w:val="left"/>
-              <w:keepLines/>
-              <w:keepNext/>
-            </w:pPr>
-            <w:r>
-              <w:rPr>
-                <w:rFonts w:ascii="Courier New" w:hAnsi="Courier New"/>
-                <w:color w:val="555555"/>
-                <w:sz w:val="16"/>
-              </w:rPr>
-              <w:t>Write-Host "CUDA en el Jetson..."</w:t>
-            </w:r>
-          </w:p>
-          <w:p>
-            <w:pPr>
-              <w:spacing w:before="0" w:after="0"/>
-              <w:jc w:val="left"/>
-              <w:keepLines/>
-              <w:keepNext/>
-            </w:pPr>
-            <w:r>
-              <w:rPr>
-                <w:rFonts w:ascii="Courier New" w:hAnsi="Courier New"/>
-                <w:color w:val="555555"/>
-                <w:sz w:val="16"/>
-              </w:rPr>
-              <w:t>ssh jetson "python3 -c 'import torch; print(\"[OK] CUDA=\"+str(torch.cuda.is_available())+\" GPU=\"+torch.cuda.get_device_name(0)) if torch.cuda.is_available() else print(\"[WARN] CUDA no disponible\")'"</w:t>
+              <w:t># Reconectar desde VSCode -- se reinstalara automaticamente (~2 min)</w:t>
             </w:r>
           </w:p>
         </w:tc>
@@ -6718,6 +7321,20 @@
       <w:pPr>
         <w:spacing w:before="0" w:after="120"/>
       </w:pPr>
+    </w:p>
+    <w:p>
+      <w:pPr>
+        <w:pStyle w:val="Endure-Subhead"/>
+        <w:keepNext/>
+        <w:spacing w:before="240" w:after="60"/>
+        <w:outlineLvl w:val="1"/>
+      </w:pPr>
+      <w:r>
+        <w:rPr>
+          <w:sz w:val="24"/>
+        </w:rPr>
+        <w:t>7.9 Verificación Final del Capítulo</w:t>
+      </w:r>
     </w:p>
     <w:tbl>
       <w:tblPr>
@@ -6732,7 +7349,7 @@
         <w:tc>
           <w:tcPr>
             <w:tcW w:type="dxa" w:w="8152"/>
-            <w:shd w:val="clear" w:color="auto" w:fill="F2F2F2"/>
+            <w:shd w:val="clear" w:color="auto" w:fill="EAEAEA"/>
             <w:tcBorders>
               <w:left w:val="thick" w:sz="24" w:color="1A5A6A"/>
             </w:tcBorders>
@@ -6757,6 +7374,270 @@
                 <w:color w:val="888888"/>
                 <w:sz w:val="16"/>
               </w:rPr>
+              <w:t># Ejecutar desde Windows PowerShell para verificar todo:</w:t>
+            </w:r>
+          </w:p>
+          <w:p>
+            <w:pPr>
+              <w:spacing w:before="0" w:after="0"/>
+              <w:jc w:val="left"/>
+              <w:keepLines/>
+              <w:keepNext/>
+            </w:pPr>
+            <w:r>
+              <w:rPr>
+                <w:rFonts w:ascii="Courier New" w:hAnsi="Courier New"/>
+                <w:i/>
+                <w:color w:val="555555"/>
+                <w:sz w:val="16"/>
+              </w:rPr>
+              <w:t>Write-Host "=== Verificacion IDE Remoto ===" -ForegroundColor Cyan</w:t>
+            </w:r>
+          </w:p>
+          <w:p>
+            <w:pPr>
+              <w:spacing w:before="0" w:after="0"/>
+              <w:jc w:val="left"/>
+              <w:keepLines/>
+              <w:keepNext/>
+            </w:pPr>
+            <w:r>
+              <w:rPr>
+                <w:rFonts w:ascii="Courier New" w:hAnsi="Courier New"/>
+                <w:color w:val="1A1A1A"/>
+                <w:sz w:val="16"/>
+              </w:rPr>
+            </w:r>
+          </w:p>
+          <w:p>
+            <w:pPr>
+              <w:spacing w:before="0" w:after="0"/>
+              <w:jc w:val="left"/>
+              <w:keepLines/>
+              <w:keepNext/>
+            </w:pPr>
+            <w:r>
+              <w:rPr>
+                <w:rFonts w:ascii="Courier New" w:hAnsi="Courier New"/>
+                <w:i/>
+                <w:color w:val="888888"/>
+                <w:sz w:val="16"/>
+              </w:rPr>
+              <w:t># 1. SSH conectividad</w:t>
+            </w:r>
+          </w:p>
+          <w:p>
+            <w:pPr>
+              <w:spacing w:before="0" w:after="0"/>
+              <w:jc w:val="left"/>
+              <w:keepLines/>
+              <w:keepNext/>
+            </w:pPr>
+            <w:r>
+              <w:rPr>
+                <w:rFonts w:ascii="Courier New" w:hAnsi="Courier New"/>
+                <w:i/>
+                <w:color w:val="555555"/>
+                <w:sz w:val="16"/>
+              </w:rPr>
+              <w:t>Write-Host "Probando SSH..."</w:t>
+            </w:r>
+          </w:p>
+          <w:p>
+            <w:pPr>
+              <w:spacing w:before="0" w:after="0"/>
+              <w:jc w:val="left"/>
+              <w:keepLines/>
+              <w:keepNext/>
+            </w:pPr>
+            <w:r>
+              <w:rPr>
+                <w:rFonts w:ascii="Courier New" w:hAnsi="Courier New"/>
+                <w:i/>
+                <w:color w:val="555555"/>
+                <w:sz w:val="16"/>
+              </w:rPr>
+              <w:t>ssh jetson "echo '[OK] SSH activo - $(hostname)'"</w:t>
+            </w:r>
+          </w:p>
+          <w:p>
+            <w:pPr>
+              <w:spacing w:before="0" w:after="0"/>
+              <w:jc w:val="left"/>
+              <w:keepLines/>
+              <w:keepNext/>
+            </w:pPr>
+            <w:r>
+              <w:rPr>
+                <w:rFonts w:ascii="Courier New" w:hAnsi="Courier New"/>
+                <w:color w:val="1A1A1A"/>
+                <w:sz w:val="16"/>
+              </w:rPr>
+            </w:r>
+          </w:p>
+          <w:p>
+            <w:pPr>
+              <w:spacing w:before="0" w:after="0"/>
+              <w:jc w:val="left"/>
+              <w:keepLines/>
+              <w:keepNext/>
+            </w:pPr>
+            <w:r>
+              <w:rPr>
+                <w:rFonts w:ascii="Courier New" w:hAnsi="Courier New"/>
+                <w:i/>
+                <w:color w:val="888888"/>
+                <w:sz w:val="16"/>
+              </w:rPr>
+              <w:t># 2. Python version</w:t>
+            </w:r>
+          </w:p>
+          <w:p>
+            <w:pPr>
+              <w:spacing w:before="0" w:after="0"/>
+              <w:jc w:val="left"/>
+              <w:keepLines/>
+              <w:keepNext/>
+            </w:pPr>
+            <w:r>
+              <w:rPr>
+                <w:rFonts w:ascii="Courier New" w:hAnsi="Courier New"/>
+                <w:i/>
+                <w:color w:val="555555"/>
+                <w:sz w:val="16"/>
+              </w:rPr>
+              <w:t>Write-Host "Python en el Jetson..."</w:t>
+            </w:r>
+          </w:p>
+          <w:p>
+            <w:pPr>
+              <w:spacing w:before="0" w:after="0"/>
+              <w:jc w:val="left"/>
+              <w:keepLines/>
+              <w:keepNext/>
+            </w:pPr>
+            <w:r>
+              <w:rPr>
+                <w:rFonts w:ascii="Courier New" w:hAnsi="Courier New"/>
+                <w:i/>
+                <w:color w:val="555555"/>
+                <w:sz w:val="16"/>
+              </w:rPr>
+              <w:t>ssh jetson "python3 --version"</w:t>
+            </w:r>
+          </w:p>
+          <w:p>
+            <w:pPr>
+              <w:spacing w:before="0" w:after="0"/>
+              <w:jc w:val="left"/>
+              <w:keepLines/>
+              <w:keepNext/>
+            </w:pPr>
+            <w:r>
+              <w:rPr>
+                <w:rFonts w:ascii="Courier New" w:hAnsi="Courier New"/>
+                <w:color w:val="1A1A1A"/>
+                <w:sz w:val="16"/>
+              </w:rPr>
+            </w:r>
+          </w:p>
+          <w:p>
+            <w:pPr>
+              <w:spacing w:before="0" w:after="0"/>
+              <w:jc w:val="left"/>
+              <w:keepLines/>
+              <w:keepNext/>
+            </w:pPr>
+            <w:r>
+              <w:rPr>
+                <w:rFonts w:ascii="Courier New" w:hAnsi="Courier New"/>
+                <w:i/>
+                <w:color w:val="888888"/>
+                <w:sz w:val="16"/>
+              </w:rPr>
+              <w:t># 3. CUDA disponible</w:t>
+            </w:r>
+          </w:p>
+          <w:p>
+            <w:pPr>
+              <w:spacing w:before="0" w:after="0"/>
+              <w:jc w:val="left"/>
+              <w:keepLines/>
+              <w:keepNext/>
+            </w:pPr>
+            <w:r>
+              <w:rPr>
+                <w:rFonts w:ascii="Courier New" w:hAnsi="Courier New"/>
+                <w:i/>
+                <w:color w:val="555555"/>
+                <w:sz w:val="16"/>
+              </w:rPr>
+              <w:t>Write-Host "CUDA en el Jetson..."</w:t>
+            </w:r>
+          </w:p>
+          <w:p>
+            <w:pPr>
+              <w:spacing w:before="0" w:after="0"/>
+              <w:jc w:val="left"/>
+              <w:keepLines/>
+              <w:keepNext/>
+            </w:pPr>
+            <w:r>
+              <w:rPr>
+                <w:rFonts w:ascii="Courier New" w:hAnsi="Courier New"/>
+                <w:i/>
+                <w:color w:val="555555"/>
+                <w:sz w:val="16"/>
+              </w:rPr>
+              <w:t>ssh jetson "python3 -c 'import torch; print(\"[OK] CUDA=\"+str(torch.cuda.is_available())+\" GPU=\"+torch.cuda.get_device_name(0)) if torch.cuda.is_available() else print(\"[WARN] CUDA no disponible\")'"</w:t>
+            </w:r>
+          </w:p>
+        </w:tc>
+      </w:tr>
+    </w:tbl>
+    <w:p>
+      <w:pPr>
+        <w:spacing w:before="0" w:after="120"/>
+      </w:pPr>
+    </w:p>
+    <w:tbl>
+      <w:tblPr>
+        <w:tblW w:type="auto" w:w="0"/>
+        <w:tblLook w:firstColumn="1" w:firstRow="1" w:lastColumn="0" w:lastRow="0" w:noHBand="0" w:noVBand="1" w:val="04A0"/>
+        <w:tblW w:w="5000" w:type="pct"/>
+      </w:tblPr>
+      <w:tblGrid>
+        <w:gridCol w:w="8152"/>
+      </w:tblGrid>
+      <w:tr>
+        <w:tc>
+          <w:tcPr>
+            <w:tcW w:type="dxa" w:w="8152"/>
+            <w:shd w:val="clear" w:color="auto" w:fill="EAEAEA"/>
+            <w:tcBorders>
+              <w:left w:val="thick" w:sz="24" w:color="1A5A6A"/>
+            </w:tcBorders>
+            <w:tcMar>
+              <w:top w:w="100" w:type="dxa"/>
+              <w:left w:w="180" w:type="dxa"/>
+              <w:bottom w:w="100" w:type="dxa"/>
+              <w:right w:w="140" w:type="dxa"/>
+            </w:tcMar>
+          </w:tcPr>
+          <w:p>
+            <w:pPr>
+              <w:spacing w:before="0" w:after="0"/>
+              <w:jc w:val="left"/>
+              <w:keepLines/>
+              <w:keepNext/>
+            </w:pPr>
+            <w:r>
+              <w:rPr>
+                <w:rFonts w:ascii="Courier New" w:hAnsi="Courier New"/>
+                <w:i/>
+                <w:color w:val="888888"/>
+                <w:sz w:val="16"/>
+              </w:rPr>
               <w:t># Salida esperada:</w:t>
             </w:r>
           </w:p>
@@ -6770,6 +7651,7 @@
             <w:r>
               <w:rPr>
                 <w:rFonts w:ascii="Courier New" w:hAnsi="Courier New"/>
+                <w:i/>
                 <w:color w:val="555555"/>
                 <w:sz w:val="16"/>
               </w:rPr>
@@ -6786,6 +7668,7 @@
             <w:r>
               <w:rPr>
                 <w:rFonts w:ascii="Courier New" w:hAnsi="Courier New"/>
+                <w:i/>
                 <w:color w:val="555555"/>
                 <w:sz w:val="16"/>
               </w:rPr>
@@ -6802,6 +7685,7 @@
             <w:r>
               <w:rPr>
                 <w:rFonts w:ascii="Courier New" w:hAnsi="Courier New"/>
+                <w:i/>
                 <w:color w:val="555555"/>
                 <w:sz w:val="16"/>
               </w:rPr>
@@ -6818,6 +7702,7 @@
             <w:r>
               <w:rPr>
                 <w:rFonts w:ascii="Courier New" w:hAnsi="Courier New"/>
+                <w:i/>
                 <w:color w:val="555555"/>
                 <w:sz w:val="16"/>
               </w:rPr>
@@ -6834,6 +7719,7 @@
             <w:r>
               <w:rPr>
                 <w:rFonts w:ascii="Courier New" w:hAnsi="Courier New"/>
+                <w:i/>
                 <w:color w:val="555555"/>
                 <w:sz w:val="16"/>
               </w:rPr>
@@ -6850,6 +7736,7 @@
             <w:r>
               <w:rPr>
                 <w:rFonts w:ascii="Courier New" w:hAnsi="Courier New"/>
+                <w:i/>
                 <w:color w:val="555555"/>
                 <w:sz w:val="16"/>
               </w:rPr>
@@ -6866,6 +7753,7 @@
             <w:r>
               <w:rPr>
                 <w:rFonts w:ascii="Courier New" w:hAnsi="Courier New"/>
+                <w:i/>
                 <w:color w:val="555555"/>
                 <w:sz w:val="16"/>
               </w:rPr>

--- a/book/docx-por-capitulo/capitulo-08-acceso-remoto.docx
+++ b/book/docx-por-capitulo/capitulo-08-acceso-remoto.docx
@@ -26,7 +26,7 @@
       <w:pPr>
         <w:pStyle w:val="Endure-Subhead"/>
         <w:keepNext/>
-        <w:spacing w:before="240" w:after="60"/>
+        <w:spacing w:before="240" w:after="60" w:line="240" w:lineRule="auto"/>
         <w:outlineLvl w:val="1"/>
       </w:pPr>
       <w:r>
@@ -39,7 +39,7 @@
     <w:p>
       <w:pPr>
         <w:pStyle w:val="Endure-FirstParagraphBodyText"/>
-        <w:spacing w:before="100" w:after="100"/>
+        <w:spacing w:before="100" w:after="100" w:line="240" w:lineRule="auto"/>
       </w:pPr>
       <w:r>
         <w:rPr>
@@ -51,7 +51,7 @@
     <w:p>
       <w:pPr>
         <w:pStyle w:val="Endure-ChapterBodyText"/>
-        <w:spacing w:before="40" w:after="40"/>
+        <w:spacing w:before="40" w:after="40" w:line="240" w:lineRule="auto"/>
         <w:ind w:left="360" w:hanging="216"/>
       </w:pPr>
       <w:r>
@@ -77,7 +77,7 @@
     <w:p>
       <w:pPr>
         <w:pStyle w:val="Endure-ChapterBodyText"/>
-        <w:spacing w:before="40" w:after="40"/>
+        <w:spacing w:before="40" w:after="40" w:line="240" w:lineRule="auto"/>
         <w:ind w:left="360" w:hanging="216"/>
       </w:pPr>
       <w:r>
@@ -103,7 +103,7 @@
     <w:p>
       <w:pPr>
         <w:pStyle w:val="Endure-ChapterBodyText"/>
-        <w:spacing w:before="40" w:after="40"/>
+        <w:spacing w:before="40" w:after="40" w:line="240" w:lineRule="auto"/>
         <w:ind w:left="360" w:hanging="216"/>
       </w:pPr>
       <w:r>
@@ -134,7 +134,7 @@
     <w:p>
       <w:pPr>
         <w:pStyle w:val="Endure-ChapterBodyText"/>
-        <w:spacing w:before="100" w:after="100"/>
+        <w:spacing w:before="100" w:after="100" w:line="240" w:lineRule="auto"/>
       </w:pPr>
       <w:r>
         <w:rPr>
@@ -166,7 +166,7 @@
     <w:p>
       <w:pPr>
         <w:pStyle w:val="Endure-ChapterBodyText"/>
-        <w:spacing w:before="100" w:after="100"/>
+        <w:spacing w:before="100" w:after="100" w:line="240" w:lineRule="auto"/>
       </w:pPr>
       <w:r>
         <w:rPr>
@@ -211,7 +211,7 @@
     <w:p>
       <w:pPr>
         <w:pStyle w:val="Endure-ChapterBodyText"/>
-        <w:spacing w:before="100" w:after="100"/>
+        <w:spacing w:before="100" w:after="100" w:line="240" w:lineRule="auto"/>
       </w:pPr>
       <w:r>
         <w:rPr>
@@ -231,20 +231,20 @@
       <w:pPr>
         <w:pStyle w:val="Endure-Subhead"/>
         <w:keepNext/>
-        <w:spacing w:before="240" w:after="60"/>
+        <w:spacing w:before="240" w:after="60" w:line="240" w:lineRule="auto"/>
         <w:outlineLvl w:val="1"/>
       </w:pPr>
       <w:r>
         <w:rPr>
           <w:sz w:val="24"/>
         </w:rPr>
-        <w:t>7.1 Verificar Conectividad SSH desde Windows</w:t>
+        <w:t>8.1 Verificar Conectividad SSH desde Windows</w:t>
       </w:r>
     </w:p>
     <w:p>
       <w:pPr>
         <w:pStyle w:val="Endure-FirstParagraphBodyText"/>
-        <w:spacing w:before="100" w:after="100"/>
+        <w:spacing w:before="100" w:after="100" w:line="240" w:lineRule="auto"/>
       </w:pPr>
       <w:r>
         <w:rPr>
@@ -405,20 +405,20 @@
       <w:pPr>
         <w:pStyle w:val="Endure-Subhead"/>
         <w:keepNext/>
-        <w:spacing w:before="160" w:after="60"/>
+        <w:spacing w:before="160" w:after="60" w:line="240" w:lineRule="auto"/>
         <w:outlineLvl w:val="2"/>
       </w:pPr>
       <w:r>
         <w:rPr>
           <w:sz w:val="22"/>
         </w:rPr>
-        <w:t>7.1.1 Configurar `ssh jetson` si no existe</w:t>
+        <w:t>8.1.1 Configurar `ssh jetson` si no existe</w:t>
       </w:r>
     </w:p>
     <w:p>
       <w:pPr>
         <w:pStyle w:val="Endure-FirstParagraphBodyText"/>
-        <w:spacing w:before="100" w:after="100"/>
+        <w:spacing w:before="100" w:after="100" w:line="240" w:lineRule="auto"/>
       </w:pPr>
       <w:r>
         <w:rPr>
@@ -543,7 +543,7 @@
     <w:p>
       <w:pPr>
         <w:pStyle w:val="Endure-ChapterBodyText"/>
-        <w:spacing w:before="100" w:after="100"/>
+        <w:spacing w:before="100" w:after="100" w:line="240" w:lineRule="auto"/>
       </w:pPr>
       <w:r>
         <w:rPr>
@@ -882,20 +882,20 @@
       <w:pPr>
         <w:pStyle w:val="Endure-Subhead"/>
         <w:keepNext/>
-        <w:spacing w:before="240" w:after="60"/>
+        <w:spacing w:before="240" w:after="60" w:line="240" w:lineRule="auto"/>
         <w:outlineLvl w:val="1"/>
       </w:pPr>
       <w:r>
         <w:rPr>
           <w:sz w:val="24"/>
         </w:rPr>
-        <w:t>7.2 VSCode Remote SSH</w:t>
+        <w:t>8.2 VSCode Remote SSH</w:t>
       </w:r>
     </w:p>
     <w:p>
       <w:pPr>
         <w:pStyle w:val="Endure-FirstParagraphBodyText"/>
-        <w:spacing w:before="100" w:after="100"/>
+        <w:spacing w:before="100" w:after="100" w:line="240" w:lineRule="auto"/>
       </w:pPr>
       <w:r>
         <w:rPr>
@@ -908,20 +908,20 @@
       <w:pPr>
         <w:pStyle w:val="Endure-Subhead"/>
         <w:keepNext/>
-        <w:spacing w:before="160" w:after="60"/>
+        <w:spacing w:before="160" w:after="60" w:line="240" w:lineRule="auto"/>
         <w:outlineLvl w:val="2"/>
       </w:pPr>
       <w:r>
         <w:rPr>
           <w:sz w:val="22"/>
         </w:rPr>
-        <w:t>7.2.1 Instalar la Extensión Remote SSH</w:t>
+        <w:t>8.2.1 Instalar la Extensión Remote SSH</w:t>
       </w:r>
     </w:p>
     <w:p>
       <w:pPr>
         <w:pStyle w:val="Endure-ChapterBodyText"/>
-        <w:spacing w:before="40" w:after="40"/>
+        <w:spacing w:before="40" w:after="40" w:line="240" w:lineRule="auto"/>
         <w:ind w:left="360" w:hanging="216"/>
       </w:pPr>
       <w:r>
@@ -940,7 +940,7 @@
     <w:p>
       <w:pPr>
         <w:pStyle w:val="Endure-ChapterBodyText"/>
-        <w:spacing w:before="40" w:after="40"/>
+        <w:spacing w:before="40" w:after="40" w:line="240" w:lineRule="auto"/>
         <w:ind w:left="360" w:hanging="216"/>
       </w:pPr>
       <w:r>
@@ -972,7 +972,7 @@
     <w:p>
       <w:pPr>
         <w:pStyle w:val="Endure-ChapterBodyText"/>
-        <w:spacing w:before="40" w:after="40"/>
+        <w:spacing w:before="40" w:after="40" w:line="240" w:lineRule="auto"/>
         <w:ind w:left="360" w:hanging="216"/>
       </w:pPr>
       <w:r>
@@ -1004,7 +1004,7 @@
     <w:p>
       <w:pPr>
         <w:pStyle w:val="Endure-ChapterBodyText"/>
-        <w:spacing w:before="40" w:after="40"/>
+        <w:spacing w:before="40" w:after="40" w:line="240" w:lineRule="auto"/>
         <w:ind w:left="360" w:hanging="216"/>
       </w:pPr>
       <w:r>
@@ -1035,7 +1035,7 @@
     <w:p>
       <w:pPr>
         <w:pStyle w:val="Endure-ChapterBodyText"/>
-        <w:spacing w:before="100" w:after="100"/>
+        <w:spacing w:before="100" w:after="100" w:line="240" w:lineRule="auto"/>
       </w:pPr>
       <w:r>
         <w:rPr>
@@ -1047,7 +1047,7 @@
     <w:p>
       <w:pPr>
         <w:pStyle w:val="Endure-ChapterBodyText"/>
-        <w:spacing w:before="40" w:after="40"/>
+        <w:spacing w:before="40" w:after="40" w:line="240" w:lineRule="auto"/>
         <w:ind w:left="360" w:hanging="216"/>
       </w:pPr>
       <w:r>
@@ -1086,7 +1086,7 @@
     <w:p>
       <w:pPr>
         <w:pStyle w:val="Endure-ChapterBodyText"/>
-        <w:spacing w:before="40" w:after="40"/>
+        <w:spacing w:before="40" w:after="40" w:line="240" w:lineRule="auto"/>
         <w:ind w:left="360" w:hanging="216"/>
       </w:pPr>
       <w:r>
@@ -1118,20 +1118,20 @@
       <w:pPr>
         <w:pStyle w:val="Endure-Subhead"/>
         <w:keepNext/>
-        <w:spacing w:before="160" w:after="60"/>
+        <w:spacing w:before="160" w:after="60" w:line="240" w:lineRule="auto"/>
         <w:outlineLvl w:val="2"/>
       </w:pPr>
       <w:r>
         <w:rPr>
           <w:sz w:val="22"/>
         </w:rPr>
-        <w:t>7.2.2 Conectar VSCode al Jetson</w:t>
+        <w:t>8.2.2 Conectar VSCode al Jetson</w:t>
       </w:r>
     </w:p>
     <w:p>
       <w:pPr>
         <w:pStyle w:val="Endure-ChapterBodyText"/>
-        <w:spacing w:before="40" w:after="40"/>
+        <w:spacing w:before="40" w:after="40" w:line="240" w:lineRule="auto"/>
         <w:ind w:left="360" w:hanging="216"/>
       </w:pPr>
       <w:r>
@@ -1170,7 +1170,7 @@
     <w:p>
       <w:pPr>
         <w:pStyle w:val="Endure-ChapterBodyText"/>
-        <w:spacing w:before="40" w:after="40"/>
+        <w:spacing w:before="40" w:after="40" w:line="240" w:lineRule="auto"/>
         <w:ind w:left="360" w:hanging="216"/>
       </w:pPr>
       <w:r>
@@ -1215,7 +1215,7 @@
     <w:p>
       <w:pPr>
         <w:pStyle w:val="Endure-ChapterBodyText"/>
-        <w:spacing w:before="40" w:after="40"/>
+        <w:spacing w:before="40" w:after="40" w:line="240" w:lineRule="auto"/>
         <w:ind w:left="360" w:hanging="216"/>
       </w:pPr>
       <w:r>
@@ -1241,7 +1241,7 @@
     <w:p>
       <w:pPr>
         <w:pStyle w:val="Endure-ChapterBodyText"/>
-        <w:spacing w:before="40" w:after="40"/>
+        <w:spacing w:before="40" w:after="40" w:line="240" w:lineRule="auto"/>
         <w:ind w:left="360" w:hanging="216"/>
       </w:pPr>
       <w:r>
@@ -1383,20 +1383,20 @@
       <w:pPr>
         <w:pStyle w:val="Endure-Subhead"/>
         <w:keepNext/>
-        <w:spacing w:before="160" w:after="60"/>
+        <w:spacing w:before="160" w:after="60" w:line="240" w:lineRule="auto"/>
         <w:outlineLvl w:val="2"/>
       </w:pPr>
       <w:r>
         <w:rPr>
           <w:sz w:val="22"/>
         </w:rPr>
-        <w:t>7.2.3 Abrir la carpeta de trabajo en el Jetson</w:t>
+        <w:t>8.2.3 Abrir la carpeta de trabajo en el Jetson</w:t>
       </w:r>
     </w:p>
     <w:p>
       <w:pPr>
         <w:pStyle w:val="Endure-FirstParagraphBodyText"/>
-        <w:spacing w:before="100" w:after="100"/>
+        <w:spacing w:before="100" w:after="100" w:line="240" w:lineRule="auto"/>
       </w:pPr>
       <w:r>
         <w:rPr>
@@ -1408,7 +1408,7 @@
     <w:p>
       <w:pPr>
         <w:pStyle w:val="Endure-ChapterBodyText"/>
-        <w:spacing w:before="40" w:after="40"/>
+        <w:spacing w:before="40" w:after="40" w:line="240" w:lineRule="auto"/>
         <w:ind w:left="360" w:hanging="216"/>
       </w:pPr>
       <w:r>
@@ -1441,7 +1441,7 @@
     <w:p>
       <w:pPr>
         <w:pStyle w:val="Endure-ChapterBodyText"/>
-        <w:spacing w:before="40" w:after="40"/>
+        <w:spacing w:before="40" w:after="40" w:line="240" w:lineRule="auto"/>
         <w:ind w:left="360" w:hanging="216"/>
       </w:pPr>
       <w:r>
@@ -1486,7 +1486,7 @@
     <w:p>
       <w:pPr>
         <w:pStyle w:val="Endure-ChapterBodyText"/>
-        <w:spacing w:before="40" w:after="40"/>
+        <w:spacing w:before="40" w:after="40" w:line="240" w:lineRule="auto"/>
         <w:ind w:left="360" w:hanging="216"/>
       </w:pPr>
       <w:r>
@@ -1517,7 +1517,7 @@
     <w:p>
       <w:pPr>
         <w:pStyle w:val="Endure-ChapterBodyText"/>
-        <w:spacing w:before="100" w:after="100"/>
+        <w:spacing w:before="100" w:after="100" w:line="240" w:lineRule="auto"/>
       </w:pPr>
       <w:r>
         <w:rPr>
@@ -1543,20 +1543,20 @@
       <w:pPr>
         <w:pStyle w:val="Endure-Subhead"/>
         <w:keepNext/>
-        <w:spacing w:before="160" w:after="60"/>
+        <w:spacing w:before="160" w:after="60" w:line="240" w:lineRule="auto"/>
         <w:outlineLvl w:val="2"/>
       </w:pPr>
       <w:r>
         <w:rPr>
           <w:sz w:val="22"/>
         </w:rPr>
-        <w:t>7.2.4 Instalar extensiones Python en el Jetson</w:t>
+        <w:t>8.2.4 Instalar extensiones Python en el Jetson</w:t>
       </w:r>
     </w:p>
     <w:p>
       <w:pPr>
         <w:pStyle w:val="Endure-FirstParagraphBodyText"/>
-        <w:spacing w:before="100" w:after="100"/>
+        <w:spacing w:before="100" w:after="100" w:line="240" w:lineRule="auto"/>
       </w:pPr>
       <w:r>
         <w:rPr>
@@ -1647,7 +1647,7 @@
     <w:p>
       <w:pPr>
         <w:pStyle w:val="Endure-ChapterBodyText"/>
-        <w:spacing w:before="100" w:after="100"/>
+        <w:spacing w:before="100" w:after="100" w:line="240" w:lineRule="auto"/>
       </w:pPr>
       <w:r>
         <w:rPr>
@@ -1673,14 +1673,14 @@
       <w:pPr>
         <w:pStyle w:val="Endure-Subhead"/>
         <w:keepNext/>
-        <w:spacing w:before="160" w:after="60"/>
+        <w:spacing w:before="160" w:after="60" w:line="240" w:lineRule="auto"/>
         <w:outlineLvl w:val="2"/>
       </w:pPr>
       <w:r>
         <w:rPr>
           <w:sz w:val="22"/>
         </w:rPr>
-        <w:t>7.2.5 Seleccionar el intérprete Python</w:t>
+        <w:t>8.2.5 Seleccionar el intérprete Python</w:t>
       </w:r>
     </w:p>
     <w:tbl>
@@ -1988,20 +1988,20 @@
       <w:pPr>
         <w:pStyle w:val="Endure-Subhead"/>
         <w:keepNext/>
-        <w:spacing w:before="160" w:after="60"/>
+        <w:spacing w:before="160" w:after="60" w:line="240" w:lineRule="auto"/>
         <w:outlineLvl w:val="2"/>
       </w:pPr>
       <w:r>
         <w:rPr>
           <w:sz w:val="22"/>
         </w:rPr>
-        <w:t>7.2.6 Ejecutar y depurar código en el Jetson</w:t>
+        <w:t>8.2.6 Ejecutar y depurar código en el Jetson</w:t>
       </w:r>
     </w:p>
     <w:p>
       <w:pPr>
         <w:pStyle w:val="Endure-FirstParagraphBodyText"/>
-        <w:spacing w:before="100" w:after="100"/>
+        <w:spacing w:before="100" w:after="100" w:line="240" w:lineRule="auto"/>
       </w:pPr>
       <w:r>
         <w:rPr>
@@ -2240,20 +2240,20 @@
       <w:pPr>
         <w:pStyle w:val="Endure-Subhead"/>
         <w:keepNext/>
-        <w:spacing w:before="240" w:after="60"/>
+        <w:spacing w:before="240" w:after="60" w:line="240" w:lineRule="auto"/>
         <w:outlineLvl w:val="1"/>
       </w:pPr>
       <w:r>
         <w:rPr>
           <w:sz w:val="24"/>
         </w:rPr>
-        <w:t>7.3 PyCharm via JetBrains Gateway</w:t>
+        <w:t>8.3 PyCharm via JetBrains Gateway</w:t>
       </w:r>
     </w:p>
     <w:p>
       <w:pPr>
         <w:pStyle w:val="Endure-FirstParagraphBodyText"/>
-        <w:spacing w:before="100" w:after="100"/>
+        <w:spacing w:before="100" w:after="100" w:line="240" w:lineRule="auto"/>
       </w:pPr>
       <w:r>
         <w:rPr>
@@ -2318,20 +2318,20 @@
       <w:pPr>
         <w:pStyle w:val="Endure-Subhead"/>
         <w:keepNext/>
-        <w:spacing w:before="160" w:after="60"/>
+        <w:spacing w:before="160" w:after="60" w:line="240" w:lineRule="auto"/>
         <w:outlineLvl w:val="2"/>
       </w:pPr>
       <w:r>
         <w:rPr>
           <w:sz w:val="22"/>
         </w:rPr>
-        <w:t>7.3.1 Instalar JetBrains Gateway en Windows</w:t>
+        <w:t>8.3.1 Instalar JetBrains Gateway en Windows</w:t>
       </w:r>
     </w:p>
     <w:p>
       <w:pPr>
         <w:pStyle w:val="Endure-ChapterBodyText"/>
-        <w:spacing w:before="40" w:after="40"/>
+        <w:spacing w:before="40" w:after="40" w:line="240" w:lineRule="auto"/>
         <w:ind w:left="360" w:hanging="216"/>
       </w:pPr>
       <w:r>
@@ -2357,7 +2357,7 @@
     <w:p>
       <w:pPr>
         <w:pStyle w:val="Endure-ChapterBodyText"/>
-        <w:spacing w:before="40" w:after="40"/>
+        <w:spacing w:before="40" w:after="40" w:line="240" w:lineRule="auto"/>
         <w:ind w:left="360" w:hanging="216"/>
       </w:pPr>
       <w:r>
@@ -2376,7 +2376,7 @@
     <w:p>
       <w:pPr>
         <w:pStyle w:val="Endure-ChapterBodyText"/>
-        <w:spacing w:before="40" w:after="40"/>
+        <w:spacing w:before="40" w:after="40" w:line="240" w:lineRule="auto"/>
         <w:ind w:left="360" w:hanging="216"/>
       </w:pPr>
       <w:r>
@@ -2408,20 +2408,20 @@
       <w:pPr>
         <w:pStyle w:val="Endure-Subhead"/>
         <w:keepNext/>
-        <w:spacing w:before="160" w:after="60"/>
+        <w:spacing w:before="160" w:after="60" w:line="240" w:lineRule="auto"/>
         <w:outlineLvl w:val="2"/>
       </w:pPr>
       <w:r>
         <w:rPr>
           <w:sz w:val="22"/>
         </w:rPr>
-        <w:t>7.3.2 Crear una conexión SSH al Jetson</w:t>
+        <w:t>8.3.2 Crear una conexión SSH al Jetson</w:t>
       </w:r>
     </w:p>
     <w:p>
       <w:pPr>
         <w:pStyle w:val="Endure-ChapterBodyText"/>
-        <w:spacing w:before="40" w:after="40"/>
+        <w:spacing w:before="40" w:after="40" w:line="240" w:lineRule="auto"/>
         <w:ind w:left="360" w:hanging="216"/>
       </w:pPr>
       <w:r>
@@ -2447,7 +2447,7 @@
     <w:p>
       <w:pPr>
         <w:pStyle w:val="Endure-ChapterBodyText"/>
-        <w:spacing w:before="40" w:after="40"/>
+        <w:spacing w:before="40" w:after="40" w:line="240" w:lineRule="auto"/>
         <w:ind w:left="360" w:hanging="216"/>
       </w:pPr>
       <w:r>
@@ -2499,7 +2499,7 @@
     <w:p>
       <w:pPr>
         <w:pStyle w:val="Endure-ChapterBodyText"/>
-        <w:spacing w:before="40" w:after="40"/>
+        <w:spacing w:before="40" w:after="40" w:line="240" w:lineRule="auto"/>
         <w:ind w:left="360" w:hanging="216"/>
       </w:pPr>
       <w:r>
@@ -2538,7 +2538,7 @@
     <w:p>
       <w:pPr>
         <w:pStyle w:val="Endure-ChapterBodyText"/>
-        <w:spacing w:before="40" w:after="40"/>
+        <w:spacing w:before="40" w:after="40" w:line="240" w:lineRule="auto"/>
         <w:ind w:left="360" w:hanging="216"/>
       </w:pPr>
       <w:r>
@@ -2653,20 +2653,20 @@
       <w:pPr>
         <w:pStyle w:val="Endure-Subhead"/>
         <w:keepNext/>
-        <w:spacing w:before="160" w:after="60"/>
+        <w:spacing w:before="160" w:after="60" w:line="240" w:lineRule="auto"/>
         <w:outlineLvl w:val="2"/>
       </w:pPr>
       <w:r>
         <w:rPr>
           <w:sz w:val="22"/>
         </w:rPr>
-        <w:t>7.3.3 Seleccionar IDE y carpeta remota</w:t>
+        <w:t>8.3.3 Seleccionar IDE y carpeta remota</w:t>
       </w:r>
     </w:p>
     <w:p>
       <w:pPr>
         <w:pStyle w:val="Endure-ChapterBodyText"/>
-        <w:spacing w:before="40" w:after="40"/>
+        <w:spacing w:before="40" w:after="40" w:line="240" w:lineRule="auto"/>
         <w:ind w:left="360" w:hanging="216"/>
       </w:pPr>
       <w:r>
@@ -2698,7 +2698,7 @@
     <w:p>
       <w:pPr>
         <w:pStyle w:val="Endure-ChapterBodyText"/>
-        <w:spacing w:before="40" w:after="40"/>
+        <w:spacing w:before="40" w:after="40" w:line="240" w:lineRule="auto"/>
         <w:ind w:left="360" w:hanging="216"/>
       </w:pPr>
       <w:r>
@@ -2717,7 +2717,7 @@
     <w:p>
       <w:pPr>
         <w:pStyle w:val="Endure-ChapterBodyText"/>
-        <w:spacing w:before="40" w:after="40"/>
+        <w:spacing w:before="40" w:after="40" w:line="240" w:lineRule="auto"/>
         <w:ind w:left="360" w:hanging="216"/>
       </w:pPr>
       <w:r>
@@ -2749,7 +2749,7 @@
     <w:p>
       <w:pPr>
         <w:pStyle w:val="Endure-ChapterBodyText"/>
-        <w:spacing w:before="40" w:after="40"/>
+        <w:spacing w:before="40" w:after="40" w:line="240" w:lineRule="auto"/>
         <w:ind w:left="360" w:hanging="216"/>
       </w:pPr>
       <w:r>
@@ -2780,7 +2780,7 @@
     <w:p>
       <w:pPr>
         <w:pStyle w:val="Endure-ChapterBodyText"/>
-        <w:spacing w:before="100" w:after="100"/>
+        <w:spacing w:before="100" w:after="100" w:line="240" w:lineRule="auto"/>
       </w:pPr>
       <w:r>
         <w:rPr>
@@ -2793,20 +2793,20 @@
       <w:pPr>
         <w:pStyle w:val="Endure-Subhead"/>
         <w:keepNext/>
-        <w:spacing w:before="160" w:after="60"/>
+        <w:spacing w:before="160" w:after="60" w:line="240" w:lineRule="auto"/>
         <w:outlineLvl w:val="2"/>
       </w:pPr>
       <w:r>
         <w:rPr>
           <w:sz w:val="22"/>
         </w:rPr>
-        <w:t>7.3.4 Configurar el intérprete Python en PyCharm</w:t>
+        <w:t>8.3.4 Configurar el intérprete Python en PyCharm</w:t>
       </w:r>
     </w:p>
     <w:p>
       <w:pPr>
         <w:pStyle w:val="Endure-ChapterBodyText"/>
-        <w:spacing w:before="40" w:after="40"/>
+        <w:spacing w:before="40" w:after="40" w:line="240" w:lineRule="auto"/>
         <w:ind w:left="360" w:hanging="216"/>
       </w:pPr>
       <w:r>
@@ -2826,7 +2826,7 @@
     <w:p>
       <w:pPr>
         <w:pStyle w:val="Endure-ChapterBodyText"/>
-        <w:spacing w:before="40" w:after="40"/>
+        <w:spacing w:before="40" w:after="40" w:line="240" w:lineRule="auto"/>
         <w:ind w:left="360" w:hanging="216"/>
       </w:pPr>
       <w:r>
@@ -2852,7 +2852,7 @@
     <w:p>
       <w:pPr>
         <w:pStyle w:val="Endure-ChapterBodyText"/>
-        <w:spacing w:before="40" w:after="40"/>
+        <w:spacing w:before="40" w:after="40" w:line="240" w:lineRule="auto"/>
         <w:ind w:left="360" w:hanging="216"/>
       </w:pPr>
       <w:r>
@@ -3063,20 +3063,20 @@
       <w:pPr>
         <w:pStyle w:val="Endure-Subhead"/>
         <w:keepNext/>
-        <w:spacing w:before="240" w:after="60"/>
+        <w:spacing w:before="240" w:after="60" w:line="240" w:lineRule="auto"/>
         <w:outlineLvl w:val="1"/>
       </w:pPr>
       <w:r>
         <w:rPr>
           <w:sz w:val="24"/>
         </w:rPr>
-        <w:t>7.4 Transferencia de Archivos: SCP y rsync</w:t>
+        <w:t>8.4 Transferencia de Archivos: SCP y rsync</w:t>
       </w:r>
     </w:p>
     <w:p>
       <w:pPr>
         <w:pStyle w:val="Endure-FirstParagraphBodyText"/>
-        <w:spacing w:before="100" w:after="100"/>
+        <w:spacing w:before="100" w:after="100" w:line="240" w:lineRule="auto"/>
       </w:pPr>
       <w:r>
         <w:rPr>
@@ -3089,14 +3089,14 @@
       <w:pPr>
         <w:pStyle w:val="Endure-Subhead"/>
         <w:keepNext/>
-        <w:spacing w:before="160" w:after="60"/>
+        <w:spacing w:before="160" w:after="60" w:line="240" w:lineRule="auto"/>
         <w:outlineLvl w:val="2"/>
       </w:pPr>
       <w:r>
         <w:rPr>
           <w:sz w:val="22"/>
         </w:rPr>
-        <w:t>7.4.1 Copiar archivos desde Windows al Jetson</w:t>
+        <w:t>8.4.1 Copiar archivos desde Windows al Jetson</w:t>
       </w:r>
     </w:p>
     <w:tbl>
@@ -3267,14 +3267,14 @@
       <w:pPr>
         <w:pStyle w:val="Endure-Subhead"/>
         <w:keepNext/>
-        <w:spacing w:before="160" w:after="60"/>
+        <w:spacing w:before="160" w:after="60" w:line="240" w:lineRule="auto"/>
         <w:outlineLvl w:val="2"/>
       </w:pPr>
       <w:r>
         <w:rPr>
           <w:sz w:val="22"/>
         </w:rPr>
-        <w:t>7.4.2 Descargar archivos del Jetson a Windows</w:t>
+        <w:t>8.4.2 Descargar archivos del Jetson a Windows</w:t>
       </w:r>
     </w:p>
     <w:tbl>
@@ -3511,20 +3511,20 @@
       <w:pPr>
         <w:pStyle w:val="Endure-Subhead"/>
         <w:keepNext/>
-        <w:spacing w:before="160" w:after="60"/>
+        <w:spacing w:before="160" w:after="60" w:line="240" w:lineRule="auto"/>
         <w:outlineLvl w:val="2"/>
       </w:pPr>
       <w:r>
         <w:rPr>
           <w:sz w:val="22"/>
         </w:rPr>
-        <w:t>7.4.3 Sincronización eficiente con rsync</w:t>
+        <w:t>8.4.3 Sincronización eficiente con rsync</w:t>
       </w:r>
     </w:p>
     <w:p>
       <w:pPr>
         <w:pStyle w:val="Endure-FirstParagraphBodyText"/>
-        <w:spacing w:before="100" w:after="100"/>
+        <w:spacing w:before="100" w:after="100" w:line="240" w:lineRule="auto"/>
       </w:pPr>
       <w:r>
         <w:rPr>
@@ -3798,20 +3798,20 @@
       <w:pPr>
         <w:pStyle w:val="Endure-Subhead"/>
         <w:keepNext/>
-        <w:spacing w:before="240" w:after="60"/>
+        <w:spacing w:before="240" w:after="60" w:line="240" w:lineRule="auto"/>
         <w:outlineLvl w:val="1"/>
       </w:pPr>
       <w:r>
         <w:rPr>
           <w:sz w:val="24"/>
         </w:rPr>
-        <w:t>7.5 SSH Tunnels — Acceso a Servicios del Jetson desde Windows</w:t>
+        <w:t>8.5 SSH Tunnels — Acceso a Servicios del Jetson desde Windows</w:t>
       </w:r>
     </w:p>
     <w:p>
       <w:pPr>
         <w:pStyle w:val="Endure-FirstParagraphBodyText"/>
-        <w:spacing w:before="100" w:after="100"/>
+        <w:spacing w:before="100" w:after="100" w:line="240" w:lineRule="auto"/>
       </w:pPr>
       <w:r>
         <w:rPr>
@@ -3824,14 +3824,14 @@
       <w:pPr>
         <w:pStyle w:val="Endure-Subhead"/>
         <w:keepNext/>
-        <w:spacing w:before="160" w:after="60"/>
+        <w:spacing w:before="160" w:after="60" w:line="240" w:lineRule="auto"/>
         <w:outlineLvl w:val="2"/>
       </w:pPr>
       <w:r>
         <w:rPr>
           <w:sz w:val="22"/>
         </w:rPr>
-        <w:t>7.5.1 ¿Para qué sirven?</w:t>
+        <w:t>8.5.1 ¿Para qué sirven?</w:t>
       </w:r>
     </w:p>
     <w:tbl>
@@ -3870,7 +3870,7 @@
           </w:tcPr>
           <w:p>
             <w:pPr>
-              <w:spacing w:before="0" w:after="0"/>
+              <w:spacing w:before="0" w:after="0" w:line="240" w:lineRule="auto"/>
               <w:jc w:val="center"/>
             </w:pPr>
             <w:r>
@@ -3903,7 +3903,7 @@
           </w:tcPr>
           <w:p>
             <w:pPr>
-              <w:spacing w:before="0" w:after="0"/>
+              <w:spacing w:before="0" w:after="0" w:line="240" w:lineRule="auto"/>
               <w:jc w:val="center"/>
             </w:pPr>
             <w:r>
@@ -3936,7 +3936,7 @@
           </w:tcPr>
           <w:p>
             <w:pPr>
-              <w:spacing w:before="0" w:after="0"/>
+              <w:spacing w:before="0" w:after="0" w:line="240" w:lineRule="auto"/>
               <w:jc w:val="center"/>
             </w:pPr>
             <w:r>
@@ -3974,7 +3974,7 @@
           </w:tcPr>
           <w:p>
             <w:pPr>
-              <w:spacing w:before="0" w:after="0"/>
+              <w:spacing w:before="0" w:after="0" w:line="240" w:lineRule="auto"/>
               <w:jc w:val="center"/>
             </w:pPr>
             <w:r>
@@ -4005,7 +4005,7 @@
           </w:tcPr>
           <w:p>
             <w:pPr>
-              <w:spacing w:before="0" w:after="0"/>
+              <w:spacing w:before="0" w:after="0" w:line="240" w:lineRule="auto"/>
               <w:jc w:val="center"/>
             </w:pPr>
             <w:r>
@@ -4036,7 +4036,7 @@
           </w:tcPr>
           <w:p>
             <w:pPr>
-              <w:spacing w:before="0" w:after="0"/>
+              <w:spacing w:before="0" w:after="0" w:line="240" w:lineRule="auto"/>
               <w:jc w:val="both"/>
             </w:pPr>
             <w:r>
@@ -4072,7 +4072,7 @@
           </w:tcPr>
           <w:p>
             <w:pPr>
-              <w:spacing w:before="0" w:after="0"/>
+              <w:spacing w:before="0" w:after="0" w:line="240" w:lineRule="auto"/>
               <w:jc w:val="center"/>
             </w:pPr>
             <w:r>
@@ -4103,7 +4103,7 @@
           </w:tcPr>
           <w:p>
             <w:pPr>
-              <w:spacing w:before="0" w:after="0"/>
+              <w:spacing w:before="0" w:after="0" w:line="240" w:lineRule="auto"/>
               <w:jc w:val="center"/>
             </w:pPr>
             <w:r>
@@ -4134,7 +4134,7 @@
           </w:tcPr>
           <w:p>
             <w:pPr>
-              <w:spacing w:before="0" w:after="0"/>
+              <w:spacing w:before="0" w:after="0" w:line="240" w:lineRule="auto"/>
               <w:jc w:val="both"/>
             </w:pPr>
             <w:r>
@@ -4170,7 +4170,7 @@
           </w:tcPr>
           <w:p>
             <w:pPr>
-              <w:spacing w:before="0" w:after="0"/>
+              <w:spacing w:before="0" w:after="0" w:line="240" w:lineRule="auto"/>
               <w:jc w:val="center"/>
             </w:pPr>
             <w:r>
@@ -4201,7 +4201,7 @@
           </w:tcPr>
           <w:p>
             <w:pPr>
-              <w:spacing w:before="0" w:after="0"/>
+              <w:spacing w:before="0" w:after="0" w:line="240" w:lineRule="auto"/>
               <w:jc w:val="center"/>
             </w:pPr>
             <w:r>
@@ -4232,7 +4232,7 @@
           </w:tcPr>
           <w:p>
             <w:pPr>
-              <w:spacing w:before="0" w:after="0"/>
+              <w:spacing w:before="0" w:after="0" w:line="240" w:lineRule="auto"/>
               <w:jc w:val="center"/>
             </w:pPr>
             <w:r>
@@ -4268,7 +4268,7 @@
           </w:tcPr>
           <w:p>
             <w:pPr>
-              <w:spacing w:before="0" w:after="0"/>
+              <w:spacing w:before="0" w:after="0" w:line="240" w:lineRule="auto"/>
               <w:jc w:val="center"/>
             </w:pPr>
             <w:r>
@@ -4299,7 +4299,7 @@
           </w:tcPr>
           <w:p>
             <w:pPr>
-              <w:spacing w:before="0" w:after="0"/>
+              <w:spacing w:before="0" w:after="0" w:line="240" w:lineRule="auto"/>
               <w:jc w:val="center"/>
             </w:pPr>
             <w:r>
@@ -4330,7 +4330,7 @@
           </w:tcPr>
           <w:p>
             <w:pPr>
-              <w:spacing w:before="0" w:after="0"/>
+              <w:spacing w:before="0" w:after="0" w:line="240" w:lineRule="auto"/>
               <w:jc w:val="center"/>
             </w:pPr>
             <w:r>
@@ -4366,7 +4366,7 @@
           </w:tcPr>
           <w:p>
             <w:pPr>
-              <w:spacing w:before="0" w:after="0"/>
+              <w:spacing w:before="0" w:after="0" w:line="240" w:lineRule="auto"/>
               <w:jc w:val="center"/>
             </w:pPr>
             <w:r>
@@ -4397,7 +4397,7 @@
           </w:tcPr>
           <w:p>
             <w:pPr>
-              <w:spacing w:before="0" w:after="0"/>
+              <w:spacing w:before="0" w:after="0" w:line="240" w:lineRule="auto"/>
               <w:jc w:val="center"/>
             </w:pPr>
             <w:r>
@@ -4428,7 +4428,7 @@
           </w:tcPr>
           <w:p>
             <w:pPr>
-              <w:spacing w:before="0" w:after="0"/>
+              <w:spacing w:before="0" w:after="0" w:line="240" w:lineRule="auto"/>
               <w:jc w:val="both"/>
             </w:pPr>
             <w:r>
@@ -4464,7 +4464,7 @@
           </w:tcPr>
           <w:p>
             <w:pPr>
-              <w:spacing w:before="0" w:after="0"/>
+              <w:spacing w:before="0" w:after="0" w:line="240" w:lineRule="auto"/>
               <w:jc w:val="center"/>
             </w:pPr>
             <w:r>
@@ -4495,7 +4495,7 @@
           </w:tcPr>
           <w:p>
             <w:pPr>
-              <w:spacing w:before="0" w:after="0"/>
+              <w:spacing w:before="0" w:after="0" w:line="240" w:lineRule="auto"/>
               <w:jc w:val="center"/>
             </w:pPr>
             <w:r>
@@ -4526,7 +4526,7 @@
           </w:tcPr>
           <w:p>
             <w:pPr>
-              <w:spacing w:before="0" w:after="0"/>
+              <w:spacing w:before="0" w:after="0" w:line="240" w:lineRule="auto"/>
               <w:jc w:val="center"/>
             </w:pPr>
             <w:r>
@@ -4562,7 +4562,7 @@
           </w:tcPr>
           <w:p>
             <w:pPr>
-              <w:spacing w:before="0" w:after="0"/>
+              <w:spacing w:before="0" w:after="0" w:line="240" w:lineRule="auto"/>
               <w:jc w:val="center"/>
             </w:pPr>
             <w:r>
@@ -4593,7 +4593,7 @@
           </w:tcPr>
           <w:p>
             <w:pPr>
-              <w:spacing w:before="0" w:after="0"/>
+              <w:spacing w:before="0" w:after="0" w:line="240" w:lineRule="auto"/>
               <w:jc w:val="center"/>
             </w:pPr>
             <w:r>
@@ -4624,7 +4624,7 @@
           </w:tcPr>
           <w:p>
             <w:pPr>
-              <w:spacing w:before="0" w:after="0"/>
+              <w:spacing w:before="0" w:after="0" w:line="240" w:lineRule="auto"/>
               <w:jc w:val="center"/>
             </w:pPr>
             <w:r>
@@ -4646,14 +4646,14 @@
       <w:pPr>
         <w:pStyle w:val="Endure-Subhead"/>
         <w:keepNext/>
-        <w:spacing w:before="160" w:after="60"/>
+        <w:spacing w:before="160" w:after="60" w:line="240" w:lineRule="auto"/>
         <w:outlineLvl w:val="2"/>
       </w:pPr>
       <w:r>
         <w:rPr>
           <w:sz w:val="22"/>
         </w:rPr>
-        <w:t>7.5.2 Tunnel simple (un solo puerto)</w:t>
+        <w:t>8.5.2 Tunnel simple (un solo puerto)</w:t>
       </w:r>
     </w:p>
     <w:tbl>
@@ -5013,14 +5013,14 @@
       <w:pPr>
         <w:pStyle w:val="Endure-Subhead"/>
         <w:keepNext/>
-        <w:spacing w:before="160" w:after="60"/>
+        <w:spacing w:before="160" w:after="60" w:line="240" w:lineRule="auto"/>
         <w:outlineLvl w:val="2"/>
       </w:pPr>
       <w:r>
         <w:rPr>
           <w:sz w:val="22"/>
         </w:rPr>
-        <w:t>7.5.3 Tunnel multi-puerto (todos los servicios a la vez)</w:t>
+        <w:t>8.5.3 Tunnel multi-puerto (todos los servicios a la vez)</w:t>
       </w:r>
     </w:p>
     <w:tbl>
@@ -5211,20 +5211,20 @@
       <w:pPr>
         <w:pStyle w:val="Endure-Subhead"/>
         <w:keepNext/>
-        <w:spacing w:before="160" w:after="60"/>
+        <w:spacing w:before="160" w:after="60" w:line="240" w:lineRule="auto"/>
         <w:outlineLvl w:val="2"/>
       </w:pPr>
       <w:r>
         <w:rPr>
           <w:sz w:val="22"/>
         </w:rPr>
-        <w:t>7.5.4 Tunnel permanente con ~/.ssh/config</w:t>
+        <w:t>8.5.4 Tunnel permanente con ~/.ssh/config</w:t>
       </w:r>
     </w:p>
     <w:p>
       <w:pPr>
         <w:pStyle w:val="Endure-FirstParagraphBodyText"/>
-        <w:spacing w:before="100" w:after="100"/>
+        <w:spacing w:before="100" w:after="100" w:line="240" w:lineRule="auto"/>
       </w:pPr>
       <w:r>
         <w:rPr>
@@ -5552,20 +5552,20 @@
       <w:pPr>
         <w:pStyle w:val="Endure-Subhead"/>
         <w:keepNext/>
-        <w:spacing w:before="160" w:after="60"/>
+        <w:spacing w:before="160" w:after="60" w:line="240" w:lineRule="auto"/>
         <w:outlineLvl w:val="2"/>
       </w:pPr>
       <w:r>
         <w:rPr>
           <w:sz w:val="22"/>
         </w:rPr>
-        <w:t>7.5.5 JupyterLab via SSH tunnel</w:t>
+        <w:t>8.5.5 JupyterLab via SSH tunnel</w:t>
       </w:r>
     </w:p>
     <w:p>
       <w:pPr>
         <w:pStyle w:val="Endure-FirstParagraphBodyText"/>
-        <w:spacing w:before="100" w:after="100"/>
+        <w:spacing w:before="100" w:after="100" w:line="240" w:lineRule="auto"/>
       </w:pPr>
       <w:r>
         <w:rPr>
@@ -5972,21 +5972,21 @@
       <w:pPr>
         <w:pStyle w:val="Endure-Subhead"/>
         <w:keepNext/>
-        <w:spacing w:before="240" w:after="60"/>
+        <w:spacing w:before="240" w:after="60" w:line="240" w:lineRule="auto"/>
         <w:outlineLvl w:val="1"/>
       </w:pPr>
       <w:r>
         <w:rPr>
           <w:sz w:val="24"/>
         </w:rPr>
-        <w:t>7.6 Flujo de Trabajo Típico con IDE Remoto</w:t>
+        <w:t>8.6 Flujo de Trabajo Típico con IDE Remoto</w:t>
       </w:r>
     </w:p>
     <w:p>
       <w:pPr>
         <w:pStyle w:val="Endure-Subhead"/>
         <w:keepNext/>
-        <w:spacing w:before="160" w:after="60"/>
+        <w:spacing w:before="160" w:after="60" w:line="240" w:lineRule="auto"/>
         <w:outlineLvl w:val="2"/>
       </w:pPr>
       <w:r>
@@ -6151,7 +6151,7 @@
       <w:pPr>
         <w:pStyle w:val="Endure-Subhead"/>
         <w:keepNext/>
-        <w:spacing w:before="160" w:after="60"/>
+        <w:spacing w:before="160" w:after="60" w:line="240" w:lineRule="auto"/>
         <w:outlineLvl w:val="2"/>
       </w:pPr>
       <w:r>
@@ -6299,20 +6299,20 @@
       <w:pPr>
         <w:pStyle w:val="Endure-Subhead"/>
         <w:keepNext/>
-        <w:spacing w:before="240" w:after="60"/>
+        <w:spacing w:before="240" w:after="60" w:line="240" w:lineRule="auto"/>
         <w:outlineLvl w:val="1"/>
       </w:pPr>
       <w:r>
         <w:rPr>
           <w:sz w:val="24"/>
         </w:rPr>
-        <w:t>7.7 Aliases para Desarrollo Remoto</w:t>
+        <w:t>8.7 Aliases para Desarrollo Remoto</w:t>
       </w:r>
     </w:p>
     <w:p>
       <w:pPr>
         <w:pStyle w:val="Endure-FirstParagraphBodyText"/>
-        <w:spacing w:before="100" w:after="100"/>
+        <w:spacing w:before="100" w:after="100" w:line="240" w:lineRule="auto"/>
       </w:pPr>
       <w:r>
         <w:rPr>
@@ -6685,21 +6685,21 @@
       <w:pPr>
         <w:pStyle w:val="Endure-Subhead"/>
         <w:keepNext/>
-        <w:spacing w:before="240" w:after="60"/>
+        <w:spacing w:before="240" w:after="60" w:line="240" w:lineRule="auto"/>
         <w:outlineLvl w:val="1"/>
       </w:pPr>
       <w:r>
         <w:rPr>
           <w:sz w:val="24"/>
         </w:rPr>
-        <w:t>7.8 Errores Frecuentes</w:t>
+        <w:t>8.8 Errores Frecuentes</w:t>
       </w:r>
     </w:p>
     <w:p>
       <w:pPr>
         <w:pStyle w:val="Endure-Subhead"/>
         <w:keepNext/>
-        <w:spacing w:before="160" w:after="60"/>
+        <w:spacing w:before="160" w:after="60" w:line="240" w:lineRule="auto"/>
         <w:outlineLvl w:val="2"/>
       </w:pPr>
       <w:r>
@@ -6892,7 +6892,7 @@
       <w:pPr>
         <w:pStyle w:val="Endure-Subhead"/>
         <w:keepNext/>
-        <w:spacing w:before="160" w:after="60"/>
+        <w:spacing w:before="160" w:after="60" w:line="240" w:lineRule="auto"/>
         <w:outlineLvl w:val="2"/>
       </w:pPr>
       <w:r>
@@ -7053,7 +7053,7 @@
       <w:pPr>
         <w:pStyle w:val="Endure-Subhead"/>
         <w:keepNext/>
-        <w:spacing w:before="160" w:after="60"/>
+        <w:spacing w:before="160" w:after="60" w:line="240" w:lineRule="auto"/>
         <w:outlineLvl w:val="2"/>
       </w:pPr>
       <w:r>
@@ -7197,7 +7197,7 @@
       <w:pPr>
         <w:pStyle w:val="Endure-Subhead"/>
         <w:keepNext/>
-        <w:spacing w:before="160" w:after="60"/>
+        <w:spacing w:before="160" w:after="60" w:line="240" w:lineRule="auto"/>
         <w:outlineLvl w:val="2"/>
       </w:pPr>
       <w:r>
@@ -7326,14 +7326,14 @@
       <w:pPr>
         <w:pStyle w:val="Endure-Subhead"/>
         <w:keepNext/>
-        <w:spacing w:before="240" w:after="60"/>
+        <w:spacing w:before="240" w:after="60" w:line="240" w:lineRule="auto"/>
         <w:outlineLvl w:val="1"/>
       </w:pPr>
       <w:r>
         <w:rPr>
           <w:sz w:val="24"/>
         </w:rPr>
-        <w:t>7.9 Verificación Final del Capítulo</w:t>
+        <w:t>8.9 Verificación Final del Capítulo</w:t>
       </w:r>
     </w:p>
     <w:tbl>
@@ -7822,6 +7822,11 @@
     </w:p>
     <w:sectPr>
       <w:footerReference w:type="first" r:id="rId43"/>
+      <w:headerReference w:type="default" r:id="rId46"/>
+      <w:footerReference w:type="default" r:id="rId47"/>
+      <w:headerReference w:type="even" r:id="rId48"/>
+      <w:footerReference w:type="even" r:id="rId49"/>
+      <w:headerReference w:type="first" r:id="rId50"/>
       <w:type w:val="nextColumn"/>
       <w:pgSz w:w="10080" w:h="14400"/>
       <w:pgMar w:top="794" w:right="851" w:bottom="794" w:left="1077" w:header="454" w:footer="454" w:gutter="0"/>
@@ -9062,6 +9067,26 @@
       </w:rPr>
       <w:fldChar w:fldCharType="end"/>
     </w:r>
+  </w:p>
+</w:ftr>
+</file>
+
+<file path=word/footer34.xml><?xml version="1.0" encoding="utf-8"?>
+<w:ftr xmlns:m="http://schemas.openxmlformats.org/officeDocument/2006/math" xmlns:mc="http://schemas.openxmlformats.org/markup-compatibility/2006" xmlns:mo="http://schemas.microsoft.com/office/mac/office/2008/main" xmlns:mv="urn:schemas-microsoft-com:mac:vml" xmlns:o="urn:schemas-microsoft-com:office:office" xmlns:r="http://schemas.openxmlformats.org/officeDocument/2006/relationships" xmlns:v="urn:schemas-microsoft-com:vml" xmlns:w10="urn:schemas-microsoft-com:office:word" xmlns:w14="http://schemas.microsoft.com/office/word/2010/wordml" xmlns:w="http://schemas.openxmlformats.org/wordprocessingml/2006/main" xmlns:wne="http://schemas.microsoft.com/office/word/2006/wordml" xmlns:wp14="http://schemas.microsoft.com/office/word/2010/wordprocessingDrawing" xmlns:wp="http://schemas.openxmlformats.org/drawingml/2006/wordprocessingDrawing" xmlns:wpc="http://schemas.microsoft.com/office/word/2010/wordprocessingCanvas" xmlns:wpg="http://schemas.microsoft.com/office/word/2010/wordprocessingGroup" xmlns:wpi="http://schemas.microsoft.com/office/word/2010/wordprocessingInk" xmlns:wps="http://schemas.microsoft.com/office/word/2010/wordprocessingShape" mc:Ignorable="w14 wp14">
+  <w:p>
+    <w:pPr>
+      <w:pStyle w:val="Footer"/>
+    </w:pPr>
+  </w:p>
+</w:ftr>
+</file>
+
+<file path=word/footer35.xml><?xml version="1.0" encoding="utf-8"?>
+<w:ftr xmlns:m="http://schemas.openxmlformats.org/officeDocument/2006/math" xmlns:mc="http://schemas.openxmlformats.org/markup-compatibility/2006" xmlns:mo="http://schemas.microsoft.com/office/mac/office/2008/main" xmlns:mv="urn:schemas-microsoft-com:mac:vml" xmlns:o="urn:schemas-microsoft-com:office:office" xmlns:r="http://schemas.openxmlformats.org/officeDocument/2006/relationships" xmlns:v="urn:schemas-microsoft-com:vml" xmlns:w10="urn:schemas-microsoft-com:office:word" xmlns:w14="http://schemas.microsoft.com/office/word/2010/wordml" xmlns:w="http://schemas.openxmlformats.org/wordprocessingml/2006/main" xmlns:wne="http://schemas.microsoft.com/office/word/2006/wordml" xmlns:wp14="http://schemas.microsoft.com/office/word/2010/wordprocessingDrawing" xmlns:wp="http://schemas.openxmlformats.org/drawingml/2006/wordprocessingDrawing" xmlns:wpc="http://schemas.microsoft.com/office/word/2010/wordprocessingCanvas" xmlns:wpg="http://schemas.microsoft.com/office/word/2010/wordprocessingGroup" xmlns:wpi="http://schemas.microsoft.com/office/word/2010/wordprocessingInk" xmlns:wps="http://schemas.microsoft.com/office/word/2010/wordprocessingShape" mc:Ignorable="w14 wp14">
+  <w:p>
+    <w:pPr>
+      <w:pStyle w:val="Footer"/>
+    </w:pPr>
   </w:p>
 </w:ftr>
 </file>
@@ -9323,6 +9348,36 @@
     <w:r>
       <w:t>TÍTULO DEL LIBRO</w:t>
     </w:r>
+  </w:p>
+</w:hdr>
+</file>
+
+<file path=word/header3.xml><?xml version="1.0" encoding="utf-8"?>
+<w:hdr xmlns:m="http://schemas.openxmlformats.org/officeDocument/2006/math" xmlns:mc="http://schemas.openxmlformats.org/markup-compatibility/2006" xmlns:mo="http://schemas.microsoft.com/office/mac/office/2008/main" xmlns:mv="urn:schemas-microsoft-com:mac:vml" xmlns:o="urn:schemas-microsoft-com:office:office" xmlns:r="http://schemas.openxmlformats.org/officeDocument/2006/relationships" xmlns:v="urn:schemas-microsoft-com:vml" xmlns:w10="urn:schemas-microsoft-com:office:word" xmlns:w14="http://schemas.microsoft.com/office/word/2010/wordml" xmlns:w="http://schemas.openxmlformats.org/wordprocessingml/2006/main" xmlns:wne="http://schemas.microsoft.com/office/word/2006/wordml" xmlns:wp14="http://schemas.microsoft.com/office/word/2010/wordprocessingDrawing" xmlns:wp="http://schemas.openxmlformats.org/drawingml/2006/wordprocessingDrawing" xmlns:wpc="http://schemas.microsoft.com/office/word/2010/wordprocessingCanvas" xmlns:wpg="http://schemas.microsoft.com/office/word/2010/wordprocessingGroup" xmlns:wpi="http://schemas.microsoft.com/office/word/2010/wordprocessingInk" xmlns:wps="http://schemas.microsoft.com/office/word/2010/wordprocessingShape" mc:Ignorable="w14 wp14">
+  <w:p>
+    <w:pPr>
+      <w:pStyle w:val="Header"/>
+    </w:pPr>
+  </w:p>
+</w:hdr>
+</file>
+
+<file path=word/header4.xml><?xml version="1.0" encoding="utf-8"?>
+<w:hdr xmlns:m="http://schemas.openxmlformats.org/officeDocument/2006/math" xmlns:mc="http://schemas.openxmlformats.org/markup-compatibility/2006" xmlns:mo="http://schemas.microsoft.com/office/mac/office/2008/main" xmlns:mv="urn:schemas-microsoft-com:mac:vml" xmlns:o="urn:schemas-microsoft-com:office:office" xmlns:r="http://schemas.openxmlformats.org/officeDocument/2006/relationships" xmlns:v="urn:schemas-microsoft-com:vml" xmlns:w10="urn:schemas-microsoft-com:office:word" xmlns:w14="http://schemas.microsoft.com/office/word/2010/wordml" xmlns:w="http://schemas.openxmlformats.org/wordprocessingml/2006/main" xmlns:wne="http://schemas.microsoft.com/office/word/2006/wordml" xmlns:wp14="http://schemas.microsoft.com/office/word/2010/wordprocessingDrawing" xmlns:wp="http://schemas.openxmlformats.org/drawingml/2006/wordprocessingDrawing" xmlns:wpc="http://schemas.microsoft.com/office/word/2010/wordprocessingCanvas" xmlns:wpg="http://schemas.microsoft.com/office/word/2010/wordprocessingGroup" xmlns:wpi="http://schemas.microsoft.com/office/word/2010/wordprocessingInk" xmlns:wps="http://schemas.microsoft.com/office/word/2010/wordprocessingShape" mc:Ignorable="w14 wp14">
+  <w:p>
+    <w:pPr>
+      <w:pStyle w:val="Header"/>
+    </w:pPr>
+  </w:p>
+</w:hdr>
+</file>
+
+<file path=word/header5.xml><?xml version="1.0" encoding="utf-8"?>
+<w:hdr xmlns:m="http://schemas.openxmlformats.org/officeDocument/2006/math" xmlns:mc="http://schemas.openxmlformats.org/markup-compatibility/2006" xmlns:mo="http://schemas.microsoft.com/office/mac/office/2008/main" xmlns:mv="urn:schemas-microsoft-com:mac:vml" xmlns:o="urn:schemas-microsoft-com:office:office" xmlns:r="http://schemas.openxmlformats.org/officeDocument/2006/relationships" xmlns:v="urn:schemas-microsoft-com:vml" xmlns:w10="urn:schemas-microsoft-com:office:word" xmlns:w14="http://schemas.microsoft.com/office/word/2010/wordml" xmlns:w="http://schemas.openxmlformats.org/wordprocessingml/2006/main" xmlns:wne="http://schemas.microsoft.com/office/word/2006/wordml" xmlns:wp14="http://schemas.microsoft.com/office/word/2010/wordprocessingDrawing" xmlns:wp="http://schemas.openxmlformats.org/drawingml/2006/wordprocessingDrawing" xmlns:wpc="http://schemas.microsoft.com/office/word/2010/wordprocessingCanvas" xmlns:wpg="http://schemas.microsoft.com/office/word/2010/wordprocessingGroup" xmlns:wpi="http://schemas.microsoft.com/office/word/2010/wordprocessingInk" xmlns:wps="http://schemas.microsoft.com/office/word/2010/wordprocessingShape" mc:Ignorable="w14 wp14">
+  <w:p>
+    <w:pPr>
+      <w:pStyle w:val="Header"/>
+    </w:pPr>
   </w:p>
 </w:hdr>
 </file>
